--- a/internal_doc/05.测试设计/story/sequoia-S3/Story-SequoiaDB兼容AmazonS3接口_Ceph接口适配测试设计.docx
+++ b/internal_doc/05.测试设计/story/sequoia-S3/Story-SequoiaDB兼容AmazonS3接口_Ceph接口适配测试设计.docx
@@ -20,7 +20,7 @@
           <w:i/>
         </w:rPr>
       </w:pPr>
-      <w:bookmarkStart w:id="0" w:name="_Toc11275342"/>
+      <w:bookmarkStart w:id="0" w:name="_Toc11688771"/>
       <w:r>
         <w:rPr>
           <w:rFonts w:ascii="Arial" w:hAnsi="Arial" w:cs="Arial"/>
@@ -803,6 +803,12 @@
                 <w:rFonts w:cs="Arial"/>
               </w:rPr>
             </w:pPr>
+            <w:r>
+              <w:rPr>
+                <w:rFonts w:cs="Arial" w:hint="eastAsia"/>
+              </w:rPr>
+              <w:t>2019-06-17</w:t>
+            </w:r>
           </w:p>
         </w:tc>
         <w:tc>
@@ -823,6 +829,12 @@
                 <w:rFonts w:cs="Arial"/>
               </w:rPr>
             </w:pPr>
+            <w:r>
+              <w:rPr>
+                <w:rFonts w:cs="Arial" w:hint="eastAsia"/>
+              </w:rPr>
+              <w:t>2.0</w:t>
+            </w:r>
           </w:p>
         </w:tc>
         <w:tc>
@@ -843,6 +855,36 @@
                 <w:rFonts w:cs="Arial"/>
               </w:rPr>
             </w:pPr>
+            <w:r>
+              <w:rPr>
+                <w:rFonts w:cs="Arial" w:hint="eastAsia"/>
+              </w:rPr>
+              <w:t>二稿完成，新增部分配置校验以及</w:t>
+            </w:r>
+            <w:r>
+              <w:rPr>
+                <w:rFonts w:cs="Arial" w:hint="eastAsia"/>
+              </w:rPr>
+              <w:t>支持</w:t>
+            </w:r>
+            <w:r>
+              <w:rPr>
+                <w:rFonts w:cs="Arial" w:hint="eastAsia"/>
+              </w:rPr>
+              <w:t>chunk</w:t>
+            </w:r>
+            <w:r>
+              <w:rPr>
+                <w:rFonts w:cs="Arial" w:hint="eastAsia"/>
+              </w:rPr>
+              <w:t>解码</w:t>
+            </w:r>
+            <w:r>
+              <w:rPr>
+                <w:rFonts w:cs="Arial" w:hint="eastAsia"/>
+              </w:rPr>
+              <w:t>即校验</w:t>
+            </w:r>
           </w:p>
         </w:tc>
         <w:tc>
@@ -863,6 +905,12 @@
                 <w:rFonts w:cs="Arial"/>
               </w:rPr>
             </w:pPr>
+            <w:r>
+              <w:rPr>
+                <w:rFonts w:cs="Arial" w:hint="eastAsia"/>
+              </w:rPr>
+              <w:t>王可心</w:t>
+            </w:r>
           </w:p>
         </w:tc>
       </w:tr>
@@ -1252,7 +1300,7 @@
               <w:szCs w:val="22"/>
             </w:rPr>
           </w:pPr>
-          <w:hyperlink w:anchor="_Toc11275342" w:history="1">
+          <w:hyperlink w:anchor="_Toc11688771" w:history="1">
             <w:r>
               <w:rPr>
                 <w:rStyle w:val="Hyperlink"/>
@@ -1290,7 +1338,7 @@
                 <w:noProof/>
                 <w:webHidden/>
               </w:rPr>
-              <w:instrText xml:space="preserve"> PAGEREF _Toc11275342 \h </w:instrText>
+              <w:instrText xml:space="preserve"> PAGEREF _Toc11688771 \h </w:instrText>
             </w:r>
             <w:r>
               <w:rPr>
@@ -1336,7 +1384,7 @@
               <w:szCs w:val="22"/>
             </w:rPr>
           </w:pPr>
-          <w:hyperlink w:anchor="_Toc11275343" w:history="1">
+          <w:hyperlink w:anchor="_Toc11688772" w:history="1">
             <w:r>
               <w:rPr>
                 <w:rStyle w:val="Hyperlink"/>
@@ -1382,7 +1430,7 @@
                 <w:noProof/>
                 <w:webHidden/>
               </w:rPr>
-              <w:instrText xml:space="preserve"> PAGEREF _Toc11275343 \h </w:instrText>
+              <w:instrText xml:space="preserve"> PAGEREF _Toc11688772 \h </w:instrText>
             </w:r>
             <w:r>
               <w:rPr>
@@ -1428,7 +1476,7 @@
               <w:szCs w:val="22"/>
             </w:rPr>
           </w:pPr>
-          <w:hyperlink w:anchor="_Toc11275344" w:history="1">
+          <w:hyperlink w:anchor="_Toc11688773" w:history="1">
             <w:r>
               <w:rPr>
                 <w:rStyle w:val="Hyperlink"/>
@@ -1474,7 +1522,7 @@
                 <w:noProof/>
                 <w:webHidden/>
               </w:rPr>
-              <w:instrText xml:space="preserve"> PAGEREF _Toc11275344 \h </w:instrText>
+              <w:instrText xml:space="preserve"> PAGEREF _Toc11688773 \h </w:instrText>
             </w:r>
             <w:r>
               <w:rPr>
@@ -1520,7 +1568,7 @@
               <w:szCs w:val="22"/>
             </w:rPr>
           </w:pPr>
-          <w:hyperlink w:anchor="_Toc11275345" w:history="1">
+          <w:hyperlink w:anchor="_Toc11688774" w:history="1">
             <w:r>
               <w:rPr>
                 <w:rStyle w:val="Hyperlink"/>
@@ -1566,7 +1614,7 @@
                 <w:noProof/>
                 <w:webHidden/>
               </w:rPr>
-              <w:instrText xml:space="preserve"> PAGEREF _Toc11275345 \h </w:instrText>
+              <w:instrText xml:space="preserve"> PAGEREF _Toc11688774 \h </w:instrText>
             </w:r>
             <w:r>
               <w:rPr>
@@ -1612,7 +1660,7 @@
               <w:szCs w:val="22"/>
             </w:rPr>
           </w:pPr>
-          <w:hyperlink w:anchor="_Toc11275346" w:history="1">
+          <w:hyperlink w:anchor="_Toc11688775" w:history="1">
             <w:r>
               <w:rPr>
                 <w:rStyle w:val="Hyperlink"/>
@@ -1658,7 +1706,7 @@
                 <w:noProof/>
                 <w:webHidden/>
               </w:rPr>
-              <w:instrText xml:space="preserve"> PAGEREF _Toc11275346 \h </w:instrText>
+              <w:instrText xml:space="preserve"> PAGEREF _Toc11688775 \h </w:instrText>
             </w:r>
             <w:r>
               <w:rPr>
@@ -1704,7 +1752,7 @@
               <w:szCs w:val="22"/>
             </w:rPr>
           </w:pPr>
-          <w:hyperlink w:anchor="_Toc11275347" w:history="1">
+          <w:hyperlink w:anchor="_Toc11688776" w:history="1">
             <w:r>
               <w:rPr>
                 <w:rStyle w:val="Hyperlink"/>
@@ -1749,7 +1797,7 @@
                 <w:noProof/>
                 <w:webHidden/>
               </w:rPr>
-              <w:instrText xml:space="preserve"> PAGEREF _Toc11275347 \h </w:instrText>
+              <w:instrText xml:space="preserve"> PAGEREF _Toc11688776 \h </w:instrText>
             </w:r>
             <w:r>
               <w:rPr>
@@ -1795,7 +1843,7 @@
               <w:szCs w:val="22"/>
             </w:rPr>
           </w:pPr>
-          <w:hyperlink w:anchor="_Toc11275348" w:history="1">
+          <w:hyperlink w:anchor="_Toc11688777" w:history="1">
             <w:r>
               <w:rPr>
                 <w:rStyle w:val="Hyperlink"/>
@@ -1855,7 +1903,7 @@
                 <w:noProof/>
                 <w:webHidden/>
               </w:rPr>
-              <w:instrText xml:space="preserve"> PAGEREF _Toc11275348 \h </w:instrText>
+              <w:instrText xml:space="preserve"> PAGEREF _Toc11688777 \h </w:instrText>
             </w:r>
             <w:r>
               <w:rPr>
@@ -1901,7 +1949,7 @@
               <w:szCs w:val="22"/>
             </w:rPr>
           </w:pPr>
-          <w:hyperlink w:anchor="_Toc11275349" w:history="1">
+          <w:hyperlink w:anchor="_Toc11688778" w:history="1">
             <w:r>
               <w:rPr>
                 <w:rStyle w:val="Hyperlink"/>
@@ -1946,7 +1994,7 @@
                 <w:noProof/>
                 <w:webHidden/>
               </w:rPr>
-              <w:instrText xml:space="preserve"> PAGEREF _Toc11275349 \h </w:instrText>
+              <w:instrText xml:space="preserve"> PAGEREF _Toc11688778 \h </w:instrText>
             </w:r>
             <w:r>
               <w:rPr>
@@ -1967,6 +2015,233 @@
                 <w:webHidden/>
               </w:rPr>
               <w:t>9</w:t>
+            </w:r>
+            <w:r>
+              <w:rPr>
+                <w:noProof/>
+                <w:webHidden/>
+              </w:rPr>
+              <w:fldChar w:fldCharType="end"/>
+            </w:r>
+          </w:hyperlink>
+        </w:p>
+        <w:p>
+          <w:pPr>
+            <w:pStyle w:val="TOC3"/>
+            <w:tabs>
+              <w:tab w:val="left" w:pos="1680"/>
+              <w:tab w:val="right" w:leader="dot" w:pos="8296"/>
+            </w:tabs>
+            <w:rPr>
+              <w:rFonts w:asciiTheme="minorHAnsi" w:eastAsiaTheme="minorEastAsia" w:hAnsiTheme="minorHAnsi" w:cstheme="minorBidi"/>
+              <w:noProof/>
+              <w:snapToGrid/>
+              <w:kern w:val="2"/>
+              <w:szCs w:val="22"/>
+            </w:rPr>
+          </w:pPr>
+          <w:hyperlink w:anchor="_Toc11688779" w:history="1">
+            <w:r>
+              <w:rPr>
+                <w:rStyle w:val="Hyperlink"/>
+                <w:noProof/>
+              </w:rPr>
+              <w:t>1.3.4</w:t>
+            </w:r>
+            <w:r>
+              <w:rPr>
+                <w:rFonts w:asciiTheme="minorHAnsi" w:eastAsiaTheme="minorEastAsia" w:hAnsiTheme="minorHAnsi" w:cstheme="minorBidi"/>
+                <w:noProof/>
+                <w:snapToGrid/>
+                <w:kern w:val="2"/>
+                <w:szCs w:val="22"/>
+              </w:rPr>
+              <w:tab/>
+            </w:r>
+            <w:r>
+              <w:rPr>
+                <w:rStyle w:val="Hyperlink"/>
+                <w:rFonts w:hint="eastAsia"/>
+                <w:noProof/>
+              </w:rPr>
+              <w:t>集合空间</w:t>
+            </w:r>
+            <w:r>
+              <w:rPr>
+                <w:rStyle w:val="Hyperlink"/>
+                <w:noProof/>
+              </w:rPr>
+              <w:t>LobPageSize</w:t>
+            </w:r>
+            <w:r>
+              <w:rPr>
+                <w:rStyle w:val="Hyperlink"/>
+                <w:rFonts w:hint="eastAsia"/>
+                <w:noProof/>
+              </w:rPr>
+              <w:t>，集合</w:t>
+            </w:r>
+            <w:r>
+              <w:rPr>
+                <w:rStyle w:val="Hyperlink"/>
+                <w:noProof/>
+              </w:rPr>
+              <w:t>ReplSize</w:t>
+            </w:r>
+            <w:r>
+              <w:rPr>
+                <w:rStyle w:val="Hyperlink"/>
+                <w:rFonts w:hint="eastAsia"/>
+                <w:noProof/>
+              </w:rPr>
+              <w:t>可配置</w:t>
+            </w:r>
+            <w:r>
+              <w:rPr>
+                <w:noProof/>
+                <w:webHidden/>
+              </w:rPr>
+              <w:tab/>
+            </w:r>
+            <w:r>
+              <w:rPr>
+                <w:noProof/>
+                <w:webHidden/>
+              </w:rPr>
+              <w:fldChar w:fldCharType="begin"/>
+            </w:r>
+            <w:r>
+              <w:rPr>
+                <w:noProof/>
+                <w:webHidden/>
+              </w:rPr>
+              <w:instrText xml:space="preserve"> PAGEREF _Toc11688779 \h </w:instrText>
+            </w:r>
+            <w:r>
+              <w:rPr>
+                <w:noProof/>
+                <w:webHidden/>
+              </w:rPr>
+            </w:r>
+            <w:r>
+              <w:rPr>
+                <w:noProof/>
+                <w:webHidden/>
+              </w:rPr>
+              <w:fldChar w:fldCharType="separate"/>
+            </w:r>
+            <w:r>
+              <w:rPr>
+                <w:noProof/>
+                <w:webHidden/>
+              </w:rPr>
+              <w:t>10</w:t>
+            </w:r>
+            <w:r>
+              <w:rPr>
+                <w:noProof/>
+                <w:webHidden/>
+              </w:rPr>
+              <w:fldChar w:fldCharType="end"/>
+            </w:r>
+          </w:hyperlink>
+        </w:p>
+        <w:p>
+          <w:pPr>
+            <w:pStyle w:val="TOC3"/>
+            <w:tabs>
+              <w:tab w:val="left" w:pos="1680"/>
+              <w:tab w:val="right" w:leader="dot" w:pos="8296"/>
+            </w:tabs>
+            <w:rPr>
+              <w:rFonts w:asciiTheme="minorHAnsi" w:eastAsiaTheme="minorEastAsia" w:hAnsiTheme="minorHAnsi" w:cstheme="minorBidi"/>
+              <w:noProof/>
+              <w:snapToGrid/>
+              <w:kern w:val="2"/>
+              <w:szCs w:val="22"/>
+            </w:rPr>
+          </w:pPr>
+          <w:hyperlink w:anchor="_Toc11688780" w:history="1">
+            <w:r>
+              <w:rPr>
+                <w:rStyle w:val="Hyperlink"/>
+                <w:noProof/>
+              </w:rPr>
+              <w:t>1.3.5</w:t>
+            </w:r>
+            <w:r>
+              <w:rPr>
+                <w:rFonts w:asciiTheme="minorHAnsi" w:eastAsiaTheme="minorEastAsia" w:hAnsiTheme="minorHAnsi" w:cstheme="minorBidi"/>
+                <w:noProof/>
+                <w:snapToGrid/>
+                <w:kern w:val="2"/>
+                <w:szCs w:val="22"/>
+              </w:rPr>
+              <w:tab/>
+            </w:r>
+            <w:r>
+              <w:rPr>
+                <w:rStyle w:val="Hyperlink"/>
+                <w:rFonts w:hint="eastAsia"/>
+                <w:noProof/>
+              </w:rPr>
+              <w:t>支持</w:t>
+            </w:r>
+            <w:r>
+              <w:rPr>
+                <w:rStyle w:val="Hyperlink"/>
+                <w:noProof/>
+              </w:rPr>
+              <w:t>chunk</w:t>
+            </w:r>
+            <w:r>
+              <w:rPr>
+                <w:rStyle w:val="Hyperlink"/>
+                <w:rFonts w:hint="eastAsia"/>
+                <w:noProof/>
+              </w:rPr>
+              <w:t>解码</w:t>
+            </w:r>
+            <w:r>
+              <w:rPr>
+                <w:noProof/>
+                <w:webHidden/>
+              </w:rPr>
+              <w:tab/>
+            </w:r>
+            <w:r>
+              <w:rPr>
+                <w:noProof/>
+                <w:webHidden/>
+              </w:rPr>
+              <w:fldChar w:fldCharType="begin"/>
+            </w:r>
+            <w:r>
+              <w:rPr>
+                <w:noProof/>
+                <w:webHidden/>
+              </w:rPr>
+              <w:instrText xml:space="preserve"> PAGEREF _Toc11688780 \h </w:instrText>
+            </w:r>
+            <w:r>
+              <w:rPr>
+                <w:noProof/>
+                <w:webHidden/>
+              </w:rPr>
+            </w:r>
+            <w:r>
+              <w:rPr>
+                <w:noProof/>
+                <w:webHidden/>
+              </w:rPr>
+              <w:fldChar w:fldCharType="separate"/>
+            </w:r>
+            <w:r>
+              <w:rPr>
+                <w:noProof/>
+                <w:webHidden/>
+              </w:rPr>
+              <w:t>10</w:t>
             </w:r>
             <w:r>
               <w:rPr>
@@ -1992,7 +2267,7 @@
               <w:szCs w:val="22"/>
             </w:rPr>
           </w:pPr>
-          <w:hyperlink w:anchor="_Toc11275350" w:history="1">
+          <w:hyperlink w:anchor="_Toc11688781" w:history="1">
             <w:r>
               <w:rPr>
                 <w:rStyle w:val="Hyperlink"/>
@@ -2038,7 +2313,7 @@
                 <w:noProof/>
                 <w:webHidden/>
               </w:rPr>
-              <w:instrText xml:space="preserve"> PAGEREF _Toc11275350 \h </w:instrText>
+              <w:instrText xml:space="preserve"> PAGEREF _Toc11688781 \h </w:instrText>
             </w:r>
             <w:r>
               <w:rPr>
@@ -2058,7 +2333,7 @@
                 <w:noProof/>
                 <w:webHidden/>
               </w:rPr>
-              <w:t>9</w:t>
+              <w:t>10</w:t>
             </w:r>
             <w:r>
               <w:rPr>
@@ -2084,7 +2359,7 @@
               <w:szCs w:val="22"/>
             </w:rPr>
           </w:pPr>
-          <w:hyperlink w:anchor="_Toc11275351" w:history="1">
+          <w:hyperlink w:anchor="_Toc11688782" w:history="1">
             <w:r>
               <w:rPr>
                 <w:rStyle w:val="Hyperlink"/>
@@ -2129,7 +2404,7 @@
                 <w:noProof/>
                 <w:webHidden/>
               </w:rPr>
-              <w:instrText xml:space="preserve"> PAGEREF _Toc11275351 \h </w:instrText>
+              <w:instrText xml:space="preserve"> PAGEREF _Toc11688782 \h </w:instrText>
             </w:r>
             <w:r>
               <w:rPr>
@@ -2149,7 +2424,7 @@
                 <w:noProof/>
                 <w:webHidden/>
               </w:rPr>
-              <w:t>9</w:t>
+              <w:t>10</w:t>
             </w:r>
             <w:r>
               <w:rPr>
@@ -2175,7 +2450,7 @@
               <w:szCs w:val="22"/>
             </w:rPr>
           </w:pPr>
-          <w:hyperlink w:anchor="_Toc11275352" w:history="1">
+          <w:hyperlink w:anchor="_Toc11688783" w:history="1">
             <w:r>
               <w:rPr>
                 <w:rStyle w:val="Hyperlink"/>
@@ -2235,7 +2510,7 @@
                 <w:noProof/>
                 <w:webHidden/>
               </w:rPr>
-              <w:instrText xml:space="preserve"> PAGEREF _Toc11275352 \h </w:instrText>
+              <w:instrText xml:space="preserve"> PAGEREF _Toc11688783 \h </w:instrText>
             </w:r>
             <w:r>
               <w:rPr>
@@ -2255,7 +2530,7 @@
                 <w:noProof/>
                 <w:webHidden/>
               </w:rPr>
-              <w:t>9</w:t>
+              <w:t>10</w:t>
             </w:r>
             <w:r>
               <w:rPr>
@@ -2281,7 +2556,7 @@
               <w:szCs w:val="22"/>
             </w:rPr>
           </w:pPr>
-          <w:hyperlink w:anchor="_Toc11275353" w:history="1">
+          <w:hyperlink w:anchor="_Toc11688784" w:history="1">
             <w:r>
               <w:rPr>
                 <w:rStyle w:val="Hyperlink"/>
@@ -2326,7 +2601,7 @@
                 <w:noProof/>
                 <w:webHidden/>
               </w:rPr>
-              <w:instrText xml:space="preserve"> PAGEREF _Toc11275353 \h </w:instrText>
+              <w:instrText xml:space="preserve"> PAGEREF _Toc11688784 \h </w:instrText>
             </w:r>
             <w:r>
               <w:rPr>
@@ -2346,7 +2621,234 @@
                 <w:noProof/>
                 <w:webHidden/>
               </w:rPr>
-              <w:t>9</w:t>
+              <w:t>10</w:t>
+            </w:r>
+            <w:r>
+              <w:rPr>
+                <w:noProof/>
+                <w:webHidden/>
+              </w:rPr>
+              <w:fldChar w:fldCharType="end"/>
+            </w:r>
+          </w:hyperlink>
+        </w:p>
+        <w:p>
+          <w:pPr>
+            <w:pStyle w:val="TOC3"/>
+            <w:tabs>
+              <w:tab w:val="left" w:pos="1680"/>
+              <w:tab w:val="right" w:leader="dot" w:pos="8296"/>
+            </w:tabs>
+            <w:rPr>
+              <w:rFonts w:asciiTheme="minorHAnsi" w:eastAsiaTheme="minorEastAsia" w:hAnsiTheme="minorHAnsi" w:cstheme="minorBidi"/>
+              <w:noProof/>
+              <w:snapToGrid/>
+              <w:kern w:val="2"/>
+              <w:szCs w:val="22"/>
+            </w:rPr>
+          </w:pPr>
+          <w:hyperlink w:anchor="_Toc11688785" w:history="1">
+            <w:r>
+              <w:rPr>
+                <w:rStyle w:val="Hyperlink"/>
+                <w:noProof/>
+              </w:rPr>
+              <w:t>1.4.4</w:t>
+            </w:r>
+            <w:r>
+              <w:rPr>
+                <w:rFonts w:asciiTheme="minorHAnsi" w:eastAsiaTheme="minorEastAsia" w:hAnsiTheme="minorHAnsi" w:cstheme="minorBidi"/>
+                <w:noProof/>
+                <w:snapToGrid/>
+                <w:kern w:val="2"/>
+                <w:szCs w:val="22"/>
+              </w:rPr>
+              <w:tab/>
+            </w:r>
+            <w:r>
+              <w:rPr>
+                <w:rStyle w:val="Hyperlink"/>
+                <w:rFonts w:hint="eastAsia"/>
+                <w:noProof/>
+              </w:rPr>
+              <w:t>集合空间</w:t>
+            </w:r>
+            <w:r>
+              <w:rPr>
+                <w:rStyle w:val="Hyperlink"/>
+                <w:noProof/>
+              </w:rPr>
+              <w:t>LobPageSize</w:t>
+            </w:r>
+            <w:r>
+              <w:rPr>
+                <w:rStyle w:val="Hyperlink"/>
+                <w:rFonts w:hint="eastAsia"/>
+                <w:noProof/>
+              </w:rPr>
+              <w:t>，集合</w:t>
+            </w:r>
+            <w:r>
+              <w:rPr>
+                <w:rStyle w:val="Hyperlink"/>
+                <w:noProof/>
+              </w:rPr>
+              <w:t>ReplSize</w:t>
+            </w:r>
+            <w:r>
+              <w:rPr>
+                <w:rStyle w:val="Hyperlink"/>
+                <w:rFonts w:hint="eastAsia"/>
+                <w:noProof/>
+              </w:rPr>
+              <w:t>可配置</w:t>
+            </w:r>
+            <w:r>
+              <w:rPr>
+                <w:noProof/>
+                <w:webHidden/>
+              </w:rPr>
+              <w:tab/>
+            </w:r>
+            <w:r>
+              <w:rPr>
+                <w:noProof/>
+                <w:webHidden/>
+              </w:rPr>
+              <w:fldChar w:fldCharType="begin"/>
+            </w:r>
+            <w:r>
+              <w:rPr>
+                <w:noProof/>
+                <w:webHidden/>
+              </w:rPr>
+              <w:instrText xml:space="preserve"> PAGEREF _Toc11688785 \h </w:instrText>
+            </w:r>
+            <w:r>
+              <w:rPr>
+                <w:noProof/>
+                <w:webHidden/>
+              </w:rPr>
+            </w:r>
+            <w:r>
+              <w:rPr>
+                <w:noProof/>
+                <w:webHidden/>
+              </w:rPr>
+              <w:fldChar w:fldCharType="separate"/>
+            </w:r>
+            <w:r>
+              <w:rPr>
+                <w:noProof/>
+                <w:webHidden/>
+              </w:rPr>
+              <w:t>10</w:t>
+            </w:r>
+            <w:r>
+              <w:rPr>
+                <w:noProof/>
+                <w:webHidden/>
+              </w:rPr>
+              <w:fldChar w:fldCharType="end"/>
+            </w:r>
+          </w:hyperlink>
+        </w:p>
+        <w:p>
+          <w:pPr>
+            <w:pStyle w:val="TOC3"/>
+            <w:tabs>
+              <w:tab w:val="left" w:pos="1680"/>
+              <w:tab w:val="right" w:leader="dot" w:pos="8296"/>
+            </w:tabs>
+            <w:rPr>
+              <w:rFonts w:asciiTheme="minorHAnsi" w:eastAsiaTheme="minorEastAsia" w:hAnsiTheme="minorHAnsi" w:cstheme="minorBidi"/>
+              <w:noProof/>
+              <w:snapToGrid/>
+              <w:kern w:val="2"/>
+              <w:szCs w:val="22"/>
+            </w:rPr>
+          </w:pPr>
+          <w:hyperlink w:anchor="_Toc11688786" w:history="1">
+            <w:r>
+              <w:rPr>
+                <w:rStyle w:val="Hyperlink"/>
+                <w:noProof/>
+              </w:rPr>
+              <w:t>1.4.5</w:t>
+            </w:r>
+            <w:r>
+              <w:rPr>
+                <w:rFonts w:asciiTheme="minorHAnsi" w:eastAsiaTheme="minorEastAsia" w:hAnsiTheme="minorHAnsi" w:cstheme="minorBidi"/>
+                <w:noProof/>
+                <w:snapToGrid/>
+                <w:kern w:val="2"/>
+                <w:szCs w:val="22"/>
+              </w:rPr>
+              <w:tab/>
+            </w:r>
+            <w:r>
+              <w:rPr>
+                <w:rStyle w:val="Hyperlink"/>
+                <w:rFonts w:hint="eastAsia"/>
+                <w:noProof/>
+              </w:rPr>
+              <w:t>支持</w:t>
+            </w:r>
+            <w:r>
+              <w:rPr>
+                <w:rStyle w:val="Hyperlink"/>
+                <w:noProof/>
+              </w:rPr>
+              <w:t>chunk</w:t>
+            </w:r>
+            <w:r>
+              <w:rPr>
+                <w:rStyle w:val="Hyperlink"/>
+                <w:rFonts w:hint="eastAsia"/>
+                <w:noProof/>
+              </w:rPr>
+              <w:t>解码</w:t>
+            </w:r>
+            <w:r>
+              <w:rPr>
+                <w:noProof/>
+                <w:webHidden/>
+              </w:rPr>
+              <w:tab/>
+            </w:r>
+            <w:r>
+              <w:rPr>
+                <w:noProof/>
+                <w:webHidden/>
+              </w:rPr>
+              <w:fldChar w:fldCharType="begin"/>
+            </w:r>
+            <w:r>
+              <w:rPr>
+                <w:noProof/>
+                <w:webHidden/>
+              </w:rPr>
+              <w:instrText xml:space="preserve"> PAGEREF _Toc11688786 \h </w:instrText>
+            </w:r>
+            <w:r>
+              <w:rPr>
+                <w:noProof/>
+                <w:webHidden/>
+              </w:rPr>
+            </w:r>
+            <w:r>
+              <w:rPr>
+                <w:noProof/>
+                <w:webHidden/>
+              </w:rPr>
+              <w:fldChar w:fldCharType="separate"/>
+            </w:r>
+            <w:r>
+              <w:rPr>
+                <w:noProof/>
+                <w:webHidden/>
+              </w:rPr>
+              <w:t>11</w:t>
             </w:r>
             <w:r>
               <w:rPr>
@@ -2372,7 +2874,7 @@
               <w:szCs w:val="22"/>
             </w:rPr>
           </w:pPr>
-          <w:hyperlink w:anchor="_Toc11275354" w:history="1">
+          <w:hyperlink w:anchor="_Toc11688787" w:history="1">
             <w:r>
               <w:rPr>
                 <w:rStyle w:val="Hyperlink"/>
@@ -2418,7 +2920,7 @@
                 <w:noProof/>
                 <w:webHidden/>
               </w:rPr>
-              <w:instrText xml:space="preserve"> PAGEREF _Toc11275354 \h </w:instrText>
+              <w:instrText xml:space="preserve"> PAGEREF _Toc11688787 \h </w:instrText>
             </w:r>
             <w:r>
               <w:rPr>
@@ -2438,7 +2940,7 @@
                 <w:noProof/>
                 <w:webHidden/>
               </w:rPr>
-              <w:t>10</w:t>
+              <w:t>11</w:t>
             </w:r>
             <w:r>
               <w:rPr>
@@ -2464,7 +2966,7 @@
               <w:szCs w:val="22"/>
             </w:rPr>
           </w:pPr>
-          <w:hyperlink w:anchor="_Toc11275355" w:history="1">
+          <w:hyperlink w:anchor="_Toc11688788" w:history="1">
             <w:r>
               <w:rPr>
                 <w:rStyle w:val="Hyperlink"/>
@@ -2510,7 +3012,7 @@
                 <w:noProof/>
                 <w:webHidden/>
               </w:rPr>
-              <w:instrText xml:space="preserve"> PAGEREF _Toc11275355 \h </w:instrText>
+              <w:instrText xml:space="preserve"> PAGEREF _Toc11688788 \h </w:instrText>
             </w:r>
             <w:r>
               <w:rPr>
@@ -2530,7 +3032,7 @@
                 <w:noProof/>
                 <w:webHidden/>
               </w:rPr>
-              <w:t>10</w:t>
+              <w:t>11</w:t>
             </w:r>
             <w:r>
               <w:rPr>
@@ -2556,7 +3058,7 @@
               <w:szCs w:val="22"/>
             </w:rPr>
           </w:pPr>
-          <w:hyperlink w:anchor="_Toc11275356" w:history="1">
+          <w:hyperlink w:anchor="_Toc11688789" w:history="1">
             <w:r>
               <w:rPr>
                 <w:rStyle w:val="Hyperlink"/>
@@ -2601,7 +3103,7 @@
                 <w:noProof/>
                 <w:webHidden/>
               </w:rPr>
-              <w:instrText xml:space="preserve"> PAGEREF _Toc11275356 \h </w:instrText>
+              <w:instrText xml:space="preserve"> PAGEREF _Toc11688789 \h </w:instrText>
             </w:r>
             <w:r>
               <w:rPr>
@@ -2621,7 +3123,7 @@
                 <w:noProof/>
                 <w:webHidden/>
               </w:rPr>
-              <w:t>10</w:t>
+              <w:t>11</w:t>
             </w:r>
             <w:r>
               <w:rPr>
@@ -2647,7 +3149,7 @@
               <w:szCs w:val="22"/>
             </w:rPr>
           </w:pPr>
-          <w:hyperlink w:anchor="_Toc11275357" w:history="1">
+          <w:hyperlink w:anchor="_Toc11688790" w:history="1">
             <w:r>
               <w:rPr>
                 <w:rStyle w:val="Hyperlink"/>
@@ -2707,7 +3209,7 @@
                 <w:noProof/>
                 <w:webHidden/>
               </w:rPr>
-              <w:instrText xml:space="preserve"> PAGEREF _Toc11275357 \h </w:instrText>
+              <w:instrText xml:space="preserve"> PAGEREF _Toc11688790 \h </w:instrText>
             </w:r>
             <w:r>
               <w:rPr>
@@ -2727,7 +3229,7 @@
                 <w:noProof/>
                 <w:webHidden/>
               </w:rPr>
-              <w:t>10</w:t>
+              <w:t>11</w:t>
             </w:r>
             <w:r>
               <w:rPr>
@@ -2753,7 +3255,7 @@
               <w:szCs w:val="22"/>
             </w:rPr>
           </w:pPr>
-          <w:hyperlink w:anchor="_Toc11275358" w:history="1">
+          <w:hyperlink w:anchor="_Toc11688791" w:history="1">
             <w:r>
               <w:rPr>
                 <w:rStyle w:val="Hyperlink"/>
@@ -2798,7 +3300,7 @@
                 <w:noProof/>
                 <w:webHidden/>
               </w:rPr>
-              <w:instrText xml:space="preserve"> PAGEREF _Toc11275358 \h </w:instrText>
+              <w:instrText xml:space="preserve"> PAGEREF _Toc11688791 \h </w:instrText>
             </w:r>
             <w:r>
               <w:rPr>
@@ -2818,7 +3320,234 @@
                 <w:noProof/>
                 <w:webHidden/>
               </w:rPr>
-              <w:t>10</w:t>
+              <w:t>11</w:t>
+            </w:r>
+            <w:r>
+              <w:rPr>
+                <w:noProof/>
+                <w:webHidden/>
+              </w:rPr>
+              <w:fldChar w:fldCharType="end"/>
+            </w:r>
+          </w:hyperlink>
+        </w:p>
+        <w:p>
+          <w:pPr>
+            <w:pStyle w:val="TOC3"/>
+            <w:tabs>
+              <w:tab w:val="left" w:pos="1680"/>
+              <w:tab w:val="right" w:leader="dot" w:pos="8296"/>
+            </w:tabs>
+            <w:rPr>
+              <w:rFonts w:asciiTheme="minorHAnsi" w:eastAsiaTheme="minorEastAsia" w:hAnsiTheme="minorHAnsi" w:cstheme="minorBidi"/>
+              <w:noProof/>
+              <w:snapToGrid/>
+              <w:kern w:val="2"/>
+              <w:szCs w:val="22"/>
+            </w:rPr>
+          </w:pPr>
+          <w:hyperlink w:anchor="_Toc11688792" w:history="1">
+            <w:r>
+              <w:rPr>
+                <w:rStyle w:val="Hyperlink"/>
+                <w:noProof/>
+              </w:rPr>
+              <w:t>2.1.4</w:t>
+            </w:r>
+            <w:r>
+              <w:rPr>
+                <w:rFonts w:asciiTheme="minorHAnsi" w:eastAsiaTheme="minorEastAsia" w:hAnsiTheme="minorHAnsi" w:cstheme="minorBidi"/>
+                <w:noProof/>
+                <w:snapToGrid/>
+                <w:kern w:val="2"/>
+                <w:szCs w:val="22"/>
+              </w:rPr>
+              <w:tab/>
+            </w:r>
+            <w:r>
+              <w:rPr>
+                <w:rStyle w:val="Hyperlink"/>
+                <w:rFonts w:hint="eastAsia"/>
+                <w:noProof/>
+              </w:rPr>
+              <w:t>集合空间</w:t>
+            </w:r>
+            <w:r>
+              <w:rPr>
+                <w:rStyle w:val="Hyperlink"/>
+                <w:noProof/>
+              </w:rPr>
+              <w:t>LobPageSize</w:t>
+            </w:r>
+            <w:r>
+              <w:rPr>
+                <w:rStyle w:val="Hyperlink"/>
+                <w:rFonts w:hint="eastAsia"/>
+                <w:noProof/>
+              </w:rPr>
+              <w:t>，集合</w:t>
+            </w:r>
+            <w:r>
+              <w:rPr>
+                <w:rStyle w:val="Hyperlink"/>
+                <w:noProof/>
+              </w:rPr>
+              <w:t>ReplSize</w:t>
+            </w:r>
+            <w:r>
+              <w:rPr>
+                <w:rStyle w:val="Hyperlink"/>
+                <w:rFonts w:hint="eastAsia"/>
+                <w:noProof/>
+              </w:rPr>
+              <w:t>可配置</w:t>
+            </w:r>
+            <w:r>
+              <w:rPr>
+                <w:noProof/>
+                <w:webHidden/>
+              </w:rPr>
+              <w:tab/>
+            </w:r>
+            <w:r>
+              <w:rPr>
+                <w:noProof/>
+                <w:webHidden/>
+              </w:rPr>
+              <w:fldChar w:fldCharType="begin"/>
+            </w:r>
+            <w:r>
+              <w:rPr>
+                <w:noProof/>
+                <w:webHidden/>
+              </w:rPr>
+              <w:instrText xml:space="preserve"> PAGEREF _Toc11688792 \h </w:instrText>
+            </w:r>
+            <w:r>
+              <w:rPr>
+                <w:noProof/>
+                <w:webHidden/>
+              </w:rPr>
+            </w:r>
+            <w:r>
+              <w:rPr>
+                <w:noProof/>
+                <w:webHidden/>
+              </w:rPr>
+              <w:fldChar w:fldCharType="separate"/>
+            </w:r>
+            <w:r>
+              <w:rPr>
+                <w:noProof/>
+                <w:webHidden/>
+              </w:rPr>
+              <w:t>11</w:t>
+            </w:r>
+            <w:r>
+              <w:rPr>
+                <w:noProof/>
+                <w:webHidden/>
+              </w:rPr>
+              <w:fldChar w:fldCharType="end"/>
+            </w:r>
+          </w:hyperlink>
+        </w:p>
+        <w:p>
+          <w:pPr>
+            <w:pStyle w:val="TOC3"/>
+            <w:tabs>
+              <w:tab w:val="left" w:pos="1680"/>
+              <w:tab w:val="right" w:leader="dot" w:pos="8296"/>
+            </w:tabs>
+            <w:rPr>
+              <w:rFonts w:asciiTheme="minorHAnsi" w:eastAsiaTheme="minorEastAsia" w:hAnsiTheme="minorHAnsi" w:cstheme="minorBidi"/>
+              <w:noProof/>
+              <w:snapToGrid/>
+              <w:kern w:val="2"/>
+              <w:szCs w:val="22"/>
+            </w:rPr>
+          </w:pPr>
+          <w:hyperlink w:anchor="_Toc11688793" w:history="1">
+            <w:r>
+              <w:rPr>
+                <w:rStyle w:val="Hyperlink"/>
+                <w:noProof/>
+              </w:rPr>
+              <w:t>2.1.5</w:t>
+            </w:r>
+            <w:r>
+              <w:rPr>
+                <w:rFonts w:asciiTheme="minorHAnsi" w:eastAsiaTheme="minorEastAsia" w:hAnsiTheme="minorHAnsi" w:cstheme="minorBidi"/>
+                <w:noProof/>
+                <w:snapToGrid/>
+                <w:kern w:val="2"/>
+                <w:szCs w:val="22"/>
+              </w:rPr>
+              <w:tab/>
+            </w:r>
+            <w:r>
+              <w:rPr>
+                <w:rStyle w:val="Hyperlink"/>
+                <w:rFonts w:hint="eastAsia"/>
+                <w:noProof/>
+              </w:rPr>
+              <w:t>支持</w:t>
+            </w:r>
+            <w:r>
+              <w:rPr>
+                <w:rStyle w:val="Hyperlink"/>
+                <w:noProof/>
+              </w:rPr>
+              <w:t>chunk</w:t>
+            </w:r>
+            <w:r>
+              <w:rPr>
+                <w:rStyle w:val="Hyperlink"/>
+                <w:rFonts w:hint="eastAsia"/>
+                <w:noProof/>
+              </w:rPr>
+              <w:t>解码</w:t>
+            </w:r>
+            <w:r>
+              <w:rPr>
+                <w:noProof/>
+                <w:webHidden/>
+              </w:rPr>
+              <w:tab/>
+            </w:r>
+            <w:r>
+              <w:rPr>
+                <w:noProof/>
+                <w:webHidden/>
+              </w:rPr>
+              <w:fldChar w:fldCharType="begin"/>
+            </w:r>
+            <w:r>
+              <w:rPr>
+                <w:noProof/>
+                <w:webHidden/>
+              </w:rPr>
+              <w:instrText xml:space="preserve"> PAGEREF _Toc11688793 \h </w:instrText>
+            </w:r>
+            <w:r>
+              <w:rPr>
+                <w:noProof/>
+                <w:webHidden/>
+              </w:rPr>
+            </w:r>
+            <w:r>
+              <w:rPr>
+                <w:noProof/>
+                <w:webHidden/>
+              </w:rPr>
+              <w:fldChar w:fldCharType="separate"/>
+            </w:r>
+            <w:r>
+              <w:rPr>
+                <w:noProof/>
+                <w:webHidden/>
+              </w:rPr>
+              <w:t>11</w:t>
             </w:r>
             <w:r>
               <w:rPr>
@@ -2844,7 +3573,7 @@
               <w:szCs w:val="22"/>
             </w:rPr>
           </w:pPr>
-          <w:hyperlink w:anchor="_Toc11275359" w:history="1">
+          <w:hyperlink w:anchor="_Toc11688794" w:history="1">
             <w:r>
               <w:rPr>
                 <w:rStyle w:val="Hyperlink"/>
@@ -2890,7 +3619,7 @@
                 <w:noProof/>
                 <w:webHidden/>
               </w:rPr>
-              <w:instrText xml:space="preserve"> PAGEREF _Toc11275359 \h </w:instrText>
+              <w:instrText xml:space="preserve"> PAGEREF _Toc11688794 \h </w:instrText>
             </w:r>
             <w:r>
               <w:rPr>
@@ -2910,7 +3639,7 @@
                 <w:noProof/>
                 <w:webHidden/>
               </w:rPr>
-              <w:t>10</w:t>
+              <w:t>12</w:t>
             </w:r>
             <w:r>
               <w:rPr>
@@ -2936,7 +3665,7 @@
               <w:szCs w:val="22"/>
             </w:rPr>
           </w:pPr>
-          <w:hyperlink w:anchor="_Toc11275360" w:history="1">
+          <w:hyperlink w:anchor="_Toc11688795" w:history="1">
             <w:r>
               <w:rPr>
                 <w:rStyle w:val="Hyperlink"/>
@@ -2981,7 +3710,7 @@
                 <w:noProof/>
                 <w:webHidden/>
               </w:rPr>
-              <w:instrText xml:space="preserve"> PAGEREF _Toc11275360 \h </w:instrText>
+              <w:instrText xml:space="preserve"> PAGEREF _Toc11688795 \h </w:instrText>
             </w:r>
             <w:r>
               <w:rPr>
@@ -3001,7 +3730,7 @@
                 <w:noProof/>
                 <w:webHidden/>
               </w:rPr>
-              <w:t>10</w:t>
+              <w:t>12</w:t>
             </w:r>
             <w:r>
               <w:rPr>
@@ -3027,7 +3756,7 @@
               <w:szCs w:val="22"/>
             </w:rPr>
           </w:pPr>
-          <w:hyperlink w:anchor="_Toc11275361" w:history="1">
+          <w:hyperlink w:anchor="_Toc11688796" w:history="1">
             <w:r>
               <w:rPr>
                 <w:rStyle w:val="Hyperlink"/>
@@ -3087,7 +3816,7 @@
                 <w:noProof/>
                 <w:webHidden/>
               </w:rPr>
-              <w:instrText xml:space="preserve"> PAGEREF _Toc11275361 \h </w:instrText>
+              <w:instrText xml:space="preserve"> PAGEREF _Toc11688796 \h </w:instrText>
             </w:r>
             <w:r>
               <w:rPr>
@@ -3107,7 +3836,7 @@
                 <w:noProof/>
                 <w:webHidden/>
               </w:rPr>
-              <w:t>11</w:t>
+              <w:t>12</w:t>
             </w:r>
             <w:r>
               <w:rPr>
@@ -3133,7 +3862,7 @@
               <w:szCs w:val="22"/>
             </w:rPr>
           </w:pPr>
-          <w:hyperlink w:anchor="_Toc11275362" w:history="1">
+          <w:hyperlink w:anchor="_Toc11688797" w:history="1">
             <w:r>
               <w:rPr>
                 <w:rStyle w:val="Hyperlink"/>
@@ -3178,7 +3907,7 @@
                 <w:noProof/>
                 <w:webHidden/>
               </w:rPr>
-              <w:instrText xml:space="preserve"> PAGEREF _Toc11275362 \h </w:instrText>
+              <w:instrText xml:space="preserve"> PAGEREF _Toc11688797 \h </w:instrText>
             </w:r>
             <w:r>
               <w:rPr>
@@ -3198,7 +3927,234 @@
                 <w:noProof/>
                 <w:webHidden/>
               </w:rPr>
-              <w:t>11</w:t>
+              <w:t>13</w:t>
+            </w:r>
+            <w:r>
+              <w:rPr>
+                <w:noProof/>
+                <w:webHidden/>
+              </w:rPr>
+              <w:fldChar w:fldCharType="end"/>
+            </w:r>
+          </w:hyperlink>
+        </w:p>
+        <w:p>
+          <w:pPr>
+            <w:pStyle w:val="TOC3"/>
+            <w:tabs>
+              <w:tab w:val="left" w:pos="1680"/>
+              <w:tab w:val="right" w:leader="dot" w:pos="8296"/>
+            </w:tabs>
+            <w:rPr>
+              <w:rFonts w:asciiTheme="minorHAnsi" w:eastAsiaTheme="minorEastAsia" w:hAnsiTheme="minorHAnsi" w:cstheme="minorBidi"/>
+              <w:noProof/>
+              <w:snapToGrid/>
+              <w:kern w:val="2"/>
+              <w:szCs w:val="22"/>
+            </w:rPr>
+          </w:pPr>
+          <w:hyperlink w:anchor="_Toc11688798" w:history="1">
+            <w:r>
+              <w:rPr>
+                <w:rStyle w:val="Hyperlink"/>
+                <w:noProof/>
+              </w:rPr>
+              <w:t>2.2.4</w:t>
+            </w:r>
+            <w:r>
+              <w:rPr>
+                <w:rFonts w:asciiTheme="minorHAnsi" w:eastAsiaTheme="minorEastAsia" w:hAnsiTheme="minorHAnsi" w:cstheme="minorBidi"/>
+                <w:noProof/>
+                <w:snapToGrid/>
+                <w:kern w:val="2"/>
+                <w:szCs w:val="22"/>
+              </w:rPr>
+              <w:tab/>
+            </w:r>
+            <w:r>
+              <w:rPr>
+                <w:rStyle w:val="Hyperlink"/>
+                <w:rFonts w:hint="eastAsia"/>
+                <w:noProof/>
+              </w:rPr>
+              <w:t>集合空间</w:t>
+            </w:r>
+            <w:r>
+              <w:rPr>
+                <w:rStyle w:val="Hyperlink"/>
+                <w:noProof/>
+              </w:rPr>
+              <w:t>LobPageSize</w:t>
+            </w:r>
+            <w:r>
+              <w:rPr>
+                <w:rStyle w:val="Hyperlink"/>
+                <w:rFonts w:hint="eastAsia"/>
+                <w:noProof/>
+              </w:rPr>
+              <w:t>，集合</w:t>
+            </w:r>
+            <w:r>
+              <w:rPr>
+                <w:rStyle w:val="Hyperlink"/>
+                <w:noProof/>
+              </w:rPr>
+              <w:t>ReplSize</w:t>
+            </w:r>
+            <w:r>
+              <w:rPr>
+                <w:rStyle w:val="Hyperlink"/>
+                <w:rFonts w:hint="eastAsia"/>
+                <w:noProof/>
+              </w:rPr>
+              <w:t>可配置</w:t>
+            </w:r>
+            <w:r>
+              <w:rPr>
+                <w:noProof/>
+                <w:webHidden/>
+              </w:rPr>
+              <w:tab/>
+            </w:r>
+            <w:r>
+              <w:rPr>
+                <w:noProof/>
+                <w:webHidden/>
+              </w:rPr>
+              <w:fldChar w:fldCharType="begin"/>
+            </w:r>
+            <w:r>
+              <w:rPr>
+                <w:noProof/>
+                <w:webHidden/>
+              </w:rPr>
+              <w:instrText xml:space="preserve"> PAGEREF _Toc11688798 \h </w:instrText>
+            </w:r>
+            <w:r>
+              <w:rPr>
+                <w:noProof/>
+                <w:webHidden/>
+              </w:rPr>
+            </w:r>
+            <w:r>
+              <w:rPr>
+                <w:noProof/>
+                <w:webHidden/>
+              </w:rPr>
+              <w:fldChar w:fldCharType="separate"/>
+            </w:r>
+            <w:r>
+              <w:rPr>
+                <w:noProof/>
+                <w:webHidden/>
+              </w:rPr>
+              <w:t>13</w:t>
+            </w:r>
+            <w:r>
+              <w:rPr>
+                <w:noProof/>
+                <w:webHidden/>
+              </w:rPr>
+              <w:fldChar w:fldCharType="end"/>
+            </w:r>
+          </w:hyperlink>
+        </w:p>
+        <w:p>
+          <w:pPr>
+            <w:pStyle w:val="TOC3"/>
+            <w:tabs>
+              <w:tab w:val="left" w:pos="1680"/>
+              <w:tab w:val="right" w:leader="dot" w:pos="8296"/>
+            </w:tabs>
+            <w:rPr>
+              <w:rFonts w:asciiTheme="minorHAnsi" w:eastAsiaTheme="minorEastAsia" w:hAnsiTheme="minorHAnsi" w:cstheme="minorBidi"/>
+              <w:noProof/>
+              <w:snapToGrid/>
+              <w:kern w:val="2"/>
+              <w:szCs w:val="22"/>
+            </w:rPr>
+          </w:pPr>
+          <w:hyperlink w:anchor="_Toc11688799" w:history="1">
+            <w:r>
+              <w:rPr>
+                <w:rStyle w:val="Hyperlink"/>
+                <w:noProof/>
+              </w:rPr>
+              <w:t>2.2.5</w:t>
+            </w:r>
+            <w:r>
+              <w:rPr>
+                <w:rFonts w:asciiTheme="minorHAnsi" w:eastAsiaTheme="minorEastAsia" w:hAnsiTheme="minorHAnsi" w:cstheme="minorBidi"/>
+                <w:noProof/>
+                <w:snapToGrid/>
+                <w:kern w:val="2"/>
+                <w:szCs w:val="22"/>
+              </w:rPr>
+              <w:tab/>
+            </w:r>
+            <w:r>
+              <w:rPr>
+                <w:rStyle w:val="Hyperlink"/>
+                <w:rFonts w:hint="eastAsia"/>
+                <w:noProof/>
+              </w:rPr>
+              <w:t>支持</w:t>
+            </w:r>
+            <w:r>
+              <w:rPr>
+                <w:rStyle w:val="Hyperlink"/>
+                <w:noProof/>
+              </w:rPr>
+              <w:t>chunk</w:t>
+            </w:r>
+            <w:r>
+              <w:rPr>
+                <w:rStyle w:val="Hyperlink"/>
+                <w:rFonts w:hint="eastAsia"/>
+                <w:noProof/>
+              </w:rPr>
+              <w:t>解码</w:t>
+            </w:r>
+            <w:r>
+              <w:rPr>
+                <w:noProof/>
+                <w:webHidden/>
+              </w:rPr>
+              <w:tab/>
+            </w:r>
+            <w:r>
+              <w:rPr>
+                <w:noProof/>
+                <w:webHidden/>
+              </w:rPr>
+              <w:fldChar w:fldCharType="begin"/>
+            </w:r>
+            <w:r>
+              <w:rPr>
+                <w:noProof/>
+                <w:webHidden/>
+              </w:rPr>
+              <w:instrText xml:space="preserve"> PAGEREF _Toc11688799 \h </w:instrText>
+            </w:r>
+            <w:r>
+              <w:rPr>
+                <w:noProof/>
+                <w:webHidden/>
+              </w:rPr>
+            </w:r>
+            <w:r>
+              <w:rPr>
+                <w:noProof/>
+                <w:webHidden/>
+              </w:rPr>
+              <w:fldChar w:fldCharType="separate"/>
+            </w:r>
+            <w:r>
+              <w:rPr>
+                <w:noProof/>
+                <w:webHidden/>
+              </w:rPr>
+              <w:t>13</w:t>
             </w:r>
             <w:r>
               <w:rPr>
@@ -3224,7 +4180,7 @@
               <w:szCs w:val="22"/>
             </w:rPr>
           </w:pPr>
-          <w:hyperlink w:anchor="_Toc11275363" w:history="1">
+          <w:hyperlink w:anchor="_Toc11688800" w:history="1">
             <w:r>
               <w:rPr>
                 <w:rStyle w:val="Hyperlink"/>
@@ -3270,7 +4226,7 @@
                 <w:noProof/>
                 <w:webHidden/>
               </w:rPr>
-              <w:instrText xml:space="preserve"> PAGEREF _Toc11275363 \h </w:instrText>
+              <w:instrText xml:space="preserve"> PAGEREF _Toc11688800 \h </w:instrText>
             </w:r>
             <w:r>
               <w:rPr>
@@ -3290,7 +4246,7 @@
                 <w:noProof/>
                 <w:webHidden/>
               </w:rPr>
-              <w:t>11</w:t>
+              <w:t>14</w:t>
             </w:r>
             <w:r>
               <w:rPr>
@@ -3316,7 +4272,7 @@
               <w:szCs w:val="22"/>
             </w:rPr>
           </w:pPr>
-          <w:hyperlink w:anchor="_Toc11275364" w:history="1">
+          <w:hyperlink w:anchor="_Toc11688801" w:history="1">
             <w:r>
               <w:rPr>
                 <w:rStyle w:val="Hyperlink"/>
@@ -3362,7 +4318,7 @@
                 <w:noProof/>
                 <w:webHidden/>
               </w:rPr>
-              <w:instrText xml:space="preserve"> PAGEREF _Toc11275364 \h </w:instrText>
+              <w:instrText xml:space="preserve"> PAGEREF _Toc11688801 \h </w:instrText>
             </w:r>
             <w:r>
               <w:rPr>
@@ -3382,7 +4338,7 @@
                 <w:noProof/>
                 <w:webHidden/>
               </w:rPr>
-              <w:t>11</w:t>
+              <w:t>14</w:t>
             </w:r>
             <w:r>
               <w:rPr>
@@ -3408,7 +4364,7 @@
               <w:szCs w:val="22"/>
             </w:rPr>
           </w:pPr>
-          <w:hyperlink w:anchor="_Toc11275365" w:history="1">
+          <w:hyperlink w:anchor="_Toc11688802" w:history="1">
             <w:r>
               <w:rPr>
                 <w:rStyle w:val="Hyperlink"/>
@@ -3454,7 +4410,7 @@
                 <w:noProof/>
                 <w:webHidden/>
               </w:rPr>
-              <w:instrText xml:space="preserve"> PAGEREF _Toc11275365 \h </w:instrText>
+              <w:instrText xml:space="preserve"> PAGEREF _Toc11688802 \h </w:instrText>
             </w:r>
             <w:r>
               <w:rPr>
@@ -3474,7 +4430,7 @@
                 <w:noProof/>
                 <w:webHidden/>
               </w:rPr>
-              <w:t>12</w:t>
+              <w:t>14</w:t>
             </w:r>
             <w:r>
               <w:rPr>
@@ -3500,7 +4456,7 @@
               <w:szCs w:val="22"/>
             </w:rPr>
           </w:pPr>
-          <w:hyperlink w:anchor="_Toc11275366" w:history="1">
+          <w:hyperlink w:anchor="_Toc11688803" w:history="1">
             <w:r>
               <w:rPr>
                 <w:rStyle w:val="Hyperlink"/>
@@ -3546,7 +4502,7 @@
                 <w:noProof/>
                 <w:webHidden/>
               </w:rPr>
-              <w:instrText xml:space="preserve"> PAGEREF _Toc11275366 \h </w:instrText>
+              <w:instrText xml:space="preserve"> PAGEREF _Toc11688803 \h </w:instrText>
             </w:r>
             <w:r>
               <w:rPr>
@@ -3566,7 +4522,7 @@
                 <w:noProof/>
                 <w:webHidden/>
               </w:rPr>
-              <w:t>12</w:t>
+              <w:t>14</w:t>
             </w:r>
             <w:r>
               <w:rPr>
@@ -3592,7 +4548,7 @@
               <w:szCs w:val="22"/>
             </w:rPr>
           </w:pPr>
-          <w:hyperlink w:anchor="_Toc11275367" w:history="1">
+          <w:hyperlink w:anchor="_Toc11688804" w:history="1">
             <w:r>
               <w:rPr>
                 <w:rStyle w:val="Hyperlink"/>
@@ -3637,7 +4593,7 @@
                 <w:noProof/>
                 <w:webHidden/>
               </w:rPr>
-              <w:instrText xml:space="preserve"> PAGEREF _Toc11275367 \h </w:instrText>
+              <w:instrText xml:space="preserve"> PAGEREF _Toc11688804 \h </w:instrText>
             </w:r>
             <w:r>
               <w:rPr>
@@ -3657,7 +4613,7 @@
                 <w:noProof/>
                 <w:webHidden/>
               </w:rPr>
-              <w:t>12</w:t>
+              <w:t>14</w:t>
             </w:r>
             <w:r>
               <w:rPr>
@@ -3683,7 +4639,7 @@
               <w:szCs w:val="22"/>
             </w:rPr>
           </w:pPr>
-          <w:hyperlink w:anchor="_Toc11275368" w:history="1">
+          <w:hyperlink w:anchor="_Toc11688805" w:history="1">
             <w:r>
               <w:rPr>
                 <w:rStyle w:val="Hyperlink"/>
@@ -3743,7 +4699,7 @@
                 <w:noProof/>
                 <w:webHidden/>
               </w:rPr>
-              <w:instrText xml:space="preserve"> PAGEREF _Toc11275368 \h </w:instrText>
+              <w:instrText xml:space="preserve"> PAGEREF _Toc11688805 \h </w:instrText>
             </w:r>
             <w:r>
               <w:rPr>
@@ -3763,7 +4719,7 @@
                 <w:noProof/>
                 <w:webHidden/>
               </w:rPr>
-              <w:t>13</w:t>
+              <w:t>15</w:t>
             </w:r>
             <w:r>
               <w:rPr>
@@ -3789,7 +4745,7 @@
               <w:szCs w:val="22"/>
             </w:rPr>
           </w:pPr>
-          <w:hyperlink w:anchor="_Toc11275369" w:history="1">
+          <w:hyperlink w:anchor="_Toc11688806" w:history="1">
             <w:r>
               <w:rPr>
                 <w:rStyle w:val="Hyperlink"/>
@@ -3834,7 +4790,7 @@
                 <w:noProof/>
                 <w:webHidden/>
               </w:rPr>
-              <w:instrText xml:space="preserve"> PAGEREF _Toc11275369 \h </w:instrText>
+              <w:instrText xml:space="preserve"> PAGEREF _Toc11688806 \h </w:instrText>
             </w:r>
             <w:r>
               <w:rPr>
@@ -3854,7 +4810,234 @@
                 <w:noProof/>
                 <w:webHidden/>
               </w:rPr>
-              <w:t>13</w:t>
+              <w:t>16</w:t>
+            </w:r>
+            <w:r>
+              <w:rPr>
+                <w:noProof/>
+                <w:webHidden/>
+              </w:rPr>
+              <w:fldChar w:fldCharType="end"/>
+            </w:r>
+          </w:hyperlink>
+        </w:p>
+        <w:p>
+          <w:pPr>
+            <w:pStyle w:val="TOC3"/>
+            <w:tabs>
+              <w:tab w:val="left" w:pos="1680"/>
+              <w:tab w:val="right" w:leader="dot" w:pos="8296"/>
+            </w:tabs>
+            <w:rPr>
+              <w:rFonts w:asciiTheme="minorHAnsi" w:eastAsiaTheme="minorEastAsia" w:hAnsiTheme="minorHAnsi" w:cstheme="minorBidi"/>
+              <w:noProof/>
+              <w:snapToGrid/>
+              <w:kern w:val="2"/>
+              <w:szCs w:val="22"/>
+            </w:rPr>
+          </w:pPr>
+          <w:hyperlink w:anchor="_Toc11688807" w:history="1">
+            <w:r>
+              <w:rPr>
+                <w:rStyle w:val="Hyperlink"/>
+                <w:noProof/>
+              </w:rPr>
+              <w:t>3.1.4</w:t>
+            </w:r>
+            <w:r>
+              <w:rPr>
+                <w:rFonts w:asciiTheme="minorHAnsi" w:eastAsiaTheme="minorEastAsia" w:hAnsiTheme="minorHAnsi" w:cstheme="minorBidi"/>
+                <w:noProof/>
+                <w:snapToGrid/>
+                <w:kern w:val="2"/>
+                <w:szCs w:val="22"/>
+              </w:rPr>
+              <w:tab/>
+            </w:r>
+            <w:r>
+              <w:rPr>
+                <w:rStyle w:val="Hyperlink"/>
+                <w:rFonts w:hint="eastAsia"/>
+                <w:noProof/>
+              </w:rPr>
+              <w:t>集合空间</w:t>
+            </w:r>
+            <w:r>
+              <w:rPr>
+                <w:rStyle w:val="Hyperlink"/>
+                <w:noProof/>
+              </w:rPr>
+              <w:t>LobPageSize</w:t>
+            </w:r>
+            <w:r>
+              <w:rPr>
+                <w:rStyle w:val="Hyperlink"/>
+                <w:rFonts w:hint="eastAsia"/>
+                <w:noProof/>
+              </w:rPr>
+              <w:t>，集合</w:t>
+            </w:r>
+            <w:r>
+              <w:rPr>
+                <w:rStyle w:val="Hyperlink"/>
+                <w:noProof/>
+              </w:rPr>
+              <w:t>ReplSize</w:t>
+            </w:r>
+            <w:r>
+              <w:rPr>
+                <w:rStyle w:val="Hyperlink"/>
+                <w:rFonts w:hint="eastAsia"/>
+                <w:noProof/>
+              </w:rPr>
+              <w:t>可配置</w:t>
+            </w:r>
+            <w:r>
+              <w:rPr>
+                <w:noProof/>
+                <w:webHidden/>
+              </w:rPr>
+              <w:tab/>
+            </w:r>
+            <w:r>
+              <w:rPr>
+                <w:noProof/>
+                <w:webHidden/>
+              </w:rPr>
+              <w:fldChar w:fldCharType="begin"/>
+            </w:r>
+            <w:r>
+              <w:rPr>
+                <w:noProof/>
+                <w:webHidden/>
+              </w:rPr>
+              <w:instrText xml:space="preserve"> PAGEREF _Toc11688807 \h </w:instrText>
+            </w:r>
+            <w:r>
+              <w:rPr>
+                <w:noProof/>
+                <w:webHidden/>
+              </w:rPr>
+            </w:r>
+            <w:r>
+              <w:rPr>
+                <w:noProof/>
+                <w:webHidden/>
+              </w:rPr>
+              <w:fldChar w:fldCharType="separate"/>
+            </w:r>
+            <w:r>
+              <w:rPr>
+                <w:noProof/>
+                <w:webHidden/>
+              </w:rPr>
+              <w:t>17</w:t>
+            </w:r>
+            <w:r>
+              <w:rPr>
+                <w:noProof/>
+                <w:webHidden/>
+              </w:rPr>
+              <w:fldChar w:fldCharType="end"/>
+            </w:r>
+          </w:hyperlink>
+        </w:p>
+        <w:p>
+          <w:pPr>
+            <w:pStyle w:val="TOC3"/>
+            <w:tabs>
+              <w:tab w:val="left" w:pos="1680"/>
+              <w:tab w:val="right" w:leader="dot" w:pos="8296"/>
+            </w:tabs>
+            <w:rPr>
+              <w:rFonts w:asciiTheme="minorHAnsi" w:eastAsiaTheme="minorEastAsia" w:hAnsiTheme="minorHAnsi" w:cstheme="minorBidi"/>
+              <w:noProof/>
+              <w:snapToGrid/>
+              <w:kern w:val="2"/>
+              <w:szCs w:val="22"/>
+            </w:rPr>
+          </w:pPr>
+          <w:hyperlink w:anchor="_Toc11688808" w:history="1">
+            <w:r>
+              <w:rPr>
+                <w:rStyle w:val="Hyperlink"/>
+                <w:noProof/>
+              </w:rPr>
+              <w:t>3.1.5</w:t>
+            </w:r>
+            <w:r>
+              <w:rPr>
+                <w:rFonts w:asciiTheme="minorHAnsi" w:eastAsiaTheme="minorEastAsia" w:hAnsiTheme="minorHAnsi" w:cstheme="minorBidi"/>
+                <w:noProof/>
+                <w:snapToGrid/>
+                <w:kern w:val="2"/>
+                <w:szCs w:val="22"/>
+              </w:rPr>
+              <w:tab/>
+            </w:r>
+            <w:r>
+              <w:rPr>
+                <w:rStyle w:val="Hyperlink"/>
+                <w:rFonts w:hint="eastAsia"/>
+                <w:noProof/>
+              </w:rPr>
+              <w:t>支持</w:t>
+            </w:r>
+            <w:r>
+              <w:rPr>
+                <w:rStyle w:val="Hyperlink"/>
+                <w:noProof/>
+              </w:rPr>
+              <w:t>chunk</w:t>
+            </w:r>
+            <w:r>
+              <w:rPr>
+                <w:rStyle w:val="Hyperlink"/>
+                <w:rFonts w:hint="eastAsia"/>
+                <w:noProof/>
+              </w:rPr>
+              <w:t>解码</w:t>
+            </w:r>
+            <w:r>
+              <w:rPr>
+                <w:noProof/>
+                <w:webHidden/>
+              </w:rPr>
+              <w:tab/>
+            </w:r>
+            <w:r>
+              <w:rPr>
+                <w:noProof/>
+                <w:webHidden/>
+              </w:rPr>
+              <w:fldChar w:fldCharType="begin"/>
+            </w:r>
+            <w:r>
+              <w:rPr>
+                <w:noProof/>
+                <w:webHidden/>
+              </w:rPr>
+              <w:instrText xml:space="preserve"> PAGEREF _Toc11688808 \h </w:instrText>
+            </w:r>
+            <w:r>
+              <w:rPr>
+                <w:noProof/>
+                <w:webHidden/>
+              </w:rPr>
+            </w:r>
+            <w:r>
+              <w:rPr>
+                <w:noProof/>
+                <w:webHidden/>
+              </w:rPr>
+              <w:fldChar w:fldCharType="separate"/>
+            </w:r>
+            <w:r>
+              <w:rPr>
+                <w:noProof/>
+                <w:webHidden/>
+              </w:rPr>
+              <w:t>17</w:t>
             </w:r>
             <w:r>
               <w:rPr>
@@ -3880,7 +5063,7 @@
               <w:szCs w:val="22"/>
             </w:rPr>
           </w:pPr>
-          <w:hyperlink w:anchor="_Toc11275370" w:history="1">
+          <w:hyperlink w:anchor="_Toc11688809" w:history="1">
             <w:r>
               <w:rPr>
                 <w:rStyle w:val="Hyperlink"/>
@@ -3926,7 +5109,7 @@
                 <w:noProof/>
                 <w:webHidden/>
               </w:rPr>
-              <w:instrText xml:space="preserve"> PAGEREF _Toc11275370 \h </w:instrText>
+              <w:instrText xml:space="preserve"> PAGEREF _Toc11688809 \h </w:instrText>
             </w:r>
             <w:r>
               <w:rPr>
@@ -3946,7 +5129,7 @@
                 <w:noProof/>
                 <w:webHidden/>
               </w:rPr>
-              <w:t>14</w:t>
+              <w:t>18</w:t>
             </w:r>
             <w:r>
               <w:rPr>
@@ -3972,7 +5155,7 @@
               <w:szCs w:val="22"/>
             </w:rPr>
           </w:pPr>
-          <w:hyperlink w:anchor="_Toc11275371" w:history="1">
+          <w:hyperlink w:anchor="_Toc11688810" w:history="1">
             <w:r>
               <w:rPr>
                 <w:rStyle w:val="Hyperlink"/>
@@ -4018,7 +5201,7 @@
                 <w:noProof/>
                 <w:webHidden/>
               </w:rPr>
-              <w:instrText xml:space="preserve"> PAGEREF _Toc11275371 \h </w:instrText>
+              <w:instrText xml:space="preserve"> PAGEREF _Toc11688810 \h </w:instrText>
             </w:r>
             <w:r>
               <w:rPr>
@@ -4038,7 +5221,7 @@
                 <w:noProof/>
                 <w:webHidden/>
               </w:rPr>
-              <w:t>14</w:t>
+              <w:t>18</w:t>
             </w:r>
             <w:r>
               <w:rPr>
@@ -4064,7 +5247,7 @@
               <w:szCs w:val="22"/>
             </w:rPr>
           </w:pPr>
-          <w:hyperlink w:anchor="_Toc11275372" w:history="1">
+          <w:hyperlink w:anchor="_Toc11688811" w:history="1">
             <w:r>
               <w:rPr>
                 <w:rStyle w:val="Hyperlink"/>
@@ -4110,7 +5293,7 @@
                 <w:noProof/>
                 <w:webHidden/>
               </w:rPr>
-              <w:instrText xml:space="preserve"> PAGEREF _Toc11275372 \h </w:instrText>
+              <w:instrText xml:space="preserve"> PAGEREF _Toc11688811 \h </w:instrText>
             </w:r>
             <w:r>
               <w:rPr>
@@ -4130,7 +5313,7 @@
                 <w:noProof/>
                 <w:webHidden/>
               </w:rPr>
-              <w:t>14</w:t>
+              <w:t>18</w:t>
             </w:r>
             <w:r>
               <w:rPr>
@@ -4156,7 +5339,7 @@
               <w:szCs w:val="22"/>
             </w:rPr>
           </w:pPr>
-          <w:hyperlink w:anchor="_Toc11275373" w:history="1">
+          <w:hyperlink w:anchor="_Toc11688812" w:history="1">
             <w:r>
               <w:rPr>
                 <w:rStyle w:val="Hyperlink"/>
@@ -4202,7 +5385,7 @@
                 <w:noProof/>
                 <w:webHidden/>
               </w:rPr>
-              <w:instrText xml:space="preserve"> PAGEREF _Toc11275373 \h </w:instrText>
+              <w:instrText xml:space="preserve"> PAGEREF _Toc11688812 \h </w:instrText>
             </w:r>
             <w:r>
               <w:rPr>
@@ -4222,7 +5405,7 @@
                 <w:noProof/>
                 <w:webHidden/>
               </w:rPr>
-              <w:t>14</w:t>
+              <w:t>18</w:t>
             </w:r>
             <w:r>
               <w:rPr>
@@ -4248,7 +5431,7 @@
               <w:szCs w:val="22"/>
             </w:rPr>
           </w:pPr>
-          <w:hyperlink w:anchor="_Toc11275374" w:history="1">
+          <w:hyperlink w:anchor="_Toc11688813" w:history="1">
             <w:r>
               <w:rPr>
                 <w:rStyle w:val="Hyperlink"/>
@@ -4294,7 +5477,7 @@
                 <w:noProof/>
                 <w:webHidden/>
               </w:rPr>
-              <w:instrText xml:space="preserve"> PAGEREF _Toc11275374 \h </w:instrText>
+              <w:instrText xml:space="preserve"> PAGEREF _Toc11688813 \h </w:instrText>
             </w:r>
             <w:r>
               <w:rPr>
@@ -4314,7 +5497,7 @@
                 <w:noProof/>
                 <w:webHidden/>
               </w:rPr>
-              <w:t>14</w:t>
+              <w:t>18</w:t>
             </w:r>
             <w:r>
               <w:rPr>
@@ -4373,7 +5556,7 @@
           <w:rFonts w:cs="Arial"/>
         </w:rPr>
       </w:pPr>
-      <w:bookmarkStart w:id="1" w:name="_Toc11275343"/>
+      <w:bookmarkStart w:id="1" w:name="_Toc11688772"/>
       <w:r>
         <w:rPr>
           <w:rFonts w:cs="Arial"/>
@@ -4391,7 +5574,7 @@
           <w:rFonts w:cs="Arial"/>
         </w:rPr>
       </w:pPr>
-      <w:bookmarkStart w:id="2" w:name="_Toc11275344"/>
+      <w:bookmarkStart w:id="2" w:name="_Toc11688773"/>
       <w:r>
         <w:rPr>
           <w:rFonts w:cs="Arial"/>
@@ -4446,7 +5629,7 @@
           <w:rFonts w:cs="Arial"/>
         </w:rPr>
       </w:pPr>
-      <w:bookmarkStart w:id="3" w:name="_Toc11275345"/>
+      <w:bookmarkStart w:id="3" w:name="_Toc11688774"/>
       <w:r>
         <w:rPr>
           <w:rFonts w:cs="Arial"/>
@@ -4547,7 +5730,7 @@
           <w:rFonts w:cs="Arial"/>
         </w:rPr>
       </w:pPr>
-      <w:bookmarkStart w:id="4" w:name="_Toc11275346"/>
+      <w:bookmarkStart w:id="4" w:name="_Toc11688775"/>
       <w:r>
         <w:rPr>
           <w:rFonts w:cs="Arial" w:hint="eastAsia"/>
@@ -4560,7 +5743,7 @@
       <w:pPr>
         <w:pStyle w:val="Heading3"/>
       </w:pPr>
-      <w:bookmarkStart w:id="5" w:name="_Toc11275347"/>
+      <w:bookmarkStart w:id="5" w:name="_Toc11688776"/>
       <w:r>
         <w:rPr>
           <w:rFonts w:hint="eastAsia"/>
@@ -4980,7 +6163,7 @@
       <w:pPr>
         <w:pStyle w:val="Heading3"/>
       </w:pPr>
-      <w:bookmarkStart w:id="6" w:name="_Toc11275348"/>
+      <w:bookmarkStart w:id="6" w:name="_Toc11688777"/>
       <w:r>
         <w:rPr>
           <w:rFonts w:hint="eastAsia"/>
@@ -5010,7 +6193,6 @@
           <w:numId w:val="22"/>
         </w:numPr>
         <w:rPr>
-          <w:rFonts w:hint="eastAsia"/>
           <w:b w:val="0"/>
           <w:sz w:val="21"/>
           <w:szCs w:val="21"/>
@@ -5199,13 +6381,7 @@
         </w:tc>
       </w:tr>
     </w:tbl>
-    <w:p>
-      <w:pPr>
-        <w:rPr>
-          <w:rFonts w:hint="eastAsia"/>
-        </w:rPr>
-      </w:pPr>
-    </w:p>
+    <w:p/>
     <w:p>
       <w:pPr>
         <w:ind w:firstLineChars="200" w:firstLine="420"/>
@@ -5336,13 +6512,7 @@
         </w:tc>
       </w:tr>
     </w:tbl>
-    <w:p>
-      <w:pPr>
-        <w:rPr>
-          <w:rFonts w:hint="eastAsia"/>
-        </w:rPr>
-      </w:pPr>
-    </w:p>
+    <w:p/>
     <w:p>
       <w:pPr>
         <w:pStyle w:val="Heading4"/>
@@ -6100,29 +7270,9 @@
               <w:rPr>
                 <w:rFonts w:cstheme="minorHAnsi"/>
                 <w:i/>
-              </w:rPr>
-              <w:t xml:space="preserve">PUT </w:t>
-            </w:r>
-            <w:r>
-              <w:rPr>
-                <w:rFonts w:cstheme="minorHAnsi" w:hint="eastAsia"/>
-                <w:i/>
-              </w:rPr>
-              <w:t>/region</w:t>
-            </w:r>
-            <w:r>
-              <w:rPr>
-                <w:rFonts w:cstheme="minorHAnsi"/>
-                <w:i/>
-              </w:rPr>
-              <w:t>/</w:t>
-            </w:r>
-            <w:r>
-              <w:rPr>
-                <w:rFonts w:cstheme="minorHAnsi" w:hint="eastAsia"/>
-                <w:i/>
-              </w:rPr>
-              <w:t>{regionname}</w:t>
+                <w:color w:val="FF0000"/>
+              </w:rPr>
+              <w:t>POST/region/?Action=CreateRegion&amp;RegionName={regionname}</w:t>
             </w:r>
             <w:r>
               <w:rPr>
@@ -7811,7 +8961,7 @@
       <w:pPr>
         <w:pStyle w:val="Heading3"/>
       </w:pPr>
-      <w:bookmarkStart w:id="7" w:name="_Toc11275349"/>
+      <w:bookmarkStart w:id="7" w:name="_Toc11688778"/>
       <w:r>
         <w:rPr>
           <w:rFonts w:hint="eastAsia"/>
@@ -7867,6 +9017,129 @@
         <w:t>决定当某一用户重复创建属于自己的桶时是否返回错误提示。</w:t>
       </w:r>
     </w:p>
+    <w:p>
+      <w:pPr>
+        <w:pStyle w:val="Heading3"/>
+      </w:pPr>
+      <w:bookmarkStart w:id="8" w:name="_Toc11688779"/>
+      <w:r>
+        <w:lastRenderedPageBreak/>
+        <w:t>集合空间</w:t>
+      </w:r>
+      <w:r>
+        <w:t>LobPageSize</w:t>
+      </w:r>
+      <w:r>
+        <w:t>，集合</w:t>
+      </w:r>
+      <w:r>
+        <w:t>ReplSize</w:t>
+      </w:r>
+      <w:r>
+        <w:t>可配置</w:t>
+      </w:r>
+      <w:bookmarkEnd w:id="8"/>
+      <w:r>
+        <w:t> </w:t>
+      </w:r>
+    </w:p>
+    <w:p>
+      <w:r>
+        <w:rPr>
+          <w:rFonts w:hint="eastAsia"/>
+        </w:rPr>
+        <w:t>1.</w:t>
+      </w:r>
+      <w:r>
+        <w:rPr>
+          <w:rFonts w:hint="eastAsia"/>
+        </w:rPr>
+        <w:t>支持</w:t>
+      </w:r>
+      <w:r>
+        <w:t>集合空间的</w:t>
+      </w:r>
+      <w:r>
+        <w:t>LobPageSize</w:t>
+      </w:r>
+      <w:r>
+        <w:t>，集合的</w:t>
+      </w:r>
+      <w:r>
+        <w:t>ReplSize </w:t>
+      </w:r>
+      <w:r>
+        <w:rPr>
+          <w:rFonts w:hint="eastAsia"/>
+        </w:rPr>
+        <w:t>可配置</w:t>
+      </w:r>
+    </w:p>
+    <w:p/>
+    <w:p>
+      <w:pPr>
+        <w:pStyle w:val="Heading3"/>
+      </w:pPr>
+      <w:bookmarkStart w:id="9" w:name="_Toc11688780"/>
+      <w:r>
+        <w:rPr>
+          <w:rFonts w:hint="eastAsia"/>
+        </w:rPr>
+        <w:t>支持</w:t>
+      </w:r>
+      <w:r>
+        <w:rPr>
+          <w:rFonts w:hint="eastAsia"/>
+        </w:rPr>
+        <w:t>chunk</w:t>
+      </w:r>
+      <w:r>
+        <w:rPr>
+          <w:rFonts w:hint="eastAsia"/>
+        </w:rPr>
+        <w:t>解码</w:t>
+      </w:r>
+      <w:bookmarkEnd w:id="9"/>
+    </w:p>
+    <w:p>
+      <w:r>
+        <w:rPr>
+          <w:rFonts w:hint="eastAsia"/>
+        </w:rPr>
+        <w:t>1</w:t>
+      </w:r>
+      <w:r>
+        <w:rPr>
+          <w:rFonts w:hint="eastAsia"/>
+        </w:rPr>
+        <w:t>、</w:t>
+      </w:r>
+      <w:r>
+        <w:rPr>
+          <w:rFonts w:hint="eastAsia"/>
+        </w:rPr>
+        <w:t>新增支持</w:t>
+      </w:r>
+      <w:r>
+        <w:rPr>
+          <w:rFonts w:hint="eastAsia"/>
+        </w:rPr>
+        <w:t>chunk</w:t>
+      </w:r>
+      <w:r>
+        <w:rPr>
+          <w:rFonts w:hint="eastAsia"/>
+        </w:rPr>
+        <w:t>解码</w:t>
+      </w:r>
+      <w:r>
+        <w:rPr>
+          <w:rFonts w:hint="eastAsia"/>
+        </w:rPr>
+        <w:t>上传</w:t>
+      </w:r>
+    </w:p>
+    <w:p/>
     <w:p>
       <w:pPr>
         <w:pStyle w:val="Heading2"/>
@@ -7875,28 +9148,27 @@
           <w:rFonts w:cs="Arial"/>
         </w:rPr>
       </w:pPr>
-      <w:bookmarkStart w:id="8" w:name="_Toc11275350"/>
+      <w:bookmarkStart w:id="10" w:name="_Toc11688781"/>
       <w:r>
         <w:rPr>
           <w:rFonts w:cs="Arial"/>
         </w:rPr>
-        <w:lastRenderedPageBreak/>
         <w:t>功能约束</w:t>
       </w:r>
-      <w:bookmarkEnd w:id="8"/>
+      <w:bookmarkEnd w:id="10"/>
     </w:p>
     <w:p>
       <w:pPr>
         <w:pStyle w:val="Heading3"/>
       </w:pPr>
-      <w:bookmarkStart w:id="9" w:name="_Toc11275351"/>
+      <w:bookmarkStart w:id="11" w:name="_Toc11688782"/>
       <w:r>
         <w:rPr>
           <w:rFonts w:hint="eastAsia"/>
         </w:rPr>
         <w:t>签名校验</w:t>
       </w:r>
-      <w:bookmarkEnd w:id="9"/>
+      <w:bookmarkEnd w:id="11"/>
     </w:p>
     <w:p>
       <w:pPr>
@@ -8075,7 +9347,7 @@
       <w:pPr>
         <w:pStyle w:val="Heading3"/>
       </w:pPr>
-      <w:bookmarkStart w:id="10" w:name="_Toc11275352"/>
+      <w:bookmarkStart w:id="12" w:name="_Toc11688783"/>
       <w:r>
         <w:rPr>
           <w:rFonts w:hint="eastAsia"/>
@@ -8094,7 +9366,7 @@
         </w:rPr>
         <w:t>路径</w:t>
       </w:r>
-      <w:bookmarkEnd w:id="10"/>
+      <w:bookmarkEnd w:id="12"/>
     </w:p>
     <w:p>
       <w:r>
@@ -8216,14 +9488,14 @@
       <w:pPr>
         <w:pStyle w:val="Heading3"/>
       </w:pPr>
-      <w:bookmarkStart w:id="11" w:name="_Toc11275353"/>
+      <w:bookmarkStart w:id="13" w:name="_Toc11688784"/>
       <w:r>
         <w:rPr>
           <w:rFonts w:hint="eastAsia"/>
         </w:rPr>
         <w:t>用户配置重复创建桶</w:t>
       </w:r>
-      <w:bookmarkEnd w:id="11"/>
+      <w:bookmarkEnd w:id="13"/>
     </w:p>
     <w:p>
       <w:r>
@@ -8285,20 +9557,105 @@
     </w:p>
     <w:p>
       <w:pPr>
+        <w:pStyle w:val="Heading3"/>
+      </w:pPr>
+      <w:bookmarkStart w:id="14" w:name="_Toc11688785"/>
+      <w:r>
+        <w:t>集合空间</w:t>
+      </w:r>
+      <w:r>
+        <w:t>LobPageSize</w:t>
+      </w:r>
+      <w:r>
+        <w:t>，集合</w:t>
+      </w:r>
+      <w:r>
+        <w:t>ReplSize</w:t>
+      </w:r>
+      <w:r>
+        <w:t>可配置</w:t>
+      </w:r>
+      <w:bookmarkEnd w:id="14"/>
+      <w:r>
+        <w:t> </w:t>
+      </w:r>
+    </w:p>
+    <w:p>
+      <w:r>
+        <w:rPr>
+          <w:rFonts w:hint="eastAsia"/>
+        </w:rPr>
+        <w:t>1</w:t>
+      </w:r>
+      <w:r>
+        <w:rPr>
+          <w:rFonts w:hint="eastAsia"/>
+        </w:rPr>
+        <w:t>、</w:t>
+      </w:r>
+      <w:r>
+        <w:t>针对主要应用场景定义集合空间的</w:t>
+      </w:r>
+      <w:r>
+        <w:t>LobPageSize</w:t>
+      </w:r>
+      <w:r>
+        <w:t>，集合的</w:t>
+      </w:r>
+      <w:r>
+        <w:t>ReplSize </w:t>
+      </w:r>
+    </w:p>
+    <w:p>
+      <w:pPr>
+        <w:pStyle w:val="Heading3"/>
+      </w:pPr>
+      <w:bookmarkStart w:id="15" w:name="_Toc11688786"/>
+      <w:r>
+        <w:rPr>
+          <w:rFonts w:hint="eastAsia"/>
+        </w:rPr>
+        <w:lastRenderedPageBreak/>
+        <w:t>支持</w:t>
+      </w:r>
+      <w:r>
+        <w:rPr>
+          <w:rFonts w:hint="eastAsia"/>
+        </w:rPr>
+        <w:t>chunk</w:t>
+      </w:r>
+      <w:r>
+        <w:rPr>
+          <w:rFonts w:hint="eastAsia"/>
+        </w:rPr>
+        <w:t>解码</w:t>
+      </w:r>
+      <w:bookmarkEnd w:id="15"/>
+    </w:p>
+    <w:p>
+      <w:r>
+        <w:rPr>
+          <w:rFonts w:hint="eastAsia"/>
+        </w:rPr>
+        <w:t>无</w:t>
+      </w:r>
+    </w:p>
+    <w:p>
+      <w:pPr>
         <w:pStyle w:val="Heading1"/>
         <w:spacing w:line="276" w:lineRule="auto"/>
         <w:rPr>
           <w:rFonts w:cs="Arial"/>
         </w:rPr>
       </w:pPr>
-      <w:bookmarkStart w:id="12" w:name="_Toc11275354"/>
+      <w:bookmarkStart w:id="16" w:name="_Toc11688787"/>
       <w:r>
         <w:rPr>
           <w:rFonts w:cs="Arial"/>
         </w:rPr>
         <w:t>简单设计</w:t>
       </w:r>
-      <w:bookmarkEnd w:id="12"/>
+      <w:bookmarkEnd w:id="16"/>
     </w:p>
     <w:p>
       <w:pPr>
@@ -8308,27 +9665,27 @@
           <w:rFonts w:cs="Arial"/>
         </w:rPr>
       </w:pPr>
-      <w:bookmarkStart w:id="13" w:name="_Toc11275355"/>
+      <w:bookmarkStart w:id="17" w:name="_Toc11688788"/>
       <w:r>
         <w:rPr>
           <w:rFonts w:cs="Arial"/>
         </w:rPr>
         <w:t>场景</w:t>
       </w:r>
-      <w:bookmarkEnd w:id="13"/>
+      <w:bookmarkEnd w:id="17"/>
     </w:p>
     <w:p>
       <w:pPr>
         <w:pStyle w:val="Heading3"/>
       </w:pPr>
-      <w:bookmarkStart w:id="14" w:name="_Toc11275356"/>
+      <w:bookmarkStart w:id="18" w:name="_Toc11688789"/>
       <w:r>
         <w:rPr>
           <w:rFonts w:hint="eastAsia"/>
         </w:rPr>
         <w:t>签名校验</w:t>
       </w:r>
-      <w:bookmarkEnd w:id="14"/>
+      <w:bookmarkEnd w:id="18"/>
     </w:p>
     <w:p>
       <w:r>
@@ -8452,7 +9809,8 @@
       <w:pPr>
         <w:pStyle w:val="Heading3"/>
       </w:pPr>
-      <w:bookmarkStart w:id="15" w:name="_Toc11275357"/>
+      <w:bookmarkStart w:id="19" w:name="_Toc11688790"/>
+      <w:commentRangeStart w:id="20"/>
       <w:r>
         <w:rPr>
           <w:rFonts w:hint="eastAsia"/>
@@ -8471,7 +9829,17 @@
         </w:rPr>
         <w:t>路径</w:t>
       </w:r>
-      <w:bookmarkEnd w:id="15"/>
+      <w:commentRangeEnd w:id="20"/>
+      <w:r>
+        <w:rPr>
+          <w:rStyle w:val="CommentReference"/>
+          <w:rFonts w:asciiTheme="minorHAnsi" w:eastAsiaTheme="minorEastAsia" w:hAnsiTheme="minorHAnsi" w:cstheme="minorBidi"/>
+          <w:bCs w:val="0"/>
+          <w:snapToGrid/>
+        </w:rPr>
+        <w:commentReference w:id="20"/>
+      </w:r>
+      <w:bookmarkEnd w:id="19"/>
     </w:p>
     <w:p>
       <w:r>
@@ -8553,15 +9921,14 @@
       <w:pPr>
         <w:pStyle w:val="Heading3"/>
       </w:pPr>
-      <w:bookmarkStart w:id="16" w:name="_Toc11275358"/>
-      <w:r>
-        <w:rPr>
-          <w:rFonts w:hint="eastAsia"/>
-        </w:rPr>
-        <w:lastRenderedPageBreak/>
+      <w:bookmarkStart w:id="21" w:name="_Toc11688791"/>
+      <w:r>
+        <w:rPr>
+          <w:rFonts w:hint="eastAsia"/>
+        </w:rPr>
         <w:t>用户配置重复创建桶</w:t>
       </w:r>
-      <w:bookmarkEnd w:id="16"/>
+      <w:bookmarkEnd w:id="21"/>
     </w:p>
     <w:p>
       <w:r>
@@ -8671,17 +10038,261 @@
     </w:p>
     <w:p>
       <w:pPr>
+        <w:pStyle w:val="Heading3"/>
+      </w:pPr>
+      <w:bookmarkStart w:id="22" w:name="_Toc11688792"/>
+      <w:r>
+        <w:t>集合空间</w:t>
+      </w:r>
+      <w:r>
+        <w:t>LobPageSize</w:t>
+      </w:r>
+      <w:r>
+        <w:t>，集合</w:t>
+      </w:r>
+      <w:r>
+        <w:t>ReplSize</w:t>
+      </w:r>
+      <w:r>
+        <w:t>可配置</w:t>
+      </w:r>
+      <w:bookmarkEnd w:id="22"/>
+      <w:r>
+        <w:t> </w:t>
+      </w:r>
+    </w:p>
+    <w:p>
+      <w:r>
+        <w:rPr>
+          <w:rFonts w:hint="eastAsia"/>
+        </w:rPr>
+        <w:t>1</w:t>
+      </w:r>
+      <w:r>
+        <w:rPr>
+          <w:rFonts w:hint="eastAsia"/>
+        </w:rPr>
+        <w:t>、配置“</w:t>
+      </w:r>
+      <w:r>
+        <w:rPr>
+          <w:rFonts w:ascii="宋体" w:eastAsia="宋体" w:hAnsi="宋体" w:cs="宋体"/>
+          <w:color w:val="CC7832"/>
+          <w:kern w:val="0"/>
+        </w:rPr>
+        <w:t>sdbs3.sequoiadb.data.lobPageSize</w:t>
+      </w:r>
+      <w:r>
+        <w:rPr>
+          <w:rFonts w:hint="eastAsia"/>
+        </w:rPr>
+        <w:t>”</w:t>
+      </w:r>
+      <w:r>
+        <w:rPr>
+          <w:rFonts w:hint="eastAsia"/>
+        </w:rPr>
+        <w:t>、“</w:t>
+      </w:r>
+      <w:r>
+        <w:t xml:space="preserve"> </w:t>
+      </w:r>
+      <w:r>
+        <w:rPr>
+          <w:rFonts w:ascii="宋体" w:eastAsia="宋体" w:hAnsi="宋体" w:cs="宋体"/>
+          <w:color w:val="CC7832"/>
+          <w:kern w:val="0"/>
+        </w:rPr>
+        <w:t>sdbs3.sequoiadb.data.replSize</w:t>
+      </w:r>
+      <w:r>
+        <w:rPr>
+          <w:rFonts w:hint="eastAsia"/>
+        </w:rPr>
+        <w:t>”</w:t>
+      </w:r>
+      <w:r>
+        <w:rPr>
+          <w:rFonts w:hint="eastAsia"/>
+        </w:rPr>
+        <w:t>为</w:t>
+      </w:r>
+      <w:r>
+        <w:rPr>
+          <w:rFonts w:hint="eastAsia"/>
+        </w:rPr>
+        <w:t>有效值</w:t>
+      </w:r>
+      <w:r>
+        <w:rPr>
+          <w:rFonts w:hint="eastAsia"/>
+        </w:rPr>
+        <w:t>/</w:t>
+      </w:r>
+      <w:r>
+        <w:rPr>
+          <w:rFonts w:hint="eastAsia"/>
+        </w:rPr>
+        <w:t>无效值</w:t>
+      </w:r>
+      <w:r>
+        <w:rPr>
+          <w:rFonts w:hint="eastAsia"/>
+        </w:rPr>
+        <w:t>/</w:t>
+      </w:r>
+      <w:r>
+        <w:rPr>
+          <w:rFonts w:hint="eastAsia"/>
+        </w:rPr>
+        <w:t>默认值</w:t>
+      </w:r>
+      <w:r>
+        <w:rPr>
+          <w:rFonts w:hint="eastAsia"/>
+        </w:rPr>
+        <w:t>，</w:t>
+      </w:r>
+      <w:r>
+        <w:rPr>
+          <w:rFonts w:hint="eastAsia"/>
+        </w:rPr>
+        <w:t>查看默认区域相关配置</w:t>
+      </w:r>
+      <w:r>
+        <w:rPr>
+          <w:rFonts w:hint="eastAsia"/>
+        </w:rPr>
+        <w:t>。</w:t>
+      </w:r>
+    </w:p>
+    <w:p>
+      <w:r>
+        <w:rPr>
+          <w:rFonts w:hint="eastAsia"/>
+        </w:rPr>
+        <w:t>2</w:t>
+      </w:r>
+      <w:r>
+        <w:rPr>
+          <w:rFonts w:hint="eastAsia"/>
+        </w:rPr>
+        <w:t>、创建区域</w:t>
+      </w:r>
+      <w:r>
+        <w:rPr>
+          <w:rFonts w:hint="eastAsia"/>
+        </w:rPr>
+        <w:t>时</w:t>
+      </w:r>
+      <w:r>
+        <w:rPr>
+          <w:rFonts w:hint="eastAsia"/>
+        </w:rPr>
+        <w:t>指定</w:t>
+      </w:r>
+      <w:r>
+        <w:t>集合空间</w:t>
+      </w:r>
+      <w:r>
+        <w:t>LobPageSize</w:t>
+      </w:r>
+      <w:r>
+        <w:t>，集合</w:t>
+      </w:r>
+      <w:r>
+        <w:t>ReplSize</w:t>
+      </w:r>
+      <w:r>
+        <w:rPr>
+          <w:rFonts w:hint="eastAsia"/>
+        </w:rPr>
+        <w:t>。</w:t>
+      </w:r>
+    </w:p>
+    <w:p>
+      <w:pPr>
+        <w:pStyle w:val="Heading3"/>
+      </w:pPr>
+      <w:bookmarkStart w:id="23" w:name="_Toc11688793"/>
+      <w:r>
+        <w:rPr>
+          <w:rFonts w:hint="eastAsia"/>
+        </w:rPr>
+        <w:t>支持</w:t>
+      </w:r>
+      <w:r>
+        <w:rPr>
+          <w:rFonts w:hint="eastAsia"/>
+        </w:rPr>
+        <w:t>chunk</w:t>
+      </w:r>
+      <w:r>
+        <w:rPr>
+          <w:rFonts w:hint="eastAsia"/>
+        </w:rPr>
+        <w:t>解码</w:t>
+      </w:r>
+      <w:bookmarkEnd w:id="23"/>
+    </w:p>
+    <w:p>
+      <w:r>
+        <w:rPr>
+          <w:rFonts w:hint="eastAsia"/>
+        </w:rPr>
+        <w:t>1</w:t>
+      </w:r>
+      <w:r>
+        <w:rPr>
+          <w:rFonts w:hint="eastAsia"/>
+        </w:rPr>
+        <w:t>、</w:t>
+      </w:r>
+      <w:r>
+        <w:rPr>
+          <w:rFonts w:hint="eastAsia"/>
+        </w:rPr>
+        <w:t>根据</w:t>
+      </w:r>
+      <w:r>
+        <w:rPr>
+          <w:rFonts w:hint="eastAsia"/>
+        </w:rPr>
+        <w:t>x-amz-decoded-content-length</w:t>
+      </w:r>
+      <w:r>
+        <w:rPr>
+          <w:rFonts w:hint="eastAsia"/>
+        </w:rPr>
+        <w:t>头部是否存在判断是否进行</w:t>
+      </w:r>
+      <w:r>
+        <w:rPr>
+          <w:rFonts w:hint="eastAsia"/>
+        </w:rPr>
+        <w:t>chunk</w:t>
+      </w:r>
+      <w:r>
+        <w:rPr>
+          <w:rFonts w:hint="eastAsia"/>
+        </w:rPr>
+        <w:t>解码</w:t>
+      </w:r>
+    </w:p>
+    <w:p>
+      <w:pPr>
         <w:pStyle w:val="Heading2"/>
         <w:spacing w:line="276" w:lineRule="auto"/>
         <w:rPr>
           <w:rFonts w:cs="Arial"/>
         </w:rPr>
       </w:pPr>
-      <w:bookmarkStart w:id="17" w:name="_Toc11275359"/>
+      <w:bookmarkStart w:id="24" w:name="_Toc11688794"/>
       <w:r>
         <w:rPr>
           <w:rFonts w:cs="Arial"/>
         </w:rPr>
+        <w:lastRenderedPageBreak/>
         <w:t>逻辑</w:t>
       </w:r>
       <w:r>
@@ -8690,20 +10301,20 @@
         </w:rPr>
         <w:t>或流程</w:t>
       </w:r>
-      <w:bookmarkEnd w:id="17"/>
+      <w:bookmarkEnd w:id="24"/>
     </w:p>
     <w:p>
       <w:pPr>
         <w:pStyle w:val="Heading3"/>
       </w:pPr>
-      <w:bookmarkStart w:id="18" w:name="_Toc11275360"/>
+      <w:bookmarkStart w:id="25" w:name="_Toc11688795"/>
       <w:r>
         <w:rPr>
           <w:rFonts w:hint="eastAsia"/>
         </w:rPr>
         <w:t>签名校验</w:t>
       </w:r>
-      <w:bookmarkEnd w:id="18"/>
+      <w:bookmarkEnd w:id="25"/>
     </w:p>
     <w:p>
       <w:pPr>
@@ -9516,48 +11127,48 @@
       <w:pPr>
         <w:pStyle w:val="Heading3"/>
       </w:pPr>
-      <w:bookmarkStart w:id="19" w:name="_Toc11275361"/>
+      <w:bookmarkStart w:id="26" w:name="_Toc11688796"/>
+      <w:r>
+        <w:rPr>
+          <w:rFonts w:hint="eastAsia"/>
+        </w:rPr>
+        <w:t>取消</w:t>
+      </w:r>
+      <w:r>
+        <w:rPr>
+          <w:rFonts w:hint="eastAsia"/>
+        </w:rPr>
+        <w:t>S3</w:t>
+      </w:r>
+      <w:r>
+        <w:rPr>
+          <w:rFonts w:hint="eastAsia"/>
+        </w:rPr>
+        <w:t>路径</w:t>
+      </w:r>
+      <w:bookmarkEnd w:id="26"/>
+    </w:p>
+    <w:p>
+      <w:r>
+        <w:rPr>
+          <w:rFonts w:hint="eastAsia"/>
+        </w:rPr>
+        <w:t>已在用例中适配。</w:t>
+      </w:r>
+    </w:p>
+    <w:p>
+      <w:pPr>
+        <w:pStyle w:val="Heading3"/>
+      </w:pPr>
+      <w:bookmarkStart w:id="27" w:name="_Toc11688797"/>
       <w:r>
         <w:rPr>
           <w:rFonts w:hint="eastAsia"/>
         </w:rPr>
         <w:lastRenderedPageBreak/>
-        <w:t>取消</w:t>
-      </w:r>
-      <w:r>
-        <w:rPr>
-          <w:rFonts w:hint="eastAsia"/>
-        </w:rPr>
-        <w:t>S3</w:t>
-      </w:r>
-      <w:r>
-        <w:rPr>
-          <w:rFonts w:hint="eastAsia"/>
-        </w:rPr>
-        <w:t>路径</w:t>
-      </w:r>
-      <w:bookmarkEnd w:id="19"/>
-    </w:p>
-    <w:p>
-      <w:r>
-        <w:rPr>
-          <w:rFonts w:hint="eastAsia"/>
-        </w:rPr>
-        <w:t>已在用例中适配。</w:t>
-      </w:r>
-    </w:p>
-    <w:p>
-      <w:pPr>
-        <w:pStyle w:val="Heading3"/>
-      </w:pPr>
-      <w:bookmarkStart w:id="20" w:name="_Toc11275362"/>
-      <w:r>
-        <w:rPr>
-          <w:rFonts w:hint="eastAsia"/>
-        </w:rPr>
         <w:t>用户配置重复创建桶</w:t>
       </w:r>
-      <w:bookmarkEnd w:id="20"/>
+      <w:bookmarkEnd w:id="27"/>
     </w:p>
     <w:p>
       <w:r>
@@ -9723,20 +11334,716 @@
     </w:p>
     <w:p>
       <w:pPr>
+        <w:pStyle w:val="Heading3"/>
+      </w:pPr>
+      <w:bookmarkStart w:id="28" w:name="_Toc11688798"/>
+      <w:r>
+        <w:t>集合空间</w:t>
+      </w:r>
+      <w:r>
+        <w:t>LobPageSize</w:t>
+      </w:r>
+      <w:r>
+        <w:t>，集合</w:t>
+      </w:r>
+      <w:r>
+        <w:t>ReplSize</w:t>
+      </w:r>
+      <w:r>
+        <w:t>可配置</w:t>
+      </w:r>
+      <w:bookmarkEnd w:id="28"/>
+      <w:r>
+        <w:t> </w:t>
+      </w:r>
+    </w:p>
+    <w:p>
+      <w:r>
+        <w:rPr>
+          <w:rFonts w:hint="eastAsia"/>
+        </w:rPr>
+        <w:t>1</w:t>
+      </w:r>
+      <w:r>
+        <w:rPr>
+          <w:rFonts w:hint="eastAsia"/>
+        </w:rPr>
+        <w:t>、</w:t>
+      </w:r>
+      <w:r>
+        <w:rPr>
+          <w:rFonts w:hint="eastAsia"/>
+        </w:rPr>
+        <w:t>在配置文件中配置默认区域</w:t>
+      </w:r>
+      <w:r>
+        <w:t>集合空间</w:t>
+      </w:r>
+      <w:r>
+        <w:t>LobPageSize</w:t>
+      </w:r>
+      <w:r>
+        <w:t>，集合</w:t>
+      </w:r>
+      <w:r>
+        <w:t>ReplSize</w:t>
+      </w:r>
+      <w:r>
+        <w:rPr>
+          <w:rFonts w:hint="eastAsia"/>
+        </w:rPr>
+        <w:t>。</w:t>
+      </w:r>
+    </w:p>
+    <w:p>
+      <w:pPr>
+        <w:rPr>
+          <w:rFonts w:cstheme="minorHAnsi"/>
+        </w:rPr>
+      </w:pPr>
+      <w:r>
+        <w:rPr>
+          <w:rFonts w:hint="eastAsia"/>
+        </w:rPr>
+        <w:t>2</w:t>
+      </w:r>
+      <w:r>
+        <w:rPr>
+          <w:rFonts w:hint="eastAsia"/>
+        </w:rPr>
+        <w:t>、</w:t>
+      </w:r>
+      <w:r>
+        <w:rPr>
+          <w:rFonts w:hint="eastAsia"/>
+        </w:rPr>
+        <w:t>在创建新区域时可以指定</w:t>
+      </w:r>
+      <w:r>
+        <w:rPr>
+          <w:rFonts w:cstheme="minorHAnsi" w:hint="eastAsia"/>
+        </w:rPr>
+        <w:t>对象数据集合空间的</w:t>
+      </w:r>
+      <w:r>
+        <w:rPr>
+          <w:rFonts w:cstheme="minorHAnsi"/>
+        </w:rPr>
+        <w:t>LobPageSize</w:t>
+      </w:r>
+      <w:r>
+        <w:rPr>
+          <w:rFonts w:cstheme="minorHAnsi" w:hint="eastAsia"/>
+        </w:rPr>
+        <w:t>。</w:t>
+      </w:r>
+    </w:p>
+    <w:p>
+      <w:pPr>
+        <w:rPr>
+          <w:rFonts w:cstheme="minorHAnsi"/>
+        </w:rPr>
+      </w:pPr>
+      <w:r>
+        <w:rPr>
+          <w:rFonts w:cstheme="minorHAnsi" w:hint="eastAsia"/>
+        </w:rPr>
+        <w:t>有效值：</w:t>
+      </w:r>
+      <w:r>
+        <w:rPr>
+          <w:rFonts w:cstheme="minorHAnsi"/>
+        </w:rPr>
+        <w:t>0</w:t>
+      </w:r>
+      <w:r>
+        <w:rPr>
+          <w:rFonts w:cstheme="minorHAnsi" w:hint="eastAsia"/>
+        </w:rPr>
+        <w:t>，</w:t>
+      </w:r>
+      <w:r>
+        <w:rPr>
+          <w:rFonts w:cstheme="minorHAnsi"/>
+        </w:rPr>
+        <w:t>4096</w:t>
+      </w:r>
+      <w:r>
+        <w:rPr>
+          <w:rFonts w:cstheme="minorHAnsi" w:hint="eastAsia"/>
+        </w:rPr>
+        <w:t>，</w:t>
+      </w:r>
+      <w:r>
+        <w:rPr>
+          <w:rFonts w:cstheme="minorHAnsi"/>
+        </w:rPr>
+        <w:t>8192</w:t>
+      </w:r>
+      <w:r>
+        <w:rPr>
+          <w:rFonts w:cstheme="minorHAnsi" w:hint="eastAsia"/>
+        </w:rPr>
+        <w:t>，</w:t>
+      </w:r>
+      <w:r>
+        <w:rPr>
+          <w:rFonts w:cstheme="minorHAnsi"/>
+        </w:rPr>
+        <w:t>16384</w:t>
+      </w:r>
+      <w:r>
+        <w:rPr>
+          <w:rFonts w:cstheme="minorHAnsi" w:hint="eastAsia"/>
+        </w:rPr>
+        <w:t>，</w:t>
+      </w:r>
+      <w:r>
+        <w:rPr>
+          <w:rFonts w:cstheme="minorHAnsi"/>
+        </w:rPr>
+        <w:t>32768</w:t>
+      </w:r>
+      <w:r>
+        <w:rPr>
+          <w:rFonts w:cstheme="minorHAnsi" w:hint="eastAsia"/>
+        </w:rPr>
+        <w:t>，</w:t>
+      </w:r>
+      <w:r>
+        <w:rPr>
+          <w:rFonts w:cstheme="minorHAnsi"/>
+        </w:rPr>
+        <w:t>65536</w:t>
+      </w:r>
+      <w:r>
+        <w:rPr>
+          <w:rFonts w:cstheme="minorHAnsi" w:hint="eastAsia"/>
+        </w:rPr>
+        <w:t>，</w:t>
+      </w:r>
+      <w:r>
+        <w:rPr>
+          <w:rFonts w:cstheme="minorHAnsi"/>
+        </w:rPr>
+        <w:t>131072</w:t>
+      </w:r>
+      <w:r>
+        <w:rPr>
+          <w:rFonts w:cstheme="minorHAnsi" w:hint="eastAsia"/>
+        </w:rPr>
+        <w:t>，</w:t>
+      </w:r>
+      <w:r>
+        <w:rPr>
+          <w:rFonts w:cstheme="minorHAnsi"/>
+        </w:rPr>
+        <w:t>262144</w:t>
+      </w:r>
+      <w:r>
+        <w:rPr>
+          <w:rFonts w:cstheme="minorHAnsi" w:hint="eastAsia"/>
+        </w:rPr>
+        <w:t>，</w:t>
+      </w:r>
+      <w:r>
+        <w:rPr>
+          <w:rFonts w:cstheme="minorHAnsi"/>
+        </w:rPr>
+        <w:t>524288</w:t>
+      </w:r>
+      <w:r>
+        <w:rPr>
+          <w:rFonts w:cstheme="minorHAnsi" w:hint="eastAsia"/>
+        </w:rPr>
+        <w:t>之一，</w:t>
+      </w:r>
+      <w:r>
+        <w:rPr>
+          <w:rFonts w:cstheme="minorHAnsi"/>
+        </w:rPr>
+        <w:t>0</w:t>
+      </w:r>
+      <w:r>
+        <w:rPr>
+          <w:rFonts w:cstheme="minorHAnsi" w:hint="eastAsia"/>
+        </w:rPr>
+        <w:t>即为默认值</w:t>
+      </w:r>
+      <w:r>
+        <w:rPr>
+          <w:rFonts w:cstheme="minorHAnsi"/>
+        </w:rPr>
+        <w:t>262144</w:t>
+      </w:r>
+      <w:r>
+        <w:rPr>
+          <w:rFonts w:cstheme="minorHAnsi" w:hint="eastAsia"/>
+        </w:rPr>
+        <w:t>。</w:t>
+      </w:r>
+    </w:p>
+    <w:p>
+      <w:pPr>
+        <w:rPr>
+          <w:rFonts w:cstheme="minorHAnsi"/>
+        </w:rPr>
+      </w:pPr>
+      <w:r>
+        <w:rPr>
+          <w:rFonts w:cstheme="minorHAnsi" w:hint="eastAsia"/>
+        </w:rPr>
+        <w:t>3</w:t>
+      </w:r>
+      <w:r>
+        <w:rPr>
+          <w:rFonts w:cstheme="minorHAnsi" w:hint="eastAsia"/>
+        </w:rPr>
+        <w:t>、在创建新区域时也可以指定对象集合的</w:t>
+      </w:r>
+      <w:r>
+        <w:rPr>
+          <w:rFonts w:cstheme="minorHAnsi"/>
+        </w:rPr>
+        <w:t>ReplSize</w:t>
+      </w:r>
+      <w:r>
+        <w:rPr>
+          <w:rFonts w:cstheme="minorHAnsi" w:hint="eastAsia"/>
+        </w:rPr>
+        <w:t>，写操作同步的副本数</w:t>
+      </w:r>
+    </w:p>
+    <w:p>
+      <w:pPr>
+        <w:rPr>
+          <w:rFonts w:cstheme="minorHAnsi"/>
+        </w:rPr>
+      </w:pPr>
+      <w:r>
+        <w:rPr>
+          <w:rFonts w:cstheme="minorHAnsi" w:hint="eastAsia"/>
+        </w:rPr>
+        <w:t>有效值：</w:t>
+      </w:r>
+      <w:r>
+        <w:rPr>
+          <w:rFonts w:cstheme="minorHAnsi"/>
+        </w:rPr>
+        <w:t>-1</w:t>
+      </w:r>
+      <w:r>
+        <w:rPr>
+          <w:rFonts w:cstheme="minorHAnsi" w:hint="eastAsia"/>
+        </w:rPr>
+        <w:t>，</w:t>
+      </w:r>
+      <w:r>
+        <w:rPr>
+          <w:rFonts w:cstheme="minorHAnsi"/>
+        </w:rPr>
+        <w:t xml:space="preserve"> 0</w:t>
+      </w:r>
+      <w:r>
+        <w:rPr>
+          <w:rFonts w:cstheme="minorHAnsi" w:hint="eastAsia"/>
+        </w:rPr>
+        <w:t>，</w:t>
+      </w:r>
+      <w:r>
+        <w:rPr>
+          <w:rFonts w:cstheme="minorHAnsi"/>
+        </w:rPr>
+        <w:t xml:space="preserve"> 1-7</w:t>
+      </w:r>
+    </w:p>
+    <w:p>
+      <w:pPr>
+        <w:rPr>
+          <w:rFonts w:cstheme="minorHAnsi"/>
+        </w:rPr>
+      </w:pPr>
+      <w:r>
+        <w:rPr>
+          <w:rFonts w:cstheme="minorHAnsi" w:hint="eastAsia"/>
+        </w:rPr>
+        <w:t>默认值：</w:t>
+      </w:r>
+      <w:r>
+        <w:rPr>
+          <w:rFonts w:cstheme="minorHAnsi"/>
+        </w:rPr>
+        <w:t>-1.</w:t>
+      </w:r>
+    </w:p>
+    <w:p>
+      <w:pPr>
+        <w:rPr>
+          <w:rFonts w:cstheme="minorHAnsi"/>
+        </w:rPr>
+      </w:pPr>
+      <w:r>
+        <w:rPr>
+          <w:rFonts w:cstheme="minorHAnsi" w:hint="eastAsia"/>
+        </w:rPr>
+        <w:t>3</w:t>
+      </w:r>
+      <w:r>
+        <w:rPr>
+          <w:rFonts w:cstheme="minorHAnsi" w:hint="eastAsia"/>
+        </w:rPr>
+        <w:t>、修改区域属性：</w:t>
+      </w:r>
+    </w:p>
+    <w:p>
+      <w:pPr>
+        <w:rPr>
+          <w:rFonts w:cstheme="minorHAnsi"/>
+        </w:rPr>
+      </w:pPr>
+      <w:r>
+        <w:rPr>
+          <w:rFonts w:hint="eastAsia"/>
+        </w:rPr>
+        <w:t xml:space="preserve">1) </w:t>
+      </w:r>
+      <w:r>
+        <w:rPr>
+          <w:rFonts w:hint="eastAsia"/>
+        </w:rPr>
+        <w:t>指定模式的配置一旦创建不能修改。</w:t>
+      </w:r>
+    </w:p>
+    <w:p>
+      <w:pPr>
+        <w:rPr>
+          <w:kern w:val="0"/>
+        </w:rPr>
+      </w:pPr>
+      <w:r>
+        <w:rPr>
+          <w:rFonts w:hint="eastAsia"/>
+          <w:kern w:val="0"/>
+        </w:rPr>
+        <w:t xml:space="preserve">2) </w:t>
+      </w:r>
+      <w:r>
+        <w:rPr>
+          <w:kern w:val="0"/>
+        </w:rPr>
+        <w:t>ShardingType</w:t>
+      </w:r>
+      <w:r>
+        <w:rPr>
+          <w:rFonts w:hint="eastAsia"/>
+          <w:kern w:val="0"/>
+        </w:rPr>
+        <w:t>模式的配置只能修改</w:t>
+      </w:r>
+      <w:r>
+        <w:rPr>
+          <w:kern w:val="0"/>
+        </w:rPr>
+        <w:t>ShardingType</w:t>
+      </w:r>
+      <w:r>
+        <w:rPr>
+          <w:rFonts w:hint="eastAsia"/>
+          <w:kern w:val="0"/>
+        </w:rPr>
+        <w:t>配置，不能修改</w:t>
+      </w:r>
+      <w:r>
+        <w:rPr>
+          <w:kern w:val="0"/>
+        </w:rPr>
+        <w:t>Domain</w:t>
+      </w:r>
+      <w:r>
+        <w:rPr>
+          <w:rFonts w:hint="eastAsia"/>
+          <w:kern w:val="0"/>
+        </w:rPr>
+        <w:t>、</w:t>
+      </w:r>
+      <w:r>
+        <w:rPr>
+          <w:kern w:val="0"/>
+        </w:rPr>
+        <w:t>DataLobPageSize</w:t>
+      </w:r>
+      <w:r>
+        <w:rPr>
+          <w:rFonts w:hint="eastAsia"/>
+          <w:kern w:val="0"/>
+        </w:rPr>
+        <w:t>及</w:t>
+      </w:r>
+      <w:r>
+        <w:rPr>
+          <w:kern w:val="0"/>
+        </w:rPr>
+        <w:t>DataReplSize</w:t>
+      </w:r>
+      <w:r>
+        <w:rPr>
+          <w:rFonts w:hint="eastAsia"/>
+          <w:kern w:val="0"/>
+        </w:rPr>
+        <w:t>配置，如果修改时携带的</w:t>
+      </w:r>
+      <w:r>
+        <w:rPr>
+          <w:kern w:val="0"/>
+        </w:rPr>
+        <w:t>Domain</w:t>
+      </w:r>
+      <w:r>
+        <w:rPr>
+          <w:rFonts w:hint="eastAsia"/>
+          <w:kern w:val="0"/>
+        </w:rPr>
+        <w:t>、</w:t>
+      </w:r>
+      <w:r>
+        <w:rPr>
+          <w:kern w:val="0"/>
+        </w:rPr>
+        <w:t>DataLobPageSize</w:t>
+      </w:r>
+      <w:r>
+        <w:rPr>
+          <w:rFonts w:hint="eastAsia"/>
+          <w:kern w:val="0"/>
+        </w:rPr>
+        <w:t>及</w:t>
+      </w:r>
+      <w:r>
+        <w:rPr>
+          <w:kern w:val="0"/>
+        </w:rPr>
+        <w:t>DataReplSize</w:t>
+      </w:r>
+      <w:r>
+        <w:rPr>
+          <w:rFonts w:hint="eastAsia"/>
+          <w:kern w:val="0"/>
+        </w:rPr>
+        <w:t>和初始创建时不一致，参数校验失败。</w:t>
+      </w:r>
+    </w:p>
+    <w:p>
+      <w:pPr>
+        <w:pStyle w:val="Heading3"/>
+      </w:pPr>
+      <w:bookmarkStart w:id="29" w:name="_Toc11688799"/>
+      <w:r>
+        <w:rPr>
+          <w:rFonts w:hint="eastAsia"/>
+        </w:rPr>
+        <w:t>支持</w:t>
+      </w:r>
+      <w:r>
+        <w:rPr>
+          <w:rFonts w:hint="eastAsia"/>
+        </w:rPr>
+        <w:t>chunk</w:t>
+      </w:r>
+      <w:r>
+        <w:rPr>
+          <w:rFonts w:hint="eastAsia"/>
+        </w:rPr>
+        <w:t>解码</w:t>
+      </w:r>
+      <w:bookmarkEnd w:id="29"/>
+    </w:p>
+    <w:p>
+      <w:r>
+        <w:rPr>
+          <w:rFonts w:hint="eastAsia"/>
+        </w:rPr>
+        <w:t>创建</w:t>
+      </w:r>
+      <w:r>
+        <w:rPr>
+          <w:rFonts w:hint="eastAsia"/>
+        </w:rPr>
+        <w:t>s3</w:t>
+      </w:r>
+      <w:r>
+        <w:rPr>
+          <w:rFonts w:hint="eastAsia"/>
+        </w:rPr>
+        <w:t>客户端时指定</w:t>
+      </w:r>
+      <w:r>
+        <w:t>withChunkedEncodingDisabled</w:t>
+      </w:r>
+      <w:r>
+        <w:rPr>
+          <w:rFonts w:hint="eastAsia"/>
+        </w:rPr>
+        <w:t>为</w:t>
+      </w:r>
+      <w:r>
+        <w:rPr>
+          <w:rFonts w:hint="eastAsia"/>
+        </w:rPr>
+        <w:t>false</w:t>
+      </w:r>
+      <w:r>
+        <w:rPr>
+          <w:rFonts w:hint="eastAsia"/>
+        </w:rPr>
+        <w:t>。</w:t>
+      </w:r>
+    </w:p>
+    <w:p>
+      <w:r>
+        <w:rPr>
+          <w:rFonts w:hint="eastAsia"/>
+        </w:rPr>
+        <w:t>样例：</w:t>
+      </w:r>
+    </w:p>
+    <w:tbl>
+      <w:tblPr>
+        <w:tblStyle w:val="TableGrid"/>
+        <w:tblW w:w="7938" w:type="dxa"/>
+        <w:tblInd w:w="421" w:type="dxa"/>
+        <w:tblLook w:val="04A0"/>
+      </w:tblPr>
+      <w:tblGrid>
+        <w:gridCol w:w="7938"/>
+      </w:tblGrid>
+      <w:tr>
+        <w:tc>
+          <w:tcPr>
+            <w:tcW w:w="7938" w:type="dxa"/>
+            <w:tcBorders>
+              <w:top w:val="single" w:sz="4" w:space="0" w:color="000000" w:themeColor="text1"/>
+              <w:left w:val="single" w:sz="4" w:space="0" w:color="000000" w:themeColor="text1"/>
+              <w:bottom w:val="single" w:sz="4" w:space="0" w:color="000000" w:themeColor="text1"/>
+              <w:right w:val="single" w:sz="4" w:space="0" w:color="000000" w:themeColor="text1"/>
+            </w:tcBorders>
+          </w:tcPr>
+          <w:p>
+            <w:pPr>
+              <w:rPr>
+                <w:rFonts w:eastAsiaTheme="minorEastAsia"/>
+              </w:rPr>
+            </w:pPr>
+            <w:r>
+              <w:t>AWSCredentials credentials =</w:t>
+            </w:r>
+          </w:p>
+          <w:p>
+            <w:r>
+              <w:t xml:space="preserve"> New BasicAWSCredentials("ABCDEFGHIJKLMNOPQRST","ABCDEFGHIJKLMNOPQRST");</w:t>
+            </w:r>
+          </w:p>
+          <w:p/>
+          <w:p>
+            <w:r>
+              <w:t>ClientConfiguration config = new ClientConfiguration();</w:t>
+            </w:r>
+          </w:p>
+          <w:p>
+            <w:r>
+              <w:t>config.setUseExpectContinue(false);</w:t>
+            </w:r>
+          </w:p>
+          <w:p>
+            <w:r>
+              <w:t>String endPoint = "http://192.168.10.71:8002/s3";</w:t>
+            </w:r>
+          </w:p>
+          <w:p>
+            <w:r>
+              <w:t>AwsClientBuilder.EndpointConfiguration endpointConfiguration =</w:t>
+            </w:r>
+          </w:p>
+          <w:p>
+            <w:r>
+              <w:t xml:space="preserve">                new AwsClientBuilder.EndpointConfiguration(endPoint,"test2");</w:t>
+            </w:r>
+          </w:p>
+          <w:p/>
+          <w:p>
+            <w:r>
+              <w:t>AmazonS3 amazonS3= AmazonS3ClientBuilder.standard()</w:t>
+            </w:r>
+          </w:p>
+          <w:p>
+            <w:r>
+              <w:t>.withEndpointConfiguration(endpointConfiguration)</w:t>
+            </w:r>
+          </w:p>
+          <w:p>
+            <w:r>
+              <w:t xml:space="preserve">.withClientConfiguration(config)                </w:t>
+            </w:r>
+          </w:p>
+          <w:p>
+            <w:r>
+              <w:t xml:space="preserve">.withCredentials(new AWSStaticCredentialsProvider(credentials)) </w:t>
+            </w:r>
+          </w:p>
+          <w:p>
+            <w:r>
+              <w:t>.withChunkedEncodingDisabled(</w:t>
+            </w:r>
+            <w:r>
+              <w:rPr>
+                <w:rFonts w:hint="eastAsia"/>
+              </w:rPr>
+              <w:t>false</w:t>
+            </w:r>
+            <w:r>
+              <w:t xml:space="preserve">)    </w:t>
+            </w:r>
+          </w:p>
+          <w:p>
+            <w:r>
+              <w:t>.build()</w:t>
+            </w:r>
+          </w:p>
+          <w:p>
+            <w:pPr>
+              <w:rPr>
+                <w:rFonts w:asciiTheme="minorHAnsi" w:eastAsiaTheme="minorEastAsia" w:hAnsiTheme="minorHAnsi"/>
+                <w:kern w:val="2"/>
+                <w:sz w:val="21"/>
+                <w:szCs w:val="21"/>
+              </w:rPr>
+            </w:pPr>
+          </w:p>
+        </w:tc>
+      </w:tr>
+    </w:tbl>
+    <w:p>
+      <w:pPr>
+        <w:rPr>
+          <w:rFonts w:cstheme="minorHAnsi"/>
+        </w:rPr>
+      </w:pPr>
+    </w:p>
+    <w:p>
+      <w:pPr>
         <w:pStyle w:val="Heading2"/>
         <w:spacing w:line="276" w:lineRule="auto"/>
         <w:rPr>
           <w:rFonts w:cs="Arial"/>
         </w:rPr>
       </w:pPr>
-      <w:bookmarkStart w:id="21" w:name="_Toc11275363"/>
+      <w:bookmarkStart w:id="30" w:name="_Toc11688800"/>
       <w:r>
         <w:rPr>
           <w:rFonts w:cs="Arial"/>
         </w:rPr>
         <w:t>界面参数</w:t>
       </w:r>
-      <w:bookmarkEnd w:id="21"/>
+      <w:bookmarkEnd w:id="30"/>
     </w:p>
     <w:p>
       <w:pPr>
@@ -9764,14 +12071,14 @@
           <w:rFonts w:cs="Arial"/>
         </w:rPr>
       </w:pPr>
-      <w:bookmarkStart w:id="22" w:name="_Toc11275364"/>
+      <w:bookmarkStart w:id="31" w:name="_Toc11688801"/>
       <w:r>
         <w:rPr>
           <w:rFonts w:cs="Arial"/>
         </w:rPr>
         <w:t>其它</w:t>
       </w:r>
-      <w:bookmarkEnd w:id="22"/>
+      <w:bookmarkEnd w:id="31"/>
     </w:p>
     <w:p>
       <w:pPr>
@@ -9827,7 +12134,7 @@
           <w:rFonts w:cs="Arial"/>
         </w:rPr>
       </w:pPr>
-      <w:bookmarkStart w:id="23" w:name="_Toc11275365"/>
+      <w:bookmarkStart w:id="32" w:name="_Toc11688802"/>
       <w:r>
         <w:rPr>
           <w:rFonts w:cs="Arial"/>
@@ -9840,7 +12147,7 @@
         </w:rPr>
         <w:t>设计</w:t>
       </w:r>
-      <w:bookmarkEnd w:id="23"/>
+      <w:bookmarkEnd w:id="32"/>
     </w:p>
     <w:p>
       <w:pPr>
@@ -9850,27 +12157,27 @@
           <w:rFonts w:cs="Arial"/>
         </w:rPr>
       </w:pPr>
-      <w:bookmarkStart w:id="24" w:name="_Toc11275366"/>
+      <w:bookmarkStart w:id="33" w:name="_Toc11688803"/>
       <w:r>
         <w:rPr>
           <w:rFonts w:cs="Arial"/>
         </w:rPr>
         <w:t>测试规格</w:t>
       </w:r>
-      <w:bookmarkEnd w:id="24"/>
+      <w:bookmarkEnd w:id="33"/>
     </w:p>
     <w:p>
       <w:pPr>
         <w:pStyle w:val="Heading3"/>
       </w:pPr>
-      <w:bookmarkStart w:id="25" w:name="_Toc11275367"/>
+      <w:bookmarkStart w:id="34" w:name="_Toc11688804"/>
       <w:r>
         <w:rPr>
           <w:rFonts w:hint="eastAsia"/>
         </w:rPr>
         <w:t>签名校验</w:t>
       </w:r>
-      <w:bookmarkEnd w:id="25"/>
+      <w:bookmarkEnd w:id="34"/>
     </w:p>
     <w:p>
       <w:pPr>
@@ -10162,30 +12469,6 @@
           <w:rFonts w:hint="eastAsia"/>
         </w:rPr>
         <w:t>基本功能。</w:t>
-      </w:r>
-    </w:p>
-    <w:p>
-      <w:pPr>
-        <w:spacing w:line="276" w:lineRule="auto"/>
-        <w:ind w:firstLine="420"/>
-      </w:pPr>
-      <w:r>
-        <w:rPr>
-          <w:rFonts w:hint="eastAsia"/>
-        </w:rPr>
-        <w:t>1</w:t>
-      </w:r>
-      <w:r>
-        <w:rPr>
-          <w:rFonts w:hint="eastAsia"/>
-        </w:rPr>
-        <w:t>、</w:t>
-      </w:r>
-      <w:r>
-        <w:rPr>
-          <w:rFonts w:hint="eastAsia"/>
-        </w:rPr>
-        <w:t>配置鉴权关闭</w:t>
       </w:r>
     </w:p>
     <w:p>
@@ -10224,7 +12507,6 @@
               <w:rPr>
                 <w:rFonts w:hint="eastAsia"/>
               </w:rPr>
-              <w:lastRenderedPageBreak/>
               <w:t>测试项</w:t>
             </w:r>
           </w:p>
@@ -10275,13 +12557,68 @@
               <w:rPr>
                 <w:rFonts w:hint="eastAsia"/>
               </w:rPr>
+              <w:lastRenderedPageBreak/>
               <w:t>基本操作</w:t>
             </w:r>
             <w:r>
               <w:rPr>
                 <w:rFonts w:hint="eastAsia"/>
               </w:rPr>
-              <w:t>（创建桶）</w:t>
+              <w:t>（</w:t>
+            </w:r>
+            <w:r>
+              <w:rPr>
+                <w:rFonts w:hint="eastAsia"/>
+              </w:rPr>
+              <w:t>authorization</w:t>
+            </w:r>
+            <w:r>
+              <w:rPr>
+                <w:rFonts w:hint="eastAsia"/>
+              </w:rPr>
+              <w:t>头部不存在</w:t>
+            </w:r>
+            <w:r>
+              <w:rPr>
+                <w:rFonts w:hint="eastAsia"/>
+              </w:rPr>
+              <w:t>/</w:t>
+            </w:r>
+            <w:r>
+              <w:rPr>
+                <w:rFonts w:hint="eastAsia"/>
+              </w:rPr>
+              <w:t>存在</w:t>
+            </w:r>
+            <w:r>
+              <w:rPr>
+                <w:rFonts w:hint="eastAsia"/>
+              </w:rPr>
+              <w:t>且为</w:t>
+            </w:r>
+            <w:r>
+              <w:rPr>
+                <w:rFonts w:hint="eastAsia"/>
+              </w:rPr>
+              <w:t>v2/</w:t>
+            </w:r>
+            <w:r>
+              <w:rPr>
+                <w:rFonts w:hint="eastAsia"/>
+              </w:rPr>
+              <w:t>存在且为</w:t>
+            </w:r>
+            <w:r>
+              <w:rPr>
+                <w:rFonts w:hint="eastAsia"/>
+              </w:rPr>
+              <w:t>v4</w:t>
+            </w:r>
+            <w:r>
+              <w:rPr>
+                <w:rFonts w:hint="eastAsia"/>
+              </w:rPr>
+              <w:t>）</w:t>
             </w:r>
           </w:p>
         </w:tc>
@@ -10307,21 +12644,7 @@
                 <w:rFonts w:hint="eastAsia"/>
                 <w:szCs w:val="20"/>
               </w:rPr>
-              <w:t>authorization</w:t>
-            </w:r>
-            <w:r>
-              <w:rPr>
-                <w:rFonts w:hint="eastAsia"/>
-                <w:szCs w:val="20"/>
-              </w:rPr>
-              <w:t>头部</w:t>
-            </w:r>
-            <w:r>
-              <w:rPr>
-                <w:rFonts w:hint="eastAsia"/>
-                <w:szCs w:val="20"/>
-              </w:rPr>
-              <w:t>不存在</w:t>
+              <w:t>用户创建桶，查询桶是否存在，切换桶版本控制状态，查询桶版本控制状态，获取桶列表，删除桶</w:t>
             </w:r>
           </w:p>
           <w:p>
@@ -10342,56 +12665,7 @@
                 <w:rFonts w:hint="eastAsia"/>
                 <w:szCs w:val="20"/>
               </w:rPr>
-              <w:t>authorization</w:t>
-            </w:r>
-            <w:r>
-              <w:rPr>
-                <w:rFonts w:hint="eastAsia"/>
-                <w:szCs w:val="20"/>
-              </w:rPr>
-              <w:t>头部</w:t>
-            </w:r>
-            <w:r>
-              <w:rPr>
-                <w:rFonts w:hint="eastAsia"/>
-                <w:szCs w:val="20"/>
-              </w:rPr>
-              <w:t>存在</w:t>
-            </w:r>
-            <w:r>
-              <w:rPr>
-                <w:rFonts w:hint="eastAsia"/>
-                <w:szCs w:val="20"/>
-              </w:rPr>
-              <w:t>，且为</w:t>
-            </w:r>
-            <w:r>
-              <w:rPr>
-                <w:rFonts w:hint="eastAsia"/>
-                <w:szCs w:val="20"/>
-              </w:rPr>
-              <w:t>version2</w:t>
-            </w:r>
-            <w:r>
-              <w:rPr>
-                <w:rFonts w:hint="eastAsia"/>
-                <w:szCs w:val="20"/>
-              </w:rPr>
-              <w:t>版本格式，</w:t>
-            </w:r>
-            <w:r>
-              <w:rPr>
-                <w:rFonts w:hint="eastAsia"/>
-                <w:szCs w:val="20"/>
-              </w:rPr>
-              <w:t>AccessKeyId</w:t>
-            </w:r>
-            <w:r>
-              <w:rPr>
-                <w:rFonts w:hint="eastAsia"/>
-                <w:szCs w:val="20"/>
-              </w:rPr>
-              <w:t>不为默认用户。</w:t>
+              <w:t>用户创建桶，设置桶分隔符，获取桶分隔符，向桶中上传对象，获取对象，获取对象列表，删除对象</w:t>
             </w:r>
           </w:p>
           <w:p>
@@ -10412,49 +12686,84 @@
                 <w:rFonts w:hint="eastAsia"/>
                 <w:szCs w:val="20"/>
               </w:rPr>
-              <w:t>authorization</w:t>
+              <w:t>用户创建桶，开启版本控制，向桶中上传对象，获取对象</w:t>
             </w:r>
             <w:r>
               <w:rPr>
                 <w:rFonts w:hint="eastAsia"/>
                 <w:szCs w:val="20"/>
               </w:rPr>
-              <w:t>头部</w:t>
-            </w:r>
-            <w:r>
-              <w:rPr>
-                <w:rFonts w:hint="eastAsia"/>
+              <w:t>版本列表</w:t>
+            </w:r>
+          </w:p>
+          <w:p>
+            <w:pPr>
+              <w:pStyle w:val="ListParagraph"/>
+              <w:numPr>
+                <w:ilvl w:val="0"/>
+                <w:numId w:val="10"/>
+              </w:numPr>
+              <w:spacing w:line="276" w:lineRule="auto"/>
+              <w:ind w:firstLineChars="0"/>
+              <w:rPr>
                 <w:szCs w:val="20"/>
               </w:rPr>
-              <w:t>存在，且为</w:t>
-            </w:r>
+            </w:pPr>
             <w:r>
               <w:rPr>
                 <w:rFonts w:hint="eastAsia"/>
                 <w:szCs w:val="20"/>
               </w:rPr>
-              <w:t>version4</w:t>
+              <w:t>创建用户，更新用户</w:t>
             </w:r>
             <w:r>
               <w:rPr>
                 <w:rFonts w:hint="eastAsia"/>
                 <w:szCs w:val="20"/>
               </w:rPr>
-              <w:t>版本格式，</w:t>
+              <w:t>AccessKey</w:t>
             </w:r>
             <w:r>
               <w:rPr>
                 <w:rFonts w:hint="eastAsia"/>
                 <w:szCs w:val="20"/>
               </w:rPr>
-              <w:t>AccessKeyId</w:t>
+              <w:t>，获取用户</w:t>
             </w:r>
             <w:r>
               <w:rPr>
                 <w:rFonts w:hint="eastAsia"/>
                 <w:szCs w:val="20"/>
               </w:rPr>
-              <w:t>不为默认用户。</w:t>
+              <w:t>AccessKey</w:t>
+            </w:r>
+            <w:r>
+              <w:rPr>
+                <w:rFonts w:hint="eastAsia"/>
+                <w:szCs w:val="20"/>
+              </w:rPr>
+              <w:t>，删除用户</w:t>
+            </w:r>
+          </w:p>
+          <w:p>
+            <w:pPr>
+              <w:pStyle w:val="ListParagraph"/>
+              <w:numPr>
+                <w:ilvl w:val="0"/>
+                <w:numId w:val="10"/>
+              </w:numPr>
+              <w:spacing w:line="276" w:lineRule="auto"/>
+              <w:ind w:firstLineChars="0"/>
+              <w:rPr>
+                <w:szCs w:val="20"/>
+              </w:rPr>
+            </w:pPr>
+            <w:r>
+              <w:rPr>
+                <w:rFonts w:hint="eastAsia"/>
+                <w:szCs w:val="20"/>
+              </w:rPr>
+              <w:t>创建区域，区域中创建桶并上传对象，查看区域是否存在，获取区域，获取区域列表，删除区域</w:t>
             </w:r>
           </w:p>
         </w:tc>
@@ -10466,6 +12775,12 @@
             <w:pPr>
               <w:spacing w:line="276" w:lineRule="auto"/>
             </w:pPr>
+            <w:r>
+              <w:rPr>
+                <w:rFonts w:hint="eastAsia"/>
+              </w:rPr>
+              <w:t>鉴权关闭，</w:t>
+            </w:r>
             <w:r>
               <w:rPr>
                 <w:rFonts w:hint="eastAsia"/>
@@ -10501,11 +12816,21 @@
             <w:pPr>
               <w:spacing w:line="276" w:lineRule="auto"/>
             </w:pPr>
+            <w:commentRangeStart w:id="35"/>
             <w:r>
               <w:rPr>
                 <w:rFonts w:hint="eastAsia"/>
               </w:rPr>
               <w:t>并发操作</w:t>
+            </w:r>
+            <w:commentRangeEnd w:id="35"/>
+            <w:r>
+              <w:rPr>
+                <w:rStyle w:val="CommentReference"/>
+                <w:rFonts w:asciiTheme="minorHAnsi" w:eastAsiaTheme="minorEastAsia" w:hAnsiTheme="minorHAnsi" w:cstheme="minorBidi"/>
+                <w:kern w:val="2"/>
+              </w:rPr>
+              <w:commentReference w:id="35"/>
             </w:r>
           </w:p>
         </w:tc>
@@ -10533,19 +12858,7 @@
               <w:rPr>
                 <w:rFonts w:hint="eastAsia"/>
               </w:rPr>
-              <w:t>authorization</w:t>
-            </w:r>
-            <w:r>
-              <w:rPr>
-                <w:rFonts w:hint="eastAsia"/>
-              </w:rPr>
-              <w:t>头部不存在，</w:t>
-            </w:r>
-            <w:r>
-              <w:rPr>
-                <w:rFonts w:hint="eastAsia"/>
-              </w:rPr>
-              <w:t>并发创建相同桶</w:t>
+              <w:t>开启鉴权，相同用户并发不同操作</w:t>
             </w:r>
           </w:p>
           <w:p>
@@ -10568,19 +12881,30 @@
               <w:rPr>
                 <w:rFonts w:hint="eastAsia"/>
               </w:rPr>
-              <w:t>authorization</w:t>
-            </w:r>
-            <w:r>
-              <w:rPr>
-                <w:rFonts w:hint="eastAsia"/>
-              </w:rPr>
-              <w:t>头部不存在，</w:t>
-            </w:r>
-            <w:r>
-              <w:rPr>
-                <w:rFonts w:hint="eastAsia"/>
-              </w:rPr>
-              <w:t>并发创建多个桶</w:t>
+              <w:t>开启鉴权，不同用户并发不同操作</w:t>
+            </w:r>
+          </w:p>
+          <w:p>
+            <w:pPr>
+              <w:spacing w:line="276" w:lineRule="auto"/>
+            </w:pPr>
+            <w:r>
+              <w:rPr>
+                <w:rFonts w:hint="eastAsia"/>
+              </w:rPr>
+              <w:t>3</w:t>
+            </w:r>
+            <w:r>
+              <w:rPr>
+                <w:rFonts w:hint="eastAsia"/>
+              </w:rPr>
+              <w:t>、配置连接数和超时时间，</w:t>
+            </w:r>
+            <w:r>
+              <w:rPr>
+                <w:rFonts w:hint="eastAsia"/>
+              </w:rPr>
+              <w:t>检查鉴权结果</w:t>
             </w:r>
           </w:p>
         </w:tc>
@@ -10636,8 +12960,71 @@
     </w:tbl>
     <w:p>
       <w:pPr>
+        <w:rPr>
+          <w:b/>
+        </w:rPr>
+      </w:pPr>
+    </w:p>
+    <w:p>
+      <w:pPr>
+        <w:rPr>
+          <w:b/>
+        </w:rPr>
+      </w:pPr>
+      <w:r>
+        <w:rPr>
+          <w:rFonts w:hint="eastAsia"/>
+          <w:b/>
+        </w:rPr>
+        <w:t>参数校验：</w:t>
+      </w:r>
+    </w:p>
+    <w:p>
+      <w:pPr>
+        <w:rPr>
+          <w:b/>
+        </w:rPr>
+      </w:pPr>
+      <w:r>
+        <w:rPr>
+          <w:rFonts w:hint="eastAsia"/>
+          <w:b/>
+        </w:rPr>
+        <w:t>开启鉴权：</w:t>
+      </w:r>
+    </w:p>
+    <w:p>
+      <w:pPr>
         <w:spacing w:line="276" w:lineRule="auto"/>
-        <w:ind w:firstLine="420"/>
+      </w:pPr>
+      <w:r>
+        <w:rPr>
+          <w:rFonts w:hint="eastAsia"/>
+        </w:rPr>
+        <w:t>1</w:t>
+      </w:r>
+      <w:r>
+        <w:rPr>
+          <w:rFonts w:hint="eastAsia"/>
+        </w:rPr>
+        <w:t>、</w:t>
+      </w:r>
+      <w:r>
+        <w:rPr>
+          <w:rFonts w:hint="eastAsia"/>
+        </w:rPr>
+        <w:t>authorization</w:t>
+      </w:r>
+      <w:r>
+        <w:rPr>
+          <w:rFonts w:hint="eastAsia"/>
+        </w:rPr>
+        <w:t>头部不存在</w:t>
+      </w:r>
+    </w:p>
+    <w:p>
+      <w:pPr>
+        <w:spacing w:line="276" w:lineRule="auto"/>
       </w:pPr>
       <w:r>
         <w:rPr>
@@ -10649,8 +13036,466 @@
         <w:rPr>
           <w:rFonts w:hint="eastAsia"/>
         </w:rPr>
-        <w:t>、配置鉴权开启</w:t>
-      </w:r>
+        <w:t>、</w:t>
+      </w:r>
+      <w:r>
+        <w:rPr>
+          <w:rFonts w:hint="eastAsia"/>
+        </w:rPr>
+        <w:t>authorization</w:t>
+      </w:r>
+      <w:r>
+        <w:rPr>
+          <w:rFonts w:hint="eastAsia"/>
+        </w:rPr>
+        <w:t>头部</w:t>
+      </w:r>
+      <w:r>
+        <w:rPr>
+          <w:rFonts w:hint="eastAsia"/>
+        </w:rPr>
+        <w:t>存在，且为</w:t>
+      </w:r>
+      <w:r>
+        <w:rPr>
+          <w:rFonts w:hint="eastAsia"/>
+        </w:rPr>
+        <w:t>version4</w:t>
+      </w:r>
+      <w:r>
+        <w:rPr>
+          <w:rFonts w:hint="eastAsia"/>
+        </w:rPr>
+        <w:t>版本格式。</w:t>
+      </w:r>
+    </w:p>
+    <w:p>
+      <w:pPr>
+        <w:spacing w:line="276" w:lineRule="auto"/>
+      </w:pPr>
+      <w:r>
+        <w:rPr>
+          <w:rFonts w:hint="eastAsia"/>
+        </w:rPr>
+        <w:t>3</w:t>
+      </w:r>
+      <w:r>
+        <w:rPr>
+          <w:rFonts w:hint="eastAsia"/>
+        </w:rPr>
+        <w:t>、</w:t>
+      </w:r>
+      <w:r>
+        <w:rPr>
+          <w:rFonts w:hint="eastAsia"/>
+        </w:rPr>
+        <w:t>authorization</w:t>
+      </w:r>
+      <w:r>
+        <w:rPr>
+          <w:rFonts w:hint="eastAsia"/>
+        </w:rPr>
+        <w:t>头部</w:t>
+      </w:r>
+      <w:r>
+        <w:rPr>
+          <w:rFonts w:hint="eastAsia"/>
+        </w:rPr>
+        <w:t>存在</w:t>
+      </w:r>
+      <w:r>
+        <w:rPr>
+          <w:rFonts w:hint="eastAsia"/>
+        </w:rPr>
+        <w:t>“</w:t>
+      </w:r>
+      <w:r>
+        <w:t>Credential=</w:t>
+      </w:r>
+      <w:r>
+        <w:rPr>
+          <w:rFonts w:hint="eastAsia"/>
+        </w:rPr>
+        <w:t>”</w:t>
+      </w:r>
+      <w:r>
+        <w:rPr>
+          <w:rFonts w:hint="eastAsia"/>
+        </w:rPr>
+        <w:t>字符串，但字符串后面不存在“</w:t>
+      </w:r>
+      <w:r>
+        <w:rPr>
+          <w:rFonts w:hint="eastAsia"/>
+        </w:rPr>
+        <w:t>/</w:t>
+      </w:r>
+      <w:r>
+        <w:rPr>
+          <w:rFonts w:hint="eastAsia"/>
+        </w:rPr>
+        <w:t>”</w:t>
+      </w:r>
+    </w:p>
+    <w:p>
+      <w:pPr>
+        <w:spacing w:line="276" w:lineRule="auto"/>
+        <w:rPr>
+          <w:szCs w:val="20"/>
+        </w:rPr>
+      </w:pPr>
+      <w:r>
+        <w:rPr>
+          <w:rFonts w:hint="eastAsia"/>
+        </w:rPr>
+        <w:t>4</w:t>
+      </w:r>
+      <w:r>
+        <w:rPr>
+          <w:rFonts w:hint="eastAsia"/>
+        </w:rPr>
+        <w:t>、</w:t>
+      </w:r>
+      <w:r>
+        <w:rPr>
+          <w:rFonts w:hint="eastAsia"/>
+          <w:szCs w:val="20"/>
+        </w:rPr>
+        <w:t>authorization</w:t>
+      </w:r>
+      <w:r>
+        <w:rPr>
+          <w:rFonts w:hint="eastAsia"/>
+          <w:szCs w:val="20"/>
+        </w:rPr>
+        <w:t>头部</w:t>
+      </w:r>
+      <w:r>
+        <w:rPr>
+          <w:rFonts w:hint="eastAsia"/>
+          <w:szCs w:val="20"/>
+        </w:rPr>
+        <w:t>存在，且为</w:t>
+      </w:r>
+      <w:r>
+        <w:rPr>
+          <w:rFonts w:hint="eastAsia"/>
+          <w:szCs w:val="20"/>
+        </w:rPr>
+        <w:t>version2</w:t>
+      </w:r>
+      <w:r>
+        <w:rPr>
+          <w:rFonts w:hint="eastAsia"/>
+          <w:szCs w:val="20"/>
+        </w:rPr>
+        <w:t>版本格式。</w:t>
+      </w:r>
+    </w:p>
+    <w:p>
+      <w:pPr>
+        <w:spacing w:line="276" w:lineRule="auto"/>
+        <w:rPr>
+          <w:szCs w:val="20"/>
+        </w:rPr>
+      </w:pPr>
+      <w:r>
+        <w:rPr>
+          <w:rFonts w:hint="eastAsia"/>
+          <w:szCs w:val="20"/>
+        </w:rPr>
+        <w:t>5</w:t>
+      </w:r>
+      <w:r>
+        <w:rPr>
+          <w:rFonts w:hint="eastAsia"/>
+          <w:szCs w:val="20"/>
+        </w:rPr>
+        <w:t>、</w:t>
+      </w:r>
+      <w:r>
+        <w:rPr>
+          <w:rFonts w:hint="eastAsia"/>
+          <w:szCs w:val="20"/>
+        </w:rPr>
+        <w:t>authorization</w:t>
+      </w:r>
+      <w:r>
+        <w:rPr>
+          <w:rFonts w:hint="eastAsia"/>
+          <w:szCs w:val="20"/>
+        </w:rPr>
+        <w:t>头部为</w:t>
+      </w:r>
+      <w:r>
+        <w:rPr>
+          <w:rFonts w:hint="eastAsia"/>
+          <w:szCs w:val="20"/>
+        </w:rPr>
+        <w:t>version2</w:t>
+      </w:r>
+      <w:r>
+        <w:rPr>
+          <w:rFonts w:hint="eastAsia"/>
+          <w:szCs w:val="20"/>
+        </w:rPr>
+        <w:t>版本，但“：”后无</w:t>
+      </w:r>
+      <w:r>
+        <w:rPr>
+          <w:rFonts w:hint="eastAsia"/>
+          <w:szCs w:val="20"/>
+        </w:rPr>
+        <w:t>signature</w:t>
+      </w:r>
+    </w:p>
+    <w:p>
+      <w:pPr>
+        <w:spacing w:line="276" w:lineRule="auto"/>
+      </w:pPr>
+      <w:r>
+        <w:rPr>
+          <w:rFonts w:hint="eastAsia"/>
+        </w:rPr>
+        <w:t>6</w:t>
+      </w:r>
+      <w:r>
+        <w:rPr>
+          <w:rFonts w:hint="eastAsia"/>
+        </w:rPr>
+        <w:t>、</w:t>
+      </w:r>
+      <w:r>
+        <w:rPr>
+          <w:rFonts w:hint="eastAsia"/>
+        </w:rPr>
+        <w:t>authorization</w:t>
+      </w:r>
+      <w:r>
+        <w:rPr>
+          <w:rFonts w:hint="eastAsia"/>
+        </w:rPr>
+        <w:t>头部</w:t>
+      </w:r>
+      <w:r>
+        <w:rPr>
+          <w:rFonts w:hint="eastAsia"/>
+        </w:rPr>
+        <w:t>不属于</w:t>
+      </w:r>
+      <w:r>
+        <w:rPr>
+          <w:rFonts w:hint="eastAsia"/>
+        </w:rPr>
+        <w:t>v2,v4</w:t>
+      </w:r>
+      <w:r>
+        <w:rPr>
+          <w:rFonts w:hint="eastAsia"/>
+        </w:rPr>
+        <w:t>任意一种格式</w:t>
+      </w:r>
+    </w:p>
+    <w:p>
+      <w:pPr>
+        <w:spacing w:line="276" w:lineRule="auto"/>
+      </w:pPr>
+      <w:r>
+        <w:rPr>
+          <w:rFonts w:hint="eastAsia"/>
+        </w:rPr>
+        <w:t>7</w:t>
+      </w:r>
+      <w:r>
+        <w:rPr>
+          <w:rFonts w:hint="eastAsia"/>
+        </w:rPr>
+        <w:t>、符合</w:t>
+      </w:r>
+      <w:r>
+        <w:rPr>
+          <w:rFonts w:hint="eastAsia"/>
+        </w:rPr>
+        <w:t>v2</w:t>
+      </w:r>
+      <w:r>
+        <w:rPr>
+          <w:rFonts w:hint="eastAsia"/>
+        </w:rPr>
+        <w:t>格式，但是</w:t>
+      </w:r>
+      <w:r>
+        <w:rPr>
+          <w:rFonts w:hint="eastAsia"/>
+        </w:rPr>
+        <w:t>AccessKeyId</w:t>
+      </w:r>
+      <w:r>
+        <w:rPr>
+          <w:rFonts w:hint="eastAsia"/>
+        </w:rPr>
+        <w:t>里面包含“</w:t>
+      </w:r>
+      <w:r>
+        <w:t>Credential=</w:t>
+      </w:r>
+      <w:r>
+        <w:rPr>
+          <w:rFonts w:hint="eastAsia"/>
+        </w:rPr>
+        <w:t>”</w:t>
+      </w:r>
+    </w:p>
+    <w:p>
+      <w:pPr>
+        <w:rPr>
+          <w:b/>
+        </w:rPr>
+      </w:pPr>
+    </w:p>
+    <w:p>
+      <w:pPr>
+        <w:rPr>
+          <w:b/>
+        </w:rPr>
+      </w:pPr>
+      <w:r>
+        <w:rPr>
+          <w:rFonts w:hint="eastAsia"/>
+          <w:b/>
+        </w:rPr>
+        <w:t>·</w:t>
+      </w:r>
+      <w:r>
+        <w:rPr>
+          <w:b/>
+        </w:rPr>
+        <w:t>性能</w:t>
+      </w:r>
+      <w:r>
+        <w:rPr>
+          <w:b/>
+        </w:rPr>
+        <w:t>分析和设计</w:t>
+      </w:r>
+    </w:p>
+    <w:p>
+      <w:pPr>
+        <w:spacing w:line="276" w:lineRule="auto"/>
+        <w:ind w:left="720"/>
+      </w:pPr>
+      <w:r>
+        <w:rPr>
+          <w:rFonts w:hint="eastAsia"/>
+        </w:rPr>
+        <w:t>不考虑</w:t>
+      </w:r>
+      <w:r>
+        <w:rPr>
+          <w:rFonts w:hint="eastAsia"/>
+        </w:rPr>
+        <w:t>。</w:t>
+      </w:r>
+    </w:p>
+    <w:p>
+      <w:pPr>
+        <w:rPr>
+          <w:b/>
+        </w:rPr>
+      </w:pPr>
+      <w:r>
+        <w:rPr>
+          <w:rFonts w:hint="eastAsia"/>
+          <w:b/>
+        </w:rPr>
+        <w:t>·</w:t>
+      </w:r>
+      <w:r>
+        <w:rPr>
+          <w:b/>
+        </w:rPr>
+        <w:t>兼容性分析和设计</w:t>
+      </w:r>
+    </w:p>
+    <w:p>
+      <w:pPr>
+        <w:ind w:left="720"/>
+      </w:pPr>
+      <w:r>
+        <w:rPr>
+          <w:rFonts w:hint="eastAsia"/>
+        </w:rPr>
+        <w:t>不考虑。</w:t>
+      </w:r>
+    </w:p>
+    <w:p>
+      <w:pPr>
+        <w:rPr>
+          <w:b/>
+        </w:rPr>
+      </w:pPr>
+      <w:r>
+        <w:rPr>
+          <w:rFonts w:hint="eastAsia"/>
+          <w:b/>
+        </w:rPr>
+        <w:t>·</w:t>
+      </w:r>
+      <w:r>
+        <w:rPr>
+          <w:b/>
+        </w:rPr>
+        <w:t>与其它</w:t>
+      </w:r>
+      <w:r>
+        <w:rPr>
+          <w:b/>
+        </w:rPr>
+        <w:t>story</w:t>
+      </w:r>
+      <w:r>
+        <w:rPr>
+          <w:b/>
+        </w:rPr>
+        <w:t>和特性交互分析和设计</w:t>
+      </w:r>
+    </w:p>
+    <w:p>
+      <w:pPr>
+        <w:spacing w:line="276" w:lineRule="auto"/>
+        <w:ind w:left="420" w:firstLine="420"/>
+      </w:pPr>
+      <w:r>
+        <w:rPr>
+          <w:rFonts w:hint="eastAsia"/>
+        </w:rPr>
+        <w:t>无。</w:t>
+      </w:r>
+    </w:p>
+    <w:p>
+      <w:pPr>
+        <w:pStyle w:val="Heading3"/>
+      </w:pPr>
+      <w:bookmarkStart w:id="36" w:name="_Toc11688805"/>
+      <w:r>
+        <w:rPr>
+          <w:rFonts w:hint="eastAsia"/>
+        </w:rPr>
+        <w:t>取消</w:t>
+      </w:r>
+      <w:r>
+        <w:rPr>
+          <w:rFonts w:hint="eastAsia"/>
+        </w:rPr>
+        <w:t>S3</w:t>
+      </w:r>
+      <w:r>
+        <w:rPr>
+          <w:rFonts w:hint="eastAsia"/>
+        </w:rPr>
+        <w:t>路径</w:t>
+      </w:r>
+      <w:bookmarkEnd w:id="36"/>
     </w:p>
     <w:p>
       <w:pPr>
@@ -10688,6 +13533,7 @@
               <w:rPr>
                 <w:rFonts w:hint="eastAsia"/>
               </w:rPr>
+              <w:lastRenderedPageBreak/>
               <w:t>测试项</w:t>
             </w:r>
           </w:p>
@@ -10738,7 +13584,43 @@
               <w:rPr>
                 <w:rFonts w:hint="eastAsia"/>
               </w:rPr>
-              <w:t>基本操作（创建桶）</w:t>
+              <w:t>基本操作（使用</w:t>
+            </w:r>
+            <w:r>
+              <w:rPr>
+                <w:rFonts w:hint="eastAsia"/>
+              </w:rPr>
+              <w:t>s3</w:t>
+            </w:r>
+            <w:r>
+              <w:rPr>
+                <w:rFonts w:hint="eastAsia"/>
+              </w:rPr>
+              <w:t>路径</w:t>
+            </w:r>
+            <w:r>
+              <w:rPr>
+                <w:rFonts w:hint="eastAsia"/>
+              </w:rPr>
+              <w:t>/</w:t>
+            </w:r>
+            <w:r>
+              <w:rPr>
+                <w:rFonts w:hint="eastAsia"/>
+              </w:rPr>
+              <w:t>不使用</w:t>
+            </w:r>
+            <w:r>
+              <w:rPr>
+                <w:rFonts w:hint="eastAsia"/>
+              </w:rPr>
+              <w:t>s3</w:t>
+            </w:r>
+            <w:r>
+              <w:rPr>
+                <w:rFonts w:hint="eastAsia"/>
+              </w:rPr>
+              <w:t>路径）</w:t>
             </w:r>
           </w:p>
         </w:tc>
@@ -10766,13 +13648,7 @@
               <w:rPr>
                 <w:rFonts w:hint="eastAsia"/>
               </w:rPr>
-              <w:t>authorization</w:t>
-            </w:r>
-            <w:r>
-              <w:rPr>
-                <w:rFonts w:hint="eastAsia"/>
-              </w:rPr>
-              <w:t>头部不存在</w:t>
+              <w:t>用户创建桶，查询桶是否存在，切换桶版本控制状态，查询桶版本控制状态，获取桶列表，删除桶</w:t>
             </w:r>
           </w:p>
           <w:p>
@@ -10795,31 +13671,31 @@
               <w:rPr>
                 <w:rFonts w:hint="eastAsia"/>
               </w:rPr>
-              <w:t>authorization</w:t>
-            </w:r>
-            <w:r>
-              <w:rPr>
-                <w:rFonts w:hint="eastAsia"/>
-              </w:rPr>
-              <w:t>头部</w:t>
-            </w:r>
-            <w:r>
-              <w:rPr>
-                <w:rFonts w:hint="eastAsia"/>
-              </w:rPr>
-              <w:t>存在，且为</w:t>
-            </w:r>
-            <w:r>
-              <w:rPr>
-                <w:rFonts w:hint="eastAsia"/>
-              </w:rPr>
-              <w:t>version4</w:t>
-            </w:r>
-            <w:r>
-              <w:rPr>
-                <w:rFonts w:hint="eastAsia"/>
-              </w:rPr>
-              <w:t>版本格式。</w:t>
+              <w:t>用户创建桶</w:t>
+            </w:r>
+            <w:r>
+              <w:rPr>
+                <w:rFonts w:hint="eastAsia"/>
+              </w:rPr>
+              <w:t>（桶名为“</w:t>
+            </w:r>
+            <w:r>
+              <w:rPr>
+                <w:rFonts w:hint="eastAsia"/>
+              </w:rPr>
+              <w:t>s3</w:t>
+            </w:r>
+            <w:r>
+              <w:rPr>
+                <w:rFonts w:hint="eastAsia"/>
+              </w:rPr>
+              <w:t>”）</w:t>
+            </w:r>
+            <w:r>
+              <w:rPr>
+                <w:rFonts w:hint="eastAsia"/>
+              </w:rPr>
+              <w:t>，设置桶分隔符，获取桶分隔符，向桶中上传对象，获取对象，获取对象列表，删除对象</w:t>
             </w:r>
           </w:p>
           <w:p>
@@ -10842,168 +13718,65 @@
               <w:rPr>
                 <w:rFonts w:hint="eastAsia"/>
               </w:rPr>
-              <w:t>authorization</w:t>
-            </w:r>
-            <w:r>
-              <w:rPr>
-                <w:rFonts w:hint="eastAsia"/>
-              </w:rPr>
-              <w:t>头部</w:t>
-            </w:r>
-            <w:r>
-              <w:rPr>
-                <w:rFonts w:hint="eastAsia"/>
-              </w:rPr>
-              <w:t>存在</w:t>
-            </w:r>
-            <w:r>
-              <w:rPr>
-                <w:rFonts w:hint="eastAsia"/>
-              </w:rPr>
-              <w:t>“</w:t>
-            </w:r>
-            <w:r>
-              <w:t>Credential=</w:t>
-            </w:r>
-            <w:r>
-              <w:rPr>
-                <w:rFonts w:hint="eastAsia"/>
-              </w:rPr>
-              <w:t>”</w:t>
-            </w:r>
-            <w:r>
-              <w:rPr>
-                <w:rFonts w:hint="eastAsia"/>
-              </w:rPr>
-              <w:t>字符串，但字符串后面不存在“</w:t>
-            </w:r>
-            <w:r>
-              <w:rPr>
-                <w:rFonts w:hint="eastAsia"/>
-              </w:rPr>
-              <w:t>/</w:t>
-            </w:r>
-            <w:r>
-              <w:rPr>
-                <w:rFonts w:hint="eastAsia"/>
-              </w:rPr>
-              <w:t>”</w:t>
-            </w:r>
-          </w:p>
-          <w:p>
-            <w:pPr>
-              <w:pStyle w:val="ListParagraph"/>
-              <w:numPr>
-                <w:ilvl w:val="0"/>
-                <w:numId w:val="10"/>
-              </w:numPr>
+              <w:t>用户创建桶，开启版本控制，向桶中上传对象，获取对象版本列表</w:t>
+            </w:r>
+          </w:p>
+          <w:p>
+            <w:pPr>
               <w:spacing w:line="276" w:lineRule="auto"/>
-              <w:ind w:firstLineChars="0"/>
-              <w:rPr>
-                <w:szCs w:val="20"/>
-              </w:rPr>
-            </w:pPr>
-            <w:r>
-              <w:rPr>
-                <w:rFonts w:hint="eastAsia"/>
-                <w:szCs w:val="20"/>
-              </w:rPr>
-              <w:t>authorization</w:t>
-            </w:r>
-            <w:r>
-              <w:rPr>
-                <w:rFonts w:hint="eastAsia"/>
-                <w:szCs w:val="20"/>
-              </w:rPr>
-              <w:t>头部</w:t>
-            </w:r>
-            <w:r>
-              <w:rPr>
-                <w:rFonts w:hint="eastAsia"/>
-                <w:szCs w:val="20"/>
-              </w:rPr>
-              <w:t>存在，且为</w:t>
-            </w:r>
-            <w:r>
-              <w:rPr>
-                <w:rFonts w:hint="eastAsia"/>
-                <w:szCs w:val="20"/>
-              </w:rPr>
-              <w:t>version2</w:t>
-            </w:r>
-            <w:r>
-              <w:rPr>
-                <w:rFonts w:hint="eastAsia"/>
-                <w:szCs w:val="20"/>
-              </w:rPr>
-              <w:t>版本格式。</w:t>
-            </w:r>
-          </w:p>
-          <w:p>
-            <w:pPr>
-              <w:pStyle w:val="ListParagraph"/>
-              <w:numPr>
-                <w:ilvl w:val="0"/>
-                <w:numId w:val="10"/>
-              </w:numPr>
+            </w:pPr>
+            <w:r>
+              <w:rPr>
+                <w:rFonts w:hint="eastAsia"/>
+              </w:rPr>
+              <w:t>4</w:t>
+            </w:r>
+            <w:r>
+              <w:rPr>
+                <w:rFonts w:hint="eastAsia"/>
+              </w:rPr>
+              <w:t>、</w:t>
+            </w:r>
+            <w:r>
+              <w:rPr>
+                <w:rFonts w:hint="eastAsia"/>
+              </w:rPr>
+              <w:t>创建用户，更新用户</w:t>
+            </w:r>
+            <w:r>
+              <w:rPr>
+                <w:rFonts w:hint="eastAsia"/>
+              </w:rPr>
+              <w:t>AccessKey</w:t>
+            </w:r>
+            <w:r>
+              <w:rPr>
+                <w:rFonts w:hint="eastAsia"/>
+              </w:rPr>
+              <w:t>，获取用户</w:t>
+            </w:r>
+            <w:r>
+              <w:rPr>
+                <w:rFonts w:hint="eastAsia"/>
+              </w:rPr>
+              <w:t>AccessKey</w:t>
+            </w:r>
+            <w:r>
+              <w:rPr>
+                <w:rFonts w:hint="eastAsia"/>
+              </w:rPr>
+              <w:t>，删除用户</w:t>
+            </w:r>
+          </w:p>
+          <w:p>
+            <w:pPr>
               <w:spacing w:line="276" w:lineRule="auto"/>
-              <w:ind w:firstLineChars="0"/>
-              <w:rPr>
-                <w:szCs w:val="20"/>
-              </w:rPr>
-            </w:pPr>
-            <w:r>
-              <w:rPr>
-                <w:rFonts w:hint="eastAsia"/>
-                <w:szCs w:val="20"/>
-              </w:rPr>
-              <w:t>authorization</w:t>
-            </w:r>
-            <w:r>
-              <w:rPr>
-                <w:rFonts w:hint="eastAsia"/>
-                <w:szCs w:val="20"/>
-              </w:rPr>
-              <w:t>头部</w:t>
-            </w:r>
-            <w:r>
-              <w:rPr>
-                <w:rFonts w:hint="eastAsia"/>
-                <w:szCs w:val="20"/>
-              </w:rPr>
-              <w:t>为</w:t>
-            </w:r>
-            <w:r>
-              <w:rPr>
-                <w:rFonts w:hint="eastAsia"/>
-                <w:szCs w:val="20"/>
-              </w:rPr>
-              <w:t>version2</w:t>
-            </w:r>
-            <w:r>
-              <w:rPr>
-                <w:rFonts w:hint="eastAsia"/>
-                <w:szCs w:val="20"/>
-              </w:rPr>
-              <w:t>版本，但“：”后无</w:t>
-            </w:r>
-            <w:r>
-              <w:rPr>
-                <w:rFonts w:hint="eastAsia"/>
-                <w:szCs w:val="20"/>
-              </w:rPr>
-              <w:t>signature</w:t>
-            </w:r>
-          </w:p>
-          <w:p>
-            <w:pPr>
-              <w:spacing w:line="276" w:lineRule="auto"/>
-            </w:pPr>
-            <w:r>
-              <w:rPr>
-                <w:rFonts w:hint="eastAsia"/>
-              </w:rPr>
-              <w:t>6</w:t>
+            </w:pPr>
+            <w:r>
+              <w:rPr>
+                <w:rFonts w:hint="eastAsia"/>
+              </w:rPr>
+              <w:t>5</w:t>
             </w:r>
             <w:r>
               <w:rPr>
@@ -11015,31 +13788,7 @@
               <w:rPr>
                 <w:rFonts w:hint="eastAsia"/>
               </w:rPr>
-              <w:t>authorization</w:t>
-            </w:r>
-            <w:r>
-              <w:rPr>
-                <w:rFonts w:hint="eastAsia"/>
-              </w:rPr>
-              <w:t>头部</w:t>
-            </w:r>
-            <w:r>
-              <w:rPr>
-                <w:rFonts w:hint="eastAsia"/>
-              </w:rPr>
-              <w:t>不属于</w:t>
-            </w:r>
-            <w:r>
-              <w:rPr>
-                <w:rFonts w:hint="eastAsia"/>
-              </w:rPr>
-              <w:t>v2,v4</w:t>
-            </w:r>
-            <w:r>
-              <w:rPr>
-                <w:rFonts w:hint="eastAsia"/>
-              </w:rPr>
-              <w:t>任意一种格式</w:t>
+              <w:t>创建区域，区域中创建桶并上传对象，查看区域是否存在，获取区域，获取区域列表，删除区域</w:t>
             </w:r>
           </w:p>
         </w:tc>
@@ -11055,6 +13804,12 @@
               <w:rPr>
                 <w:rFonts w:hint="eastAsia"/>
               </w:rPr>
+              <w:t>鉴权关闭，</w:t>
+            </w:r>
+            <w:r>
+              <w:rPr>
+                <w:rFonts w:hint="eastAsia"/>
+              </w:rPr>
               <w:t>authorization</w:t>
             </w:r>
             <w:r>
@@ -11067,7 +13822,7 @@
               <w:rPr>
                 <w:rFonts w:hint="eastAsia"/>
               </w:rPr>
-              <w:t>则报错</w:t>
+              <w:t>时直接使用默认用户</w:t>
             </w:r>
           </w:p>
           <w:p>
@@ -11102,83 +13857,11 @@
             <w:pPr>
               <w:spacing w:line="276" w:lineRule="auto"/>
             </w:pPr>
-            <w:r>
-              <w:rPr>
-                <w:rFonts w:hint="eastAsia"/>
-              </w:rPr>
-              <w:t>1</w:t>
-            </w:r>
-            <w:r>
-              <w:rPr>
-                <w:rFonts w:hint="eastAsia"/>
-              </w:rPr>
-              <w:t>、</w:t>
-            </w:r>
-            <w:r>
-              <w:rPr>
-                <w:rFonts w:hint="eastAsia"/>
-              </w:rPr>
-              <w:t>同一用户使用不同版本</w:t>
-            </w:r>
-            <w:r>
-              <w:rPr>
-                <w:rFonts w:hint="eastAsia"/>
-              </w:rPr>
-              <w:t>authorization</w:t>
-            </w:r>
-            <w:r>
-              <w:rPr>
-                <w:rFonts w:hint="eastAsia"/>
-              </w:rPr>
-              <w:t>，并发创建相同桶</w:t>
-            </w:r>
           </w:p>
           <w:p>
             <w:pPr>
               <w:spacing w:line="276" w:lineRule="auto"/>
             </w:pPr>
-            <w:r>
-              <w:rPr>
-                <w:rFonts w:hint="eastAsia"/>
-              </w:rPr>
-              <w:t>2</w:t>
-            </w:r>
-            <w:r>
-              <w:rPr>
-                <w:rFonts w:hint="eastAsia"/>
-              </w:rPr>
-              <w:t>、</w:t>
-            </w:r>
-            <w:r>
-              <w:rPr>
-                <w:rFonts w:hint="eastAsia"/>
-              </w:rPr>
-              <w:t>同一用户使用不同版本</w:t>
-            </w:r>
-            <w:r>
-              <w:rPr>
-                <w:rFonts w:hint="eastAsia"/>
-              </w:rPr>
-              <w:t>authorization</w:t>
-            </w:r>
-            <w:r>
-              <w:rPr>
-                <w:rFonts w:hint="eastAsia"/>
-              </w:rPr>
-              <w:t>，</w:t>
-            </w:r>
-            <w:r>
-              <w:rPr>
-                <w:rFonts w:hint="eastAsia"/>
-              </w:rPr>
-              <w:t>并发创建不</w:t>
-            </w:r>
-            <w:r>
-              <w:rPr>
-                <w:rFonts w:hint="eastAsia"/>
-              </w:rPr>
-              <w:t>同桶</w:t>
-            </w:r>
           </w:p>
         </w:tc>
         <w:tc>
@@ -11233,173 +13916,16 @@
     </w:tbl>
     <w:p>
       <w:pPr>
-        <w:rPr>
-          <w:b/>
-        </w:rPr>
-      </w:pPr>
-      <w:r>
-        <w:rPr>
-          <w:rFonts w:hint="eastAsia"/>
-          <w:b/>
-        </w:rPr>
-        <w:t>·</w:t>
-      </w:r>
-      <w:r>
-        <w:rPr>
-          <w:b/>
-        </w:rPr>
-        <w:t>性能</w:t>
-      </w:r>
-      <w:r>
-        <w:rPr>
-          <w:b/>
-        </w:rPr>
-        <w:t>分析和设计</w:t>
-      </w:r>
-    </w:p>
-    <w:p>
-      <w:pPr>
-        <w:spacing w:line="276" w:lineRule="auto"/>
-        <w:ind w:left="720"/>
-      </w:pPr>
-      <w:r>
-        <w:rPr>
-          <w:rFonts w:hint="eastAsia"/>
-        </w:rPr>
-        <w:t>不考虑</w:t>
-      </w:r>
-      <w:r>
-        <w:rPr>
-          <w:rFonts w:hint="eastAsia"/>
-        </w:rPr>
-        <w:t>。</w:t>
-      </w:r>
-    </w:p>
-    <w:p>
-      <w:pPr>
-        <w:rPr>
-          <w:b/>
-        </w:rPr>
-      </w:pPr>
-      <w:r>
-        <w:rPr>
-          <w:rFonts w:hint="eastAsia"/>
-          <w:b/>
-        </w:rPr>
-        <w:t>·</w:t>
-      </w:r>
-      <w:r>
-        <w:rPr>
-          <w:b/>
-        </w:rPr>
-        <w:t>兼容性分析和设计</w:t>
-      </w:r>
-    </w:p>
-    <w:p>
-      <w:pPr>
-        <w:ind w:left="720"/>
-      </w:pPr>
-      <w:r>
-        <w:rPr>
-          <w:rFonts w:hint="eastAsia"/>
-        </w:rPr>
-        <w:t>不考虑。</w:t>
-      </w:r>
-    </w:p>
-    <w:p>
-      <w:pPr>
-        <w:rPr>
-          <w:b/>
-        </w:rPr>
-      </w:pPr>
-      <w:r>
-        <w:rPr>
-          <w:rFonts w:hint="eastAsia"/>
-          <w:b/>
-        </w:rPr>
-        <w:t>·</w:t>
-      </w:r>
-      <w:r>
-        <w:rPr>
-          <w:b/>
-        </w:rPr>
-        <w:t>与其它</w:t>
-      </w:r>
-      <w:r>
-        <w:rPr>
-          <w:b/>
-        </w:rPr>
-        <w:t>story</w:t>
-      </w:r>
-      <w:r>
-        <w:rPr>
-          <w:b/>
-        </w:rPr>
-        <w:t>和特性交互分析和设计</w:t>
-      </w:r>
-    </w:p>
-    <w:p>
-      <w:pPr>
-        <w:spacing w:line="276" w:lineRule="auto"/>
-        <w:ind w:left="420" w:firstLine="420"/>
-      </w:pPr>
-      <w:r>
-        <w:rPr>
-          <w:rFonts w:hint="eastAsia"/>
-        </w:rPr>
-        <w:t>无。</w:t>
-      </w:r>
-    </w:p>
-    <w:p>
-      <w:pPr>
         <w:pStyle w:val="Heading3"/>
       </w:pPr>
-      <w:bookmarkStart w:id="26" w:name="_Toc11275368"/>
-      <w:r>
-        <w:rPr>
-          <w:rFonts w:hint="eastAsia"/>
-        </w:rPr>
-        <w:lastRenderedPageBreak/>
-        <w:t>取消</w:t>
-      </w:r>
-      <w:r>
-        <w:rPr>
-          <w:rFonts w:hint="eastAsia"/>
-        </w:rPr>
-        <w:t>S3</w:t>
-      </w:r>
-      <w:r>
-        <w:rPr>
-          <w:rFonts w:hint="eastAsia"/>
-        </w:rPr>
-        <w:t>路径</w:t>
-      </w:r>
-      <w:bookmarkEnd w:id="26"/>
-    </w:p>
-    <w:p>
-      <w:pPr>
-        <w:spacing w:line="276" w:lineRule="auto"/>
-        <w:ind w:left="420" w:firstLine="420"/>
-      </w:pPr>
-      <w:r>
-        <w:rPr>
-          <w:rFonts w:hint="eastAsia"/>
-        </w:rPr>
-        <w:t>已在用例中适配</w:t>
-      </w:r>
-    </w:p>
-    <w:p>
-      <w:pPr>
-        <w:pStyle w:val="Heading3"/>
-      </w:pPr>
-      <w:bookmarkStart w:id="27" w:name="_Toc11275369"/>
+      <w:bookmarkStart w:id="37" w:name="_Toc11688806"/>
       <w:r>
         <w:rPr>
           <w:rFonts w:hint="eastAsia"/>
         </w:rPr>
         <w:t>用户配置重复创建桶</w:t>
       </w:r>
-      <w:bookmarkEnd w:id="27"/>
+      <w:bookmarkEnd w:id="37"/>
     </w:p>
     <w:p>
       <w:pPr>
@@ -11788,7 +14314,7 @@
               <w:rPr>
                 <w:rFonts w:hint="eastAsia"/>
               </w:rPr>
-              <w:t>用户已拥有桶，相同用户并发创建相同桶</w:t>
+              <w:t>相同用户并发创建相同桶</w:t>
             </w:r>
           </w:p>
         </w:tc>
@@ -11923,6 +14449,1048 @@
           <w:rFonts w:hint="eastAsia"/>
           <w:b/>
         </w:rPr>
+        <w:lastRenderedPageBreak/>
+        <w:t>·</w:t>
+      </w:r>
+      <w:r>
+        <w:rPr>
+          <w:b/>
+        </w:rPr>
+        <w:t>与其它</w:t>
+      </w:r>
+      <w:r>
+        <w:rPr>
+          <w:b/>
+        </w:rPr>
+        <w:t>story</w:t>
+      </w:r>
+      <w:r>
+        <w:rPr>
+          <w:b/>
+        </w:rPr>
+        <w:t>和特性交互分析和设计</w:t>
+      </w:r>
+    </w:p>
+    <w:p>
+      <w:r>
+        <w:rPr>
+          <w:rFonts w:hint="eastAsia"/>
+        </w:rPr>
+        <w:t>无。</w:t>
+      </w:r>
+    </w:p>
+    <w:p/>
+    <w:p>
+      <w:pPr>
+        <w:pStyle w:val="Heading3"/>
+      </w:pPr>
+      <w:bookmarkStart w:id="38" w:name="_Toc11688807"/>
+      <w:r>
+        <w:t>集合空间</w:t>
+      </w:r>
+      <w:r>
+        <w:t>LobPageSize</w:t>
+      </w:r>
+      <w:r>
+        <w:t>，集合</w:t>
+      </w:r>
+      <w:r>
+        <w:t>ReplSize</w:t>
+      </w:r>
+      <w:r>
+        <w:t>可配置</w:t>
+      </w:r>
+      <w:bookmarkEnd w:id="38"/>
+      <w:r>
+        <w:t> </w:t>
+      </w:r>
+    </w:p>
+    <w:p>
+      <w:pPr>
+        <w:rPr>
+          <w:b/>
+        </w:rPr>
+      </w:pPr>
+      <w:r>
+        <w:rPr>
+          <w:rFonts w:hint="eastAsia"/>
+          <w:b/>
+        </w:rPr>
+        <w:t>·</w:t>
+      </w:r>
+      <w:r>
+        <w:rPr>
+          <w:b/>
+        </w:rPr>
+        <w:t>场景分析</w:t>
+      </w:r>
+    </w:p>
+    <w:p>
+      <w:r>
+        <w:rPr>
+          <w:rFonts w:hint="eastAsia"/>
+        </w:rPr>
+        <w:t>1</w:t>
+      </w:r>
+      <w:r>
+        <w:rPr>
+          <w:rFonts w:hint="eastAsia"/>
+        </w:rPr>
+        <w:t>、</w:t>
+      </w:r>
+      <w:r>
+        <w:rPr>
+          <w:rFonts w:hint="eastAsia"/>
+        </w:rPr>
+        <w:t>在配置文件</w:t>
+      </w:r>
+      <w:r>
+        <w:rPr>
+          <w:rFonts w:hint="eastAsia"/>
+        </w:rPr>
+        <w:t>配置“</w:t>
+      </w:r>
+      <w:r>
+        <w:rPr>
+          <w:rFonts w:ascii="宋体" w:eastAsia="宋体" w:hAnsi="宋体" w:cs="宋体"/>
+          <w:color w:val="CC7832"/>
+          <w:kern w:val="0"/>
+        </w:rPr>
+        <w:t>sdbs3.sequoiadb.data.lobPageSize</w:t>
+      </w:r>
+      <w:r>
+        <w:rPr>
+          <w:rFonts w:hint="eastAsia"/>
+        </w:rPr>
+        <w:t>”、“</w:t>
+      </w:r>
+      <w:r>
+        <w:t xml:space="preserve"> </w:t>
+      </w:r>
+      <w:r>
+        <w:rPr>
+          <w:rFonts w:ascii="宋体" w:eastAsia="宋体" w:hAnsi="宋体" w:cs="宋体"/>
+          <w:color w:val="CC7832"/>
+          <w:kern w:val="0"/>
+        </w:rPr>
+        <w:t>sdbs3.sequoiadb.data.replSize</w:t>
+      </w:r>
+      <w:r>
+        <w:rPr>
+          <w:rFonts w:hint="eastAsia"/>
+        </w:rPr>
+        <w:t>”。</w:t>
+      </w:r>
+    </w:p>
+    <w:p>
+      <w:r>
+        <w:rPr>
+          <w:rFonts w:hint="eastAsia"/>
+        </w:rPr>
+        <w:t>2</w:t>
+      </w:r>
+      <w:r>
+        <w:rPr>
+          <w:rFonts w:hint="eastAsia"/>
+        </w:rPr>
+        <w:t>、在创建区域时配置</w:t>
+      </w:r>
+      <w:r>
+        <w:rPr>
+          <w:rFonts w:ascii="宋体" w:eastAsia="宋体" w:hAnsi="宋体" w:cs="宋体"/>
+          <w:color w:val="CC7832"/>
+          <w:kern w:val="0"/>
+        </w:rPr>
+        <w:t>lobPageSize</w:t>
+      </w:r>
+      <w:r>
+        <w:rPr>
+          <w:rFonts w:hint="eastAsia"/>
+        </w:rPr>
+        <w:t>、</w:t>
+      </w:r>
+      <w:r>
+        <w:rPr>
+          <w:rFonts w:ascii="宋体" w:eastAsia="宋体" w:hAnsi="宋体" w:cs="宋体"/>
+          <w:color w:val="CC7832"/>
+          <w:kern w:val="0"/>
+        </w:rPr>
+        <w:t>replSize</w:t>
+      </w:r>
+      <w:r>
+        <w:rPr>
+          <w:rFonts w:hint="eastAsia"/>
+        </w:rPr>
+        <w:t>。</w:t>
+      </w:r>
+    </w:p>
+    <w:p>
+      <w:pPr>
+        <w:rPr>
+          <w:rFonts w:hAnsi="Arial"/>
+          <w:b/>
+        </w:rPr>
+      </w:pPr>
+      <w:r>
+        <w:rPr>
+          <w:rFonts w:hint="eastAsia"/>
+          <w:b/>
+        </w:rPr>
+        <w:t>·</w:t>
+      </w:r>
+      <w:r>
+        <w:rPr>
+          <w:b/>
+        </w:rPr>
+        <w:t>功能分析和设计（要求包含正常功能和异常情况）</w:t>
+      </w:r>
+    </w:p>
+    <w:p>
+      <w:pPr>
+        <w:rPr>
+          <w:rFonts w:hAnsi="Arial"/>
+          <w:b/>
+        </w:rPr>
+      </w:pPr>
+      <w:r>
+        <w:rPr>
+          <w:rFonts w:hint="eastAsia"/>
+        </w:rPr>
+        <w:t>分析测试点如下：</w:t>
+      </w:r>
+    </w:p>
+    <w:tbl>
+      <w:tblPr>
+        <w:tblStyle w:val="TableGrid"/>
+        <w:tblW w:w="0" w:type="auto"/>
+        <w:tblLook w:val="04A0"/>
+      </w:tblPr>
+      <w:tblGrid>
+        <w:gridCol w:w="1704"/>
+        <w:gridCol w:w="3933"/>
+        <w:gridCol w:w="2693"/>
+      </w:tblGrid>
+      <w:tr>
+        <w:tc>
+          <w:tcPr>
+            <w:tcW w:w="1704" w:type="dxa"/>
+          </w:tcPr>
+          <w:p>
+            <w:pPr>
+              <w:spacing w:line="276" w:lineRule="auto"/>
+            </w:pPr>
+            <w:r>
+              <w:rPr>
+                <w:rFonts w:hint="eastAsia"/>
+              </w:rPr>
+              <w:t>测试项</w:t>
+            </w:r>
+          </w:p>
+        </w:tc>
+        <w:tc>
+          <w:tcPr>
+            <w:tcW w:w="3933" w:type="dxa"/>
+          </w:tcPr>
+          <w:p>
+            <w:pPr>
+              <w:spacing w:line="276" w:lineRule="auto"/>
+            </w:pPr>
+            <w:r>
+              <w:rPr>
+                <w:rFonts w:hint="eastAsia"/>
+              </w:rPr>
+              <w:t>测试点</w:t>
+            </w:r>
+          </w:p>
+        </w:tc>
+        <w:tc>
+          <w:tcPr>
+            <w:tcW w:w="2693" w:type="dxa"/>
+          </w:tcPr>
+          <w:p>
+            <w:pPr>
+              <w:spacing w:line="276" w:lineRule="auto"/>
+            </w:pPr>
+            <w:r>
+              <w:rPr>
+                <w:rFonts w:hint="eastAsia"/>
+              </w:rPr>
+              <w:t>备注</w:t>
+            </w:r>
+          </w:p>
+        </w:tc>
+      </w:tr>
+      <w:tr>
+        <w:tc>
+          <w:tcPr>
+            <w:tcW w:w="1704" w:type="dxa"/>
+          </w:tcPr>
+          <w:p>
+            <w:pPr>
+              <w:spacing w:line="276" w:lineRule="auto"/>
+            </w:pPr>
+            <w:r>
+              <w:rPr>
+                <w:rFonts w:hint="eastAsia"/>
+              </w:rPr>
+              <w:t>基本操作</w:t>
+            </w:r>
+          </w:p>
+        </w:tc>
+        <w:tc>
+          <w:tcPr>
+            <w:tcW w:w="3933" w:type="dxa"/>
+          </w:tcPr>
+          <w:p>
+            <w:pPr>
+              <w:spacing w:line="276" w:lineRule="auto"/>
+              <w:rPr>
+                <w:rFonts w:ascii="宋体" w:hAnsi="宋体" w:cs="宋体"/>
+              </w:rPr>
+            </w:pPr>
+            <w:r>
+              <w:rPr>
+                <w:rFonts w:hint="eastAsia"/>
+              </w:rPr>
+              <w:t>1.</w:t>
+            </w:r>
+            <w:r>
+              <w:rPr>
+                <w:rFonts w:hint="eastAsia"/>
+              </w:rPr>
+              <w:t>在配置文件中配置</w:t>
+            </w:r>
+            <w:r>
+              <w:rPr>
+                <w:rFonts w:ascii="宋体" w:hAnsi="宋体" w:cs="宋体"/>
+              </w:rPr>
+              <w:t>lobPageSize</w:t>
+            </w:r>
+            <w:r>
+              <w:rPr>
+                <w:rFonts w:ascii="宋体" w:hAnsi="宋体" w:cs="宋体" w:hint="eastAsia"/>
+              </w:rPr>
+              <w:t>和</w:t>
+            </w:r>
+            <w:r>
+              <w:rPr>
+                <w:rFonts w:ascii="宋体" w:hAnsi="宋体" w:cs="宋体"/>
+              </w:rPr>
+              <w:t>replSize</w:t>
+            </w:r>
+            <w:r>
+              <w:rPr>
+                <w:rFonts w:ascii="宋体" w:hAnsi="宋体" w:cs="宋体" w:hint="eastAsia"/>
+              </w:rPr>
+              <w:t>，</w:t>
+            </w:r>
+            <w:r>
+              <w:rPr>
+                <w:rFonts w:ascii="宋体" w:hAnsi="宋体" w:cs="宋体" w:hint="eastAsia"/>
+              </w:rPr>
+              <w:t>查看默认区域配置是否</w:t>
+            </w:r>
+            <w:r>
+              <w:rPr>
+                <w:rFonts w:ascii="宋体" w:hAnsi="宋体" w:cs="宋体" w:hint="eastAsia"/>
+              </w:rPr>
+              <w:t>与配置一致</w:t>
+            </w:r>
+          </w:p>
+          <w:p>
+            <w:pPr>
+              <w:spacing w:line="276" w:lineRule="auto"/>
+              <w:rPr>
+                <w:rFonts w:ascii="宋体" w:hAnsi="宋体" w:cs="宋体"/>
+              </w:rPr>
+            </w:pPr>
+            <w:r>
+              <w:rPr>
+                <w:rFonts w:hint="eastAsia"/>
+              </w:rPr>
+              <w:t>2.</w:t>
+            </w:r>
+            <w:r>
+              <w:rPr>
+                <w:rFonts w:hint="eastAsia"/>
+              </w:rPr>
+              <w:t>创建区域时指定</w:t>
+            </w:r>
+            <w:r>
+              <w:rPr>
+                <w:rFonts w:ascii="宋体" w:hAnsi="宋体" w:cs="宋体"/>
+              </w:rPr>
+              <w:t>lobPageSize</w:t>
+            </w:r>
+            <w:r>
+              <w:rPr>
+                <w:rFonts w:ascii="宋体" w:hAnsi="宋体" w:cs="宋体" w:hint="eastAsia"/>
+              </w:rPr>
+              <w:t>和</w:t>
+            </w:r>
+            <w:r>
+              <w:rPr>
+                <w:rFonts w:ascii="宋体" w:hAnsi="宋体" w:cs="宋体"/>
+              </w:rPr>
+              <w:t>replSize</w:t>
+            </w:r>
+            <w:r>
+              <w:rPr>
+                <w:rFonts w:ascii="宋体" w:hAnsi="宋体" w:cs="宋体" w:hint="eastAsia"/>
+              </w:rPr>
+              <w:t>，查看新建区域配置是否与指定配置一致</w:t>
+            </w:r>
+          </w:p>
+        </w:tc>
+        <w:tc>
+          <w:tcPr>
+            <w:tcW w:w="2693" w:type="dxa"/>
+          </w:tcPr>
+          <w:p>
+            <w:pPr>
+              <w:spacing w:line="276" w:lineRule="auto"/>
+            </w:pPr>
+            <w:r>
+              <w:rPr>
+                <w:rFonts w:hint="eastAsia"/>
+              </w:rPr>
+              <w:t>覆盖有效值无效值和默认值</w:t>
+            </w:r>
+          </w:p>
+        </w:tc>
+      </w:tr>
+      <w:tr>
+        <w:tc>
+          <w:tcPr>
+            <w:tcW w:w="1704" w:type="dxa"/>
+          </w:tcPr>
+          <w:p>
+            <w:pPr>
+              <w:spacing w:line="276" w:lineRule="auto"/>
+            </w:pPr>
+            <w:r>
+              <w:rPr>
+                <w:rFonts w:hint="eastAsia"/>
+              </w:rPr>
+              <w:t>并发操作</w:t>
+            </w:r>
+          </w:p>
+        </w:tc>
+        <w:tc>
+          <w:tcPr>
+            <w:tcW w:w="3933" w:type="dxa"/>
+          </w:tcPr>
+          <w:p>
+            <w:pPr>
+              <w:spacing w:line="276" w:lineRule="auto"/>
+            </w:pPr>
+          </w:p>
+        </w:tc>
+        <w:tc>
+          <w:tcPr>
+            <w:tcW w:w="2693" w:type="dxa"/>
+          </w:tcPr>
+          <w:p>
+            <w:pPr>
+              <w:spacing w:line="276" w:lineRule="auto"/>
+            </w:pPr>
+          </w:p>
+        </w:tc>
+      </w:tr>
+      <w:tr>
+        <w:tc>
+          <w:tcPr>
+            <w:tcW w:w="1704" w:type="dxa"/>
+          </w:tcPr>
+          <w:p>
+            <w:pPr>
+              <w:spacing w:line="276" w:lineRule="auto"/>
+            </w:pPr>
+            <w:r>
+              <w:rPr>
+                <w:rFonts w:hint="eastAsia"/>
+              </w:rPr>
+              <w:t>异常场景</w:t>
+            </w:r>
+          </w:p>
+        </w:tc>
+        <w:tc>
+          <w:tcPr>
+            <w:tcW w:w="3933" w:type="dxa"/>
+          </w:tcPr>
+          <w:p>
+            <w:pPr>
+              <w:spacing w:line="276" w:lineRule="auto"/>
+            </w:pPr>
+          </w:p>
+        </w:tc>
+        <w:tc>
+          <w:tcPr>
+            <w:tcW w:w="2693" w:type="dxa"/>
+          </w:tcPr>
+          <w:p>
+            <w:pPr>
+              <w:spacing w:line="276" w:lineRule="auto"/>
+            </w:pPr>
+          </w:p>
+        </w:tc>
+      </w:tr>
+    </w:tbl>
+    <w:p>
+      <w:pPr>
+        <w:rPr>
+          <w:b/>
+        </w:rPr>
+      </w:pPr>
+    </w:p>
+    <w:p>
+      <w:pPr>
+        <w:rPr>
+          <w:b/>
+        </w:rPr>
+      </w:pPr>
+      <w:r>
+        <w:rPr>
+          <w:rFonts w:hint="eastAsia"/>
+          <w:b/>
+        </w:rPr>
+        <w:t>·</w:t>
+      </w:r>
+      <w:r>
+        <w:rPr>
+          <w:b/>
+        </w:rPr>
+        <w:t>性能分析和设计</w:t>
+      </w:r>
+    </w:p>
+    <w:p>
+      <w:pPr>
+        <w:spacing w:line="276" w:lineRule="auto"/>
+        <w:ind w:left="720"/>
+      </w:pPr>
+      <w:r>
+        <w:rPr>
+          <w:rFonts w:hint="eastAsia"/>
+        </w:rPr>
+        <w:t>不考虑。</w:t>
+      </w:r>
+    </w:p>
+    <w:p>
+      <w:pPr>
+        <w:rPr>
+          <w:b/>
+        </w:rPr>
+      </w:pPr>
+      <w:r>
+        <w:rPr>
+          <w:rFonts w:hint="eastAsia"/>
+          <w:b/>
+        </w:rPr>
+        <w:t>·</w:t>
+      </w:r>
+      <w:r>
+        <w:rPr>
+          <w:b/>
+        </w:rPr>
+        <w:t>兼容性分析和设计</w:t>
+      </w:r>
+    </w:p>
+    <w:p>
+      <w:pPr>
+        <w:ind w:left="720"/>
+      </w:pPr>
+      <w:r>
+        <w:rPr>
+          <w:rFonts w:hint="eastAsia"/>
+        </w:rPr>
+        <w:t>不考虑。</w:t>
+      </w:r>
+    </w:p>
+    <w:p>
+      <w:pPr>
+        <w:rPr>
+          <w:b/>
+        </w:rPr>
+      </w:pPr>
+      <w:r>
+        <w:rPr>
+          <w:rFonts w:hint="eastAsia"/>
+          <w:b/>
+        </w:rPr>
+        <w:t>·</w:t>
+      </w:r>
+      <w:r>
+        <w:rPr>
+          <w:b/>
+        </w:rPr>
+        <w:t>与其它</w:t>
+      </w:r>
+      <w:r>
+        <w:rPr>
+          <w:b/>
+        </w:rPr>
+        <w:t>story</w:t>
+      </w:r>
+      <w:r>
+        <w:rPr>
+          <w:b/>
+        </w:rPr>
+        <w:t>和特性交互分析和设计</w:t>
+      </w:r>
+    </w:p>
+    <w:p>
+      <w:r>
+        <w:rPr>
+          <w:rFonts w:hint="eastAsia"/>
+        </w:rPr>
+        <w:t>无。</w:t>
+      </w:r>
+    </w:p>
+    <w:p>
+      <w:pPr>
+        <w:pStyle w:val="Heading3"/>
+      </w:pPr>
+      <w:bookmarkStart w:id="39" w:name="_Toc11688808"/>
+      <w:r>
+        <w:rPr>
+          <w:rFonts w:hint="eastAsia"/>
+        </w:rPr>
+        <w:t>支持</w:t>
+      </w:r>
+      <w:r>
+        <w:rPr>
+          <w:rFonts w:hint="eastAsia"/>
+        </w:rPr>
+        <w:t>chunk</w:t>
+      </w:r>
+      <w:r>
+        <w:rPr>
+          <w:rFonts w:hint="eastAsia"/>
+        </w:rPr>
+        <w:t>解码</w:t>
+      </w:r>
+      <w:bookmarkEnd w:id="39"/>
+    </w:p>
+    <w:p>
+      <w:pPr>
+        <w:rPr>
+          <w:b/>
+        </w:rPr>
+      </w:pPr>
+      <w:r>
+        <w:rPr>
+          <w:rFonts w:hint="eastAsia"/>
+          <w:b/>
+        </w:rPr>
+        <w:t>·</w:t>
+      </w:r>
+      <w:r>
+        <w:rPr>
+          <w:b/>
+        </w:rPr>
+        <w:t>场景分析</w:t>
+      </w:r>
+    </w:p>
+    <w:p>
+      <w:pPr>
+        <w:rPr>
+          <w:rFonts w:hAnsi="Arial"/>
+          <w:b/>
+        </w:rPr>
+      </w:pPr>
+      <w:r>
+        <w:rPr>
+          <w:rFonts w:hint="eastAsia"/>
+        </w:rPr>
+        <w:t>分析测试点如下：</w:t>
+      </w:r>
+    </w:p>
+    <w:tbl>
+      <w:tblPr>
+        <w:tblStyle w:val="TableGrid"/>
+        <w:tblW w:w="0" w:type="auto"/>
+        <w:tblLook w:val="04A0"/>
+      </w:tblPr>
+      <w:tblGrid>
+        <w:gridCol w:w="1704"/>
+        <w:gridCol w:w="3933"/>
+        <w:gridCol w:w="2693"/>
+      </w:tblGrid>
+      <w:tr>
+        <w:tc>
+          <w:tcPr>
+            <w:tcW w:w="1704" w:type="dxa"/>
+          </w:tcPr>
+          <w:p>
+            <w:pPr>
+              <w:spacing w:line="276" w:lineRule="auto"/>
+            </w:pPr>
+            <w:r>
+              <w:rPr>
+                <w:rFonts w:hint="eastAsia"/>
+              </w:rPr>
+              <w:t>测试项</w:t>
+            </w:r>
+          </w:p>
+        </w:tc>
+        <w:tc>
+          <w:tcPr>
+            <w:tcW w:w="3933" w:type="dxa"/>
+          </w:tcPr>
+          <w:p>
+            <w:pPr>
+              <w:spacing w:line="276" w:lineRule="auto"/>
+            </w:pPr>
+            <w:r>
+              <w:rPr>
+                <w:rFonts w:hint="eastAsia"/>
+              </w:rPr>
+              <w:t>测试点</w:t>
+            </w:r>
+          </w:p>
+        </w:tc>
+        <w:tc>
+          <w:tcPr>
+            <w:tcW w:w="2693" w:type="dxa"/>
+          </w:tcPr>
+          <w:p>
+            <w:pPr>
+              <w:spacing w:line="276" w:lineRule="auto"/>
+            </w:pPr>
+            <w:r>
+              <w:rPr>
+                <w:rFonts w:hint="eastAsia"/>
+              </w:rPr>
+              <w:t>备注</w:t>
+            </w:r>
+          </w:p>
+        </w:tc>
+      </w:tr>
+      <w:tr>
+        <w:tc>
+          <w:tcPr>
+            <w:tcW w:w="1704" w:type="dxa"/>
+          </w:tcPr>
+          <w:p>
+            <w:pPr>
+              <w:spacing w:line="276" w:lineRule="auto"/>
+            </w:pPr>
+            <w:r>
+              <w:rPr>
+                <w:rFonts w:hint="eastAsia"/>
+              </w:rPr>
+              <w:t>基本操作</w:t>
+            </w:r>
+          </w:p>
+        </w:tc>
+        <w:tc>
+          <w:tcPr>
+            <w:tcW w:w="3933" w:type="dxa"/>
+          </w:tcPr>
+          <w:p>
+            <w:pPr>
+              <w:spacing w:line="276" w:lineRule="auto"/>
+              <w:rPr>
+                <w:rFonts w:ascii="宋体" w:hAnsi="宋体" w:cs="宋体"/>
+              </w:rPr>
+            </w:pPr>
+            <w:r>
+              <w:rPr>
+                <w:rFonts w:hint="eastAsia"/>
+              </w:rPr>
+              <w:t>1</w:t>
+            </w:r>
+            <w:r>
+              <w:rPr>
+                <w:rFonts w:hint="eastAsia"/>
+              </w:rPr>
+              <w:t>、</w:t>
+            </w:r>
+            <w:r>
+              <w:rPr>
+                <w:rFonts w:hint="eastAsia"/>
+              </w:rPr>
+              <w:t>创建客户端时指定</w:t>
+            </w:r>
+            <w:r>
+              <w:t>withChunkedEncodingDisabled</w:t>
+            </w:r>
+            <w:r>
+              <w:rPr>
+                <w:rFonts w:hint="eastAsia"/>
+              </w:rPr>
+              <w:t>为</w:t>
+            </w:r>
+            <w:r>
+              <w:rPr>
+                <w:rFonts w:hint="eastAsia"/>
+              </w:rPr>
+              <w:t>true</w:t>
+            </w:r>
+            <w:r>
+              <w:rPr>
+                <w:rFonts w:hint="eastAsia"/>
+              </w:rPr>
+              <w:t>，上传对象</w:t>
+            </w:r>
+          </w:p>
+          <w:p>
+            <w:pPr>
+              <w:spacing w:line="276" w:lineRule="auto"/>
+              <w:rPr>
+                <w:rFonts w:hint="eastAsia"/>
+              </w:rPr>
+            </w:pPr>
+            <w:r>
+              <w:rPr>
+                <w:rFonts w:hint="eastAsia"/>
+              </w:rPr>
+              <w:t>2</w:t>
+            </w:r>
+            <w:r>
+              <w:rPr>
+                <w:rFonts w:hint="eastAsia"/>
+              </w:rPr>
+              <w:t>、</w:t>
+            </w:r>
+            <w:r>
+              <w:rPr>
+                <w:rFonts w:hint="eastAsia"/>
+              </w:rPr>
+              <w:t>创建客户端时指定</w:t>
+            </w:r>
+            <w:r>
+              <w:t>withChunkedEncodingDisabled</w:t>
+            </w:r>
+            <w:r>
+              <w:rPr>
+                <w:rFonts w:hint="eastAsia"/>
+              </w:rPr>
+              <w:t>为</w:t>
+            </w:r>
+            <w:r>
+              <w:rPr>
+                <w:rFonts w:hint="eastAsia"/>
+              </w:rPr>
+              <w:t>false</w:t>
+            </w:r>
+            <w:r>
+              <w:rPr>
+                <w:rFonts w:hint="eastAsia"/>
+              </w:rPr>
+              <w:t>，上传</w:t>
+            </w:r>
+            <w:r>
+              <w:rPr>
+                <w:rFonts w:hint="eastAsia"/>
+              </w:rPr>
+              <w:lastRenderedPageBreak/>
+              <w:t>对象</w:t>
+            </w:r>
+          </w:p>
+          <w:p>
+            <w:pPr>
+              <w:spacing w:line="276" w:lineRule="auto"/>
+              <w:rPr>
+                <w:rFonts w:ascii="宋体" w:hAnsi="宋体" w:cs="宋体"/>
+              </w:rPr>
+            </w:pPr>
+            <w:r>
+              <w:rPr>
+                <w:rFonts w:hint="eastAsia"/>
+              </w:rPr>
+              <w:t>3</w:t>
+            </w:r>
+            <w:r>
+              <w:rPr>
+                <w:rFonts w:hint="eastAsia"/>
+              </w:rPr>
+              <w:t>、边界值长度校验（</w:t>
+            </w:r>
+            <w:r>
+              <w:rPr>
+                <w:rFonts w:hint="eastAsia"/>
+              </w:rPr>
+              <w:t>128k</w:t>
+            </w:r>
+            <w:r>
+              <w:rPr>
+                <w:rFonts w:hint="eastAsia"/>
+              </w:rPr>
+              <w:t>）</w:t>
+            </w:r>
+          </w:p>
+        </w:tc>
+        <w:tc>
+          <w:tcPr>
+            <w:tcW w:w="2693" w:type="dxa"/>
+          </w:tcPr>
+          <w:p>
+            <w:pPr>
+              <w:spacing w:line="276" w:lineRule="auto"/>
+            </w:pPr>
+          </w:p>
+        </w:tc>
+      </w:tr>
+      <w:tr>
+        <w:tc>
+          <w:tcPr>
+            <w:tcW w:w="1704" w:type="dxa"/>
+          </w:tcPr>
+          <w:p>
+            <w:pPr>
+              <w:spacing w:line="276" w:lineRule="auto"/>
+            </w:pPr>
+            <w:r>
+              <w:rPr>
+                <w:rFonts w:hint="eastAsia"/>
+              </w:rPr>
+              <w:lastRenderedPageBreak/>
+              <w:t>并发操作</w:t>
+            </w:r>
+          </w:p>
+        </w:tc>
+        <w:tc>
+          <w:tcPr>
+            <w:tcW w:w="3933" w:type="dxa"/>
+          </w:tcPr>
+          <w:p>
+            <w:pPr>
+              <w:spacing w:line="276" w:lineRule="auto"/>
+            </w:pPr>
+          </w:p>
+        </w:tc>
+        <w:tc>
+          <w:tcPr>
+            <w:tcW w:w="2693" w:type="dxa"/>
+          </w:tcPr>
+          <w:p>
+            <w:pPr>
+              <w:spacing w:line="276" w:lineRule="auto"/>
+            </w:pPr>
+          </w:p>
+        </w:tc>
+      </w:tr>
+      <w:tr>
+        <w:tc>
+          <w:tcPr>
+            <w:tcW w:w="1704" w:type="dxa"/>
+          </w:tcPr>
+          <w:p>
+            <w:pPr>
+              <w:spacing w:line="276" w:lineRule="auto"/>
+            </w:pPr>
+            <w:r>
+              <w:rPr>
+                <w:rFonts w:hint="eastAsia"/>
+              </w:rPr>
+              <w:t>异常场景</w:t>
+            </w:r>
+          </w:p>
+        </w:tc>
+        <w:tc>
+          <w:tcPr>
+            <w:tcW w:w="3933" w:type="dxa"/>
+          </w:tcPr>
+          <w:p>
+            <w:pPr>
+              <w:spacing w:line="276" w:lineRule="auto"/>
+            </w:pPr>
+          </w:p>
+        </w:tc>
+        <w:tc>
+          <w:tcPr>
+            <w:tcW w:w="2693" w:type="dxa"/>
+          </w:tcPr>
+          <w:p>
+            <w:pPr>
+              <w:spacing w:line="276" w:lineRule="auto"/>
+            </w:pPr>
+          </w:p>
+        </w:tc>
+      </w:tr>
+    </w:tbl>
+    <w:p>
+      <w:pPr>
+        <w:rPr>
+          <w:b/>
+        </w:rPr>
+      </w:pPr>
+    </w:p>
+    <w:p>
+      <w:pPr>
+        <w:rPr>
+          <w:b/>
+        </w:rPr>
+      </w:pPr>
+      <w:r>
+        <w:rPr>
+          <w:rFonts w:hint="eastAsia"/>
+          <w:b/>
+        </w:rPr>
+        <w:t>·</w:t>
+      </w:r>
+      <w:r>
+        <w:rPr>
+          <w:b/>
+        </w:rPr>
+        <w:t>性能分析和设计</w:t>
+      </w:r>
+    </w:p>
+    <w:p>
+      <w:pPr>
+        <w:spacing w:line="276" w:lineRule="auto"/>
+        <w:ind w:left="720"/>
+      </w:pPr>
+      <w:r>
+        <w:rPr>
+          <w:rFonts w:hint="eastAsia"/>
+        </w:rPr>
+        <w:t>不考虑。</w:t>
+      </w:r>
+    </w:p>
+    <w:p>
+      <w:pPr>
+        <w:rPr>
+          <w:b/>
+        </w:rPr>
+      </w:pPr>
+      <w:r>
+        <w:rPr>
+          <w:rFonts w:hint="eastAsia"/>
+          <w:b/>
+        </w:rPr>
+        <w:t>·</w:t>
+      </w:r>
+      <w:r>
+        <w:rPr>
+          <w:b/>
+        </w:rPr>
+        <w:t>兼容性分析和设计</w:t>
+      </w:r>
+    </w:p>
+    <w:p>
+      <w:pPr>
+        <w:ind w:left="720"/>
+      </w:pPr>
+      <w:r>
+        <w:rPr>
+          <w:rFonts w:hint="eastAsia"/>
+        </w:rPr>
+        <w:t>不考虑。</w:t>
+      </w:r>
+    </w:p>
+    <w:p>
+      <w:pPr>
+        <w:rPr>
+          <w:b/>
+        </w:rPr>
+      </w:pPr>
+      <w:r>
+        <w:rPr>
+          <w:rFonts w:hint="eastAsia"/>
+          <w:b/>
+        </w:rPr>
         <w:t>·</w:t>
       </w:r>
       <w:r>
@@ -11966,14 +15534,14 @@
           <w:rFonts w:cs="Arial"/>
         </w:rPr>
       </w:pPr>
-      <w:bookmarkStart w:id="28" w:name="_Toc11275370"/>
+      <w:bookmarkStart w:id="40" w:name="_Toc11688809"/>
       <w:r>
         <w:rPr>
           <w:rFonts w:cs="Arial"/>
         </w:rPr>
         <w:t>可测试性分析</w:t>
       </w:r>
-      <w:bookmarkEnd w:id="28"/>
+      <w:bookmarkEnd w:id="40"/>
     </w:p>
     <w:p>
       <w:pPr>
@@ -11983,14 +15551,14 @@
           <w:rFonts w:cs="Arial"/>
         </w:rPr>
       </w:pPr>
-      <w:bookmarkStart w:id="29" w:name="_Toc11275371"/>
+      <w:bookmarkStart w:id="41" w:name="_Toc11688810"/>
       <w:r>
         <w:rPr>
           <w:rFonts w:cs="Arial"/>
         </w:rPr>
         <w:t>自动化分析和设计</w:t>
       </w:r>
-      <w:bookmarkEnd w:id="29"/>
+      <w:bookmarkEnd w:id="41"/>
     </w:p>
     <w:p>
       <w:pPr>
@@ -12069,14 +15637,14 @@
           <w:rFonts w:cs="Arial"/>
         </w:rPr>
       </w:pPr>
-      <w:bookmarkStart w:id="30" w:name="_Toc11275372"/>
+      <w:bookmarkStart w:id="42" w:name="_Toc11688811"/>
       <w:r>
         <w:rPr>
           <w:rFonts w:cs="Arial"/>
         </w:rPr>
         <w:t>详细测试方法</w:t>
       </w:r>
-      <w:bookmarkEnd w:id="30"/>
+      <w:bookmarkEnd w:id="42"/>
     </w:p>
     <w:p>
       <w:r>
@@ -12100,15 +15668,14 @@
           <w:rFonts w:ascii="Arial" w:hAnsi="Arial" w:cs="Arial"/>
         </w:rPr>
       </w:pPr>
-      <w:bookmarkStart w:id="31" w:name="_Toc11275373"/>
+      <w:bookmarkStart w:id="43" w:name="_Toc11688812"/>
       <w:r>
         <w:rPr>
           <w:rFonts w:ascii="Arial" w:hAnsi="Arial" w:cs="Arial"/>
         </w:rPr>
-        <w:lastRenderedPageBreak/>
         <w:t>详细设计</w:t>
       </w:r>
-      <w:bookmarkEnd w:id="31"/>
+      <w:bookmarkEnd w:id="43"/>
     </w:p>
     <w:p>
       <w:pPr>
@@ -12118,14 +15685,14 @@
           <w:rFonts w:ascii="Arial" w:hAnsi="Arial" w:cs="Arial"/>
         </w:rPr>
       </w:pPr>
-      <w:bookmarkStart w:id="32" w:name="_Toc11275374"/>
+      <w:bookmarkStart w:id="44" w:name="_Toc11688813"/>
       <w:r>
         <w:rPr>
           <w:rFonts w:ascii="Arial" w:hAnsi="Arial" w:cs="Arial"/>
         </w:rPr>
         <w:t>验收测试用例</w:t>
       </w:r>
-      <w:bookmarkEnd w:id="32"/>
+      <w:bookmarkEnd w:id="44"/>
     </w:p>
     <w:tbl>
       <w:tblPr>
@@ -12658,6 +16225,7 @@
                 <w:rFonts w:hint="eastAsia"/>
                 <w:szCs w:val="20"/>
               </w:rPr>
+              <w:lastRenderedPageBreak/>
               <w:t>头部</w:t>
             </w:r>
             <w:r>
@@ -12863,6 +16431,7 @@
                 <w:sz w:val="20"/>
                 <w:szCs w:val="20"/>
               </w:rPr>
+              <w:lastRenderedPageBreak/>
               <w:t>1</w:t>
             </w:r>
             <w:r>
@@ -12917,6 +16486,7 @@
                 <w:sz w:val="20"/>
                 <w:szCs w:val="20"/>
               </w:rPr>
+              <w:lastRenderedPageBreak/>
               <w:t>3</w:t>
             </w:r>
             <w:r>
@@ -12977,12 +16547,12 @@
       </w:pPr>
     </w:p>
     <w:sectPr>
-      <w:headerReference w:type="even" r:id="rId11"/>
-      <w:headerReference w:type="default" r:id="rId12"/>
-      <w:footerReference w:type="even" r:id="rId13"/>
-      <w:footerReference w:type="default" r:id="rId14"/>
-      <w:headerReference w:type="first" r:id="rId15"/>
-      <w:footerReference w:type="first" r:id="rId16"/>
+      <w:headerReference w:type="even" r:id="rId12"/>
+      <w:headerReference w:type="default" r:id="rId13"/>
+      <w:footerReference w:type="even" r:id="rId14"/>
+      <w:footerReference w:type="default" r:id="rId15"/>
+      <w:headerReference w:type="first" r:id="rId16"/>
+      <w:footerReference w:type="first" r:id="rId17"/>
       <w:pgSz w:w="11906" w:h="16838"/>
       <w:pgMar w:top="1312" w:right="1800" w:bottom="1440" w:left="1800" w:header="779" w:footer="992" w:gutter="0"/>
       <w:cols w:space="425"/>
@@ -12990,6 +16560,96 @@
     </w:sectPr>
   </w:body>
 </w:document>
+</file>
+
+<file path=word/comments.xml><?xml version="1.0" encoding="utf-8"?>
+<w:comments xmlns:ve="http://schemas.openxmlformats.org/markup-compatibility/2006" xmlns:o="urn:schemas-microsoft-com:office:office" xmlns:r="http://schemas.openxmlformats.org/officeDocument/2006/relationships" xmlns:m="http://schemas.openxmlformats.org/officeDocument/2006/math" xmlns:v="urn:schemas-microsoft-com:vml" xmlns:wp="http://schemas.openxmlformats.org/drawingml/2006/wordprocessingDrawing" xmlns:w10="urn:schemas-microsoft-com:office:word" xmlns:w="http://schemas.openxmlformats.org/wordprocessingml/2006/main" xmlns:wne="http://schemas.microsoft.com/office/word/2006/wordml">
+  <w:comment w:id="20" w:author="wangkexin" w:date="2019-06-14T10:40:00Z" w:initials="w">
+    <w:p>
+      <w:pPr>
+        <w:pStyle w:val="CommentText"/>
+      </w:pPr>
+      <w:r>
+        <w:rPr>
+          <w:rStyle w:val="CommentReference"/>
+        </w:rPr>
+        <w:annotationRef/>
+      </w:r>
+      <w:r>
+        <w:rPr>
+          <w:rFonts w:hint="eastAsia"/>
+        </w:rPr>
+        <w:t>考虑异常情况测试，带</w:t>
+      </w:r>
+      <w:r>
+        <w:rPr>
+          <w:rFonts w:hint="eastAsia"/>
+        </w:rPr>
+        <w:t>s3</w:t>
+      </w:r>
+      <w:r>
+        <w:rPr>
+          <w:rFonts w:hint="eastAsia"/>
+        </w:rPr>
+        <w:t>路径，检查返回结果是否合理，创建“</w:t>
+      </w:r>
+      <w:r>
+        <w:rPr>
+          <w:rFonts w:hint="eastAsia"/>
+        </w:rPr>
+        <w:t>s3</w:t>
+      </w:r>
+      <w:r>
+        <w:rPr>
+          <w:rFonts w:hint="eastAsia"/>
+        </w:rPr>
+        <w:t>”的桶，正常</w:t>
+      </w:r>
+      <w:r>
+        <w:rPr>
+          <w:rFonts w:hint="eastAsia"/>
+        </w:rPr>
+        <w:t>/</w:t>
+      </w:r>
+      <w:r>
+        <w:rPr>
+          <w:rFonts w:hint="eastAsia"/>
+        </w:rPr>
+        <w:t>异常都测一下</w:t>
+      </w:r>
+    </w:p>
+  </w:comment>
+  <w:comment w:id="35" w:author="wangkexin" w:date="2019-06-14T10:56:00Z" w:initials="w">
+    <w:p>
+      <w:pPr>
+        <w:pStyle w:val="CommentText"/>
+      </w:pPr>
+      <w:r>
+        <w:rPr>
+          <w:rStyle w:val="CommentReference"/>
+        </w:rPr>
+        <w:annotationRef/>
+      </w:r>
+      <w:r>
+        <w:rPr>
+          <w:rFonts w:hint="eastAsia"/>
+        </w:rPr>
+        <w:t>开启鉴权，相同用户并发不同操作（可以包含相同操作）</w:t>
+      </w:r>
+    </w:p>
+    <w:p>
+      <w:pPr>
+        <w:pStyle w:val="CommentText"/>
+      </w:pPr>
+      <w:r>
+        <w:rPr>
+          <w:rFonts w:hint="eastAsia"/>
+        </w:rPr>
+        <w:t>开启鉴权，不同用户不同操作（用例应该可以覆盖）</w:t>
+      </w:r>
+    </w:p>
+  </w:comment>
+</w:comments>
 </file>
 
 <file path=word/endnotes.xml><?xml version="1.0" encoding="utf-8"?>
@@ -13052,7 +16712,7 @@
               <w:rPr>
                 <w:noProof/>
               </w:rPr>
-              <w:t>2019-6-14</w:t>
+              <w:t>2019-6-18</w:t>
             </w:r>
           </w:fldSimple>
         </w:p>
@@ -15471,6 +19131,9 @@
   </w:num>
   <w:num w:numId="23">
     <w:abstractNumId w:val="21"/>
+  </w:num>
+  <w:num w:numId="24">
+    <w:abstractNumId w:val="18"/>
   </w:num>
   <w:numIdMacAtCleanup w:val="21"/>
 </w:numbering>
